--- a/docs/РП ИИ/Б1.В.11 РП ИнТехАниОбДан 01.03.04 ВГСуфиянов.docx
+++ b/docs/РП ИИ/Б1.В.11 РП ИнТехАниОбДан 01.03.04 ВГСуфиянов.docx
@@ -210,7 +210,7 @@
     </w:p>
     <w:p>
       <w:pPr>
-        <w:spacing w:before="0" w:after="1440" w:line="240" w:lineRule="auto"/>
+        <w:spacing w:before="0" w:after="2880" w:line="240" w:lineRule="auto"/>
         <w:jc w:val="center"/>
       </w:pPr>
       <w:r>
@@ -250,6 +250,7 @@
     <w:p>
       <w:pPr>
         <w:spacing w:before="0" w:after="360" w:line="240" w:lineRule="auto"/>
+        <w:jc w:val="both"/>
       </w:pPr>
       <w:r>
         <w:rPr>
@@ -266,6 +267,7 @@
     <w:p>
       <w:pPr>
         <w:spacing w:before="0" w:after="240" w:line="240" w:lineRule="auto"/>
+        <w:jc w:val="both"/>
       </w:pPr>
       <w:r>
         <w:rPr>
@@ -282,11 +284,13 @@
     <w:p>
       <w:pPr>
         <w:spacing w:before="0" w:after="240" w:line="240" w:lineRule="auto"/>
+        <w:jc w:val="both"/>
       </w:pPr>
     </w:p>
     <w:p>
       <w:pPr>
         <w:spacing w:before="0" w:after="120" w:line="240" w:lineRule="auto"/>
+        <w:jc w:val="both"/>
       </w:pPr>
       <w:r>
         <w:rPr>
@@ -303,6 +307,7 @@
     <w:p>
       <w:pPr>
         <w:spacing w:before="0" w:after="480" w:line="240" w:lineRule="auto"/>
+        <w:jc w:val="both"/>
       </w:pPr>
       <w:r>
         <w:rPr>
@@ -319,6 +324,7 @@
     <w:p>
       <w:pPr>
         <w:spacing w:before="0" w:after="480" w:line="240" w:lineRule="auto"/>
+        <w:jc w:val="both"/>
       </w:pPr>
       <w:r>
         <w:rPr>
@@ -335,6 +341,7 @@
     <w:p>
       <w:pPr>
         <w:spacing w:before="0" w:after="240" w:line="240" w:lineRule="auto"/>
+        <w:jc w:val="both"/>
       </w:pPr>
       <w:r>
         <w:rPr>
@@ -351,6 +358,7 @@
     <w:p>
       <w:pPr>
         <w:spacing w:before="0" w:after="360" w:line="240" w:lineRule="auto"/>
+        <w:jc w:val="both"/>
       </w:pPr>
       <w:r>
         <w:rPr>
@@ -367,6 +375,7 @@
     <w:p>
       <w:pPr>
         <w:spacing w:before="0" w:after="480" w:line="240" w:lineRule="auto"/>
+        <w:jc w:val="both"/>
       </w:pPr>
       <w:r>
         <w:rPr>
@@ -379,12 +388,14 @@
         </w:rPr>
         <w:t>Протокол заседания учебно-методической комиссии по УГСН</w:t>
         <w:br/>
+        <w:br/>
         <w:t>01.00.00 «Математика и механика» от «____» _______________ 2026 г. №_______</w:t>
       </w:r>
     </w:p>
     <w:p>
       <w:pPr>
         <w:spacing w:before="0" w:after="480" w:line="240" w:lineRule="auto"/>
+        <w:jc w:val="both"/>
       </w:pPr>
       <w:r>
         <w:rPr>
@@ -397,12 +408,14 @@
         </w:rPr>
         <w:t>Председатель учебно-методической комиссии по УГСН</w:t>
         <w:br/>
-        <w:t>01.00.00 «Математика и механика» _______________________ В.Г. Суфиянов</w:t>
+        <w:br/>
+        <w:t>01.00.00 «Математика и механика» _________________ В.Г. Суфиянов</w:t>
       </w:r>
     </w:p>
     <w:p>
       <w:pPr>
         <w:spacing w:before="0" w:after="120" w:line="240" w:lineRule="auto"/>
+        <w:jc w:val="both"/>
       </w:pPr>
       <w:r>
         <w:rPr>
@@ -413,7 +426,7 @@
           <w:sz w:val="28"/>
           <w:rFonts w:ascii="Times New Roman" w:hAnsi="Times New Roman" w:cs="Times New Roman" w:eastAsia="Times New Roman"/>
         </w:rPr>
-        <w:t>Руководитель образовательной программы _______________________ С.А. Королев</w:t>
+        <w:t>Руководитель образовательной программы _________________ С.А. Королев</w:t>
       </w:r>
     </w:p>
     <w:p>
@@ -467,7 +480,7 @@
           <w:p>
             <w:pPr>
               <w:spacing w:before="0" w:after="0" w:line="240" w:lineRule="auto"/>
-              <w:jc w:val="left"/>
+              <w:jc w:val="both"/>
             </w:pPr>
             <w:r/>
             <w:r>
@@ -497,7 +510,7 @@
           <w:p>
             <w:pPr>
               <w:spacing w:before="0" w:after="0" w:line="240" w:lineRule="auto"/>
-              <w:jc w:val="left"/>
+              <w:jc w:val="both"/>
             </w:pPr>
             <w:r/>
             <w:r>
@@ -532,7 +545,7 @@
           <w:p>
             <w:pPr>
               <w:spacing w:before="0" w:after="0" w:line="240" w:lineRule="auto"/>
-              <w:jc w:val="left"/>
+              <w:jc w:val="both"/>
             </w:pPr>
             <w:r/>
             <w:r>
@@ -562,7 +575,7 @@
           <w:p>
             <w:pPr>
               <w:spacing w:before="0" w:after="0" w:line="240" w:lineRule="auto"/>
-              <w:jc w:val="left"/>
+              <w:jc w:val="both"/>
             </w:pPr>
             <w:r/>
             <w:r>
@@ -597,7 +610,7 @@
           <w:p>
             <w:pPr>
               <w:spacing w:before="0" w:after="0" w:line="240" w:lineRule="auto"/>
-              <w:jc w:val="left"/>
+              <w:jc w:val="both"/>
             </w:pPr>
             <w:r/>
             <w:r>
@@ -627,7 +640,7 @@
           <w:p>
             <w:pPr>
               <w:spacing w:before="0" w:after="0" w:line="240" w:lineRule="auto"/>
-              <w:jc w:val="left"/>
+              <w:jc w:val="both"/>
             </w:pPr>
             <w:r/>
             <w:r>
@@ -662,7 +675,7 @@
           <w:p>
             <w:pPr>
               <w:spacing w:before="0" w:after="0" w:line="240" w:lineRule="auto"/>
-              <w:jc w:val="left"/>
+              <w:jc w:val="both"/>
             </w:pPr>
             <w:r/>
             <w:r>
@@ -692,7 +705,7 @@
           <w:p>
             <w:pPr>
               <w:spacing w:before="0" w:after="0" w:line="240" w:lineRule="auto"/>
-              <w:jc w:val="left"/>
+              <w:jc w:val="both"/>
             </w:pPr>
             <w:r/>
             <w:r>
@@ -727,7 +740,7 @@
           <w:p>
             <w:pPr>
               <w:spacing w:before="0" w:after="0" w:line="240" w:lineRule="auto"/>
-              <w:jc w:val="left"/>
+              <w:jc w:val="both"/>
             </w:pPr>
             <w:r/>
             <w:r>
@@ -757,7 +770,7 @@
           <w:p>
             <w:pPr>
               <w:spacing w:before="0" w:after="0" w:line="240" w:lineRule="auto"/>
-              <w:jc w:val="left"/>
+              <w:jc w:val="both"/>
             </w:pPr>
             <w:r/>
             <w:r>
@@ -769,7 +782,7 @@
                 <w:sz w:val="22"/>
                 <w:rFonts w:ascii="Times New Roman" w:hAnsi="Times New Roman" w:cs="Times New Roman" w:eastAsia="Times New Roman"/>
               </w:rPr>
-              <w:t>4 з.е. / 139 часов</w:t>
+              <w:t>4 з.е. / 144 часов</w:t>
             </w:r>
           </w:p>
         </w:tc>
@@ -792,7 +805,7 @@
           <w:p>
             <w:pPr>
               <w:spacing w:before="0" w:after="0" w:line="240" w:lineRule="auto"/>
-              <w:jc w:val="left"/>
+              <w:jc w:val="both"/>
             </w:pPr>
             <w:r/>
             <w:r>
@@ -822,7 +835,7 @@
           <w:p>
             <w:pPr>
               <w:spacing w:before="0" w:after="0" w:line="240" w:lineRule="auto"/>
-              <w:jc w:val="left"/>
+              <w:jc w:val="both"/>
             </w:pPr>
             <w:r/>
             <w:r>
@@ -857,7 +870,7 @@
           <w:p>
             <w:pPr>
               <w:spacing w:before="0" w:after="0" w:line="240" w:lineRule="auto"/>
-              <w:jc w:val="left"/>
+              <w:jc w:val="both"/>
             </w:pPr>
             <w:r/>
             <w:r>
@@ -887,7 +900,7 @@
           <w:p>
             <w:pPr>
               <w:spacing w:before="0" w:after="0" w:line="240" w:lineRule="auto"/>
-              <w:jc w:val="left"/>
+              <w:jc w:val="both"/>
             </w:pPr>
             <w:r/>
             <w:r>
@@ -924,7 +937,7 @@
           <w:p>
             <w:pPr>
               <w:spacing w:before="0" w:after="0" w:line="240" w:lineRule="auto"/>
-              <w:jc w:val="left"/>
+              <w:jc w:val="both"/>
             </w:pPr>
             <w:r/>
             <w:r>
@@ -954,7 +967,7 @@
           <w:p>
             <w:pPr>
               <w:spacing w:before="0" w:after="0" w:line="240" w:lineRule="auto"/>
-              <w:jc w:val="left"/>
+              <w:jc w:val="both"/>
             </w:pPr>
             <w:r/>
             <w:r>
@@ -991,7 +1004,7 @@
           <w:p>
             <w:pPr>
               <w:spacing w:before="0" w:after="0" w:line="240" w:lineRule="auto"/>
-              <w:jc w:val="left"/>
+              <w:jc w:val="both"/>
             </w:pPr>
             <w:r/>
             <w:r>
@@ -1021,7 +1034,7 @@
           <w:p>
             <w:pPr>
               <w:spacing w:before="0" w:after="0" w:line="240" w:lineRule="auto"/>
-              <w:jc w:val="left"/>
+              <w:jc w:val="both"/>
             </w:pPr>
             <w:r/>
             <w:r>
@@ -1047,6 +1060,7 @@
     <w:p>
       <w:pPr>
         <w:spacing w:before="0" w:after="240" w:line="240" w:lineRule="auto"/>
+        <w:jc w:val="both"/>
       </w:pPr>
       <w:r>
         <w:rPr>
@@ -1063,6 +1077,7 @@
     <w:p>
       <w:pPr>
         <w:spacing w:before="0" w:after="120" w:line="240" w:lineRule="auto"/>
+        <w:jc w:val="both"/>
       </w:pPr>
       <w:r>
         <w:rPr>
@@ -1079,6 +1094,7 @@
     <w:p>
       <w:pPr>
         <w:spacing w:before="0" w:after="120" w:line="240" w:lineRule="auto"/>
+        <w:jc w:val="both"/>
       </w:pPr>
       <w:r>
         <w:rPr>
@@ -1095,6 +1111,7 @@
     <w:p>
       <w:pPr>
         <w:spacing w:before="0" w:after="120" w:line="240" w:lineRule="auto"/>
+        <w:jc w:val="both"/>
       </w:pPr>
       <w:r>
         <w:rPr>
@@ -1111,6 +1128,7 @@
     <w:p>
       <w:pPr>
         <w:spacing w:before="0" w:after="120" w:line="240" w:lineRule="auto"/>
+        <w:jc w:val="both"/>
       </w:pPr>
       <w:r>
         <w:rPr>
@@ -1127,6 +1145,7 @@
     <w:p>
       <w:pPr>
         <w:spacing w:before="0" w:after="120" w:line="240" w:lineRule="auto"/>
+        <w:jc w:val="both"/>
       </w:pPr>
       <w:r>
         <w:rPr>
@@ -1143,6 +1162,7 @@
     <w:p>
       <w:pPr>
         <w:spacing w:before="0" w:after="240" w:line="240" w:lineRule="auto"/>
+        <w:jc w:val="both"/>
       </w:pPr>
       <w:r>
         <w:rPr>
@@ -1159,6 +1179,7 @@
     <w:p>
       <w:pPr>
         <w:spacing w:before="0" w:after="120" w:line="240" w:lineRule="auto"/>
+        <w:jc w:val="both"/>
       </w:pPr>
       <w:r>
         <w:rPr>
@@ -1174,7 +1195,8 @@
     </w:p>
     <w:p>
       <w:pPr>
-        <w:spacing w:before="0" w:after="120" w:line="240" w:lineRule="auto"/>
+        <w:spacing w:before="240" w:after="120" w:line="240" w:lineRule="auto"/>
+        <w:jc w:val="both"/>
       </w:pPr>
       <w:r>
         <w:rPr>
@@ -1188,57 +1210,281 @@
         <w:t>Знания, приобретаемые в ходе освоения дисциплины:</w:t>
       </w:r>
     </w:p>
+    <w:tbl>
+      <w:tblPr>
+        <w:tblStyle w:val="TableGrid"/>
+        <w:tblW w:type="auto" w:w="0"/>
+        <w:jc w:val="center"/>
+        <w:tblLook w:firstColumn="1" w:firstRow="1" w:lastColumn="0" w:lastRow="0" w:noHBand="0" w:noVBand="1" w:val="04A0"/>
+      </w:tblPr>
+      <w:tblGrid>
+        <w:gridCol w:w="4844"/>
+        <w:gridCol w:w="4844"/>
+      </w:tblGrid>
+      <w:tr>
+        <w:tc>
+          <w:tcPr>
+            <w:tcW w:type="dxa" w:w="850"/>
+            <w:vAlign w:val="center"/>
+            <w:tcMar>
+              <w:top w:w="100" w:type="dxa"/>
+              <w:bottom w:w="100" w:type="dxa"/>
+              <w:left w:w="120" w:type="dxa"/>
+              <w:right w:w="120" w:type="dxa"/>
+            </w:tcMar>
+            <w:shd w:val="clear" w:color="auto" w:fill="F2F2F2"/>
+          </w:tcPr>
+          <w:p>
+            <w:pPr>
+              <w:spacing w:before="0" w:after="0" w:line="240" w:lineRule="auto"/>
+              <w:jc w:val="center"/>
+            </w:pPr>
+            <w:r/>
+            <w:r>
+              <w:rPr>
+                <w:rFonts w:ascii="Times New Roman" w:hAnsi="Times New Roman"/>
+                <w:b/>
+                <w:i w:val="0"/>
+                <w:color w:val="000000"/>
+                <w:sz w:val="24"/>
+                <w:rFonts w:ascii="Times New Roman" w:hAnsi="Times New Roman" w:cs="Times New Roman" w:eastAsia="Times New Roman"/>
+              </w:rPr>
+              <w:t>№ п/п</w:t>
+            </w:r>
+          </w:p>
+        </w:tc>
+        <w:tc>
+          <w:tcPr>
+            <w:tcW w:type="dxa" w:w="8220"/>
+            <w:vAlign w:val="center"/>
+            <w:tcMar>
+              <w:top w:w="100" w:type="dxa"/>
+              <w:bottom w:w="100" w:type="dxa"/>
+              <w:left w:w="120" w:type="dxa"/>
+              <w:right w:w="120" w:type="dxa"/>
+            </w:tcMar>
+            <w:shd w:val="clear" w:color="auto" w:fill="F2F2F2"/>
+          </w:tcPr>
+          <w:p>
+            <w:pPr>
+              <w:spacing w:before="0" w:after="0" w:line="240" w:lineRule="auto"/>
+              <w:jc w:val="center"/>
+            </w:pPr>
+            <w:r/>
+            <w:r>
+              <w:rPr>
+                <w:rFonts w:ascii="Times New Roman" w:hAnsi="Times New Roman"/>
+                <w:b/>
+                <w:i w:val="0"/>
+                <w:color w:val="000000"/>
+                <w:sz w:val="24"/>
+                <w:rFonts w:ascii="Times New Roman" w:hAnsi="Times New Roman" w:cs="Times New Roman" w:eastAsia="Times New Roman"/>
+              </w:rPr>
+              <w:t>Знания</w:t>
+            </w:r>
+          </w:p>
+        </w:tc>
+      </w:tr>
+      <w:tr>
+        <w:trPr>
+          <w:cantSplit/>
+        </w:trPr>
+        <w:tc>
+          <w:tcPr>
+            <w:tcW w:type="dxa" w:w="850"/>
+            <w:vAlign w:val="center"/>
+            <w:tcMar>
+              <w:top w:w="100" w:type="dxa"/>
+              <w:bottom w:w="100" w:type="dxa"/>
+              <w:left w:w="120" w:type="dxa"/>
+              <w:right w:w="120" w:type="dxa"/>
+            </w:tcMar>
+          </w:tcPr>
+          <w:p>
+            <w:pPr>
+              <w:spacing w:before="0" w:after="0" w:line="240" w:lineRule="auto"/>
+              <w:jc w:val="center"/>
+            </w:pPr>
+            <w:r/>
+            <w:r>
+              <w:rPr>
+                <w:rFonts w:ascii="Times New Roman" w:hAnsi="Times New Roman"/>
+                <w:b w:val="0"/>
+                <w:i w:val="0"/>
+                <w:color w:val="000000"/>
+                <w:sz w:val="20"/>
+                <w:rFonts w:ascii="Times New Roman" w:hAnsi="Times New Roman" w:cs="Times New Roman" w:eastAsia="Times New Roman"/>
+              </w:rPr>
+              <w:t>1</w:t>
+            </w:r>
+          </w:p>
+        </w:tc>
+        <w:tc>
+          <w:tcPr>
+            <w:tcW w:type="dxa" w:w="8220"/>
+            <w:vAlign w:val="center"/>
+            <w:tcMar>
+              <w:top w:w="100" w:type="dxa"/>
+              <w:bottom w:w="100" w:type="dxa"/>
+              <w:left w:w="120" w:type="dxa"/>
+              <w:right w:w="120" w:type="dxa"/>
+            </w:tcMar>
+          </w:tcPr>
+          <w:p>
+            <w:pPr>
+              <w:spacing w:before="0" w:after="0" w:line="240" w:lineRule="auto"/>
+              <w:jc w:val="both"/>
+            </w:pPr>
+            <w:r/>
+            <w:r>
+              <w:rPr>
+                <w:rFonts w:ascii="Times New Roman" w:hAnsi="Times New Roman"/>
+                <w:b w:val="0"/>
+                <w:i w:val="0"/>
+                <w:color w:val="000000"/>
+                <w:sz w:val="20"/>
+                <w:rFonts w:ascii="Times New Roman" w:hAnsi="Times New Roman" w:cs="Times New Roman" w:eastAsia="Times New Roman"/>
+              </w:rPr>
+              <w:t>Синтаксис и семантика алгоритмического языка программирования, принципы и методология построения систем по курсу «Информационные технологии анализа и обработки данных»</w:t>
+            </w:r>
+          </w:p>
+        </w:tc>
+      </w:tr>
+      <w:tr>
+        <w:trPr>
+          <w:cantSplit/>
+        </w:trPr>
+        <w:tc>
+          <w:tcPr>
+            <w:tcW w:type="dxa" w:w="850"/>
+            <w:vAlign w:val="center"/>
+            <w:tcMar>
+              <w:top w:w="100" w:type="dxa"/>
+              <w:bottom w:w="100" w:type="dxa"/>
+              <w:left w:w="120" w:type="dxa"/>
+              <w:right w:w="120" w:type="dxa"/>
+            </w:tcMar>
+          </w:tcPr>
+          <w:p>
+            <w:pPr>
+              <w:spacing w:before="0" w:after="0" w:line="240" w:lineRule="auto"/>
+              <w:jc w:val="center"/>
+            </w:pPr>
+            <w:r/>
+            <w:r>
+              <w:rPr>
+                <w:rFonts w:ascii="Times New Roman" w:hAnsi="Times New Roman"/>
+                <w:b w:val="0"/>
+                <w:i w:val="0"/>
+                <w:color w:val="000000"/>
+                <w:sz w:val="20"/>
+                <w:rFonts w:ascii="Times New Roman" w:hAnsi="Times New Roman" w:cs="Times New Roman" w:eastAsia="Times New Roman"/>
+              </w:rPr>
+              <w:t>2</w:t>
+            </w:r>
+          </w:p>
+        </w:tc>
+        <w:tc>
+          <w:tcPr>
+            <w:tcW w:type="dxa" w:w="8220"/>
+            <w:vAlign w:val="center"/>
+            <w:tcMar>
+              <w:top w:w="100" w:type="dxa"/>
+              <w:bottom w:w="100" w:type="dxa"/>
+              <w:left w:w="120" w:type="dxa"/>
+              <w:right w:w="120" w:type="dxa"/>
+            </w:tcMar>
+          </w:tcPr>
+          <w:p>
+            <w:pPr>
+              <w:spacing w:before="0" w:after="0" w:line="240" w:lineRule="auto"/>
+              <w:jc w:val="both"/>
+            </w:pPr>
+            <w:r/>
+            <w:r>
+              <w:rPr>
+                <w:rFonts w:ascii="Times New Roman" w:hAnsi="Times New Roman"/>
+                <w:b w:val="0"/>
+                <w:i w:val="0"/>
+                <w:color w:val="000000"/>
+                <w:sz w:val="20"/>
+                <w:rFonts w:ascii="Times New Roman" w:hAnsi="Times New Roman" w:cs="Times New Roman" w:eastAsia="Times New Roman"/>
+              </w:rPr>
+              <w:t>Концепции и идеи объектно-ориентированного программирования и проектирования программных решений</w:t>
+            </w:r>
+          </w:p>
+        </w:tc>
+      </w:tr>
+      <w:tr>
+        <w:trPr>
+          <w:cantSplit/>
+        </w:trPr>
+        <w:tc>
+          <w:tcPr>
+            <w:tcW w:type="dxa" w:w="850"/>
+            <w:vAlign w:val="center"/>
+            <w:tcMar>
+              <w:top w:w="100" w:type="dxa"/>
+              <w:bottom w:w="100" w:type="dxa"/>
+              <w:left w:w="120" w:type="dxa"/>
+              <w:right w:w="120" w:type="dxa"/>
+            </w:tcMar>
+          </w:tcPr>
+          <w:p>
+            <w:pPr>
+              <w:spacing w:before="0" w:after="0" w:line="240" w:lineRule="auto"/>
+              <w:jc w:val="center"/>
+            </w:pPr>
+            <w:r/>
+            <w:r>
+              <w:rPr>
+                <w:rFonts w:ascii="Times New Roman" w:hAnsi="Times New Roman"/>
+                <w:b w:val="0"/>
+                <w:i w:val="0"/>
+                <w:color w:val="000000"/>
+                <w:sz w:val="20"/>
+                <w:rFonts w:ascii="Times New Roman" w:hAnsi="Times New Roman" w:cs="Times New Roman" w:eastAsia="Times New Roman"/>
+              </w:rPr>
+              <w:t>3</w:t>
+            </w:r>
+          </w:p>
+        </w:tc>
+        <w:tc>
+          <w:tcPr>
+            <w:tcW w:type="dxa" w:w="8220"/>
+            <w:vAlign w:val="center"/>
+            <w:tcMar>
+              <w:top w:w="100" w:type="dxa"/>
+              <w:bottom w:w="100" w:type="dxa"/>
+              <w:left w:w="120" w:type="dxa"/>
+              <w:right w:w="120" w:type="dxa"/>
+            </w:tcMar>
+          </w:tcPr>
+          <w:p>
+            <w:pPr>
+              <w:spacing w:before="0" w:after="0" w:line="240" w:lineRule="auto"/>
+              <w:jc w:val="both"/>
+            </w:pPr>
+            <w:r/>
+            <w:r>
+              <w:rPr>
+                <w:rFonts w:ascii="Times New Roman" w:hAnsi="Times New Roman"/>
+                <w:b w:val="0"/>
+                <w:i w:val="0"/>
+                <w:color w:val="000000"/>
+                <w:sz w:val="20"/>
+                <w:rFonts w:ascii="Times New Roman" w:hAnsi="Times New Roman" w:cs="Times New Roman" w:eastAsia="Times New Roman"/>
+              </w:rPr>
+              <w:t>Технология работы на ПК в современных операционных средах, основные методы разработки эффективных структур данных</w:t>
+            </w:r>
+          </w:p>
+        </w:tc>
+      </w:tr>
+    </w:tbl>
     <w:p>
       <w:pPr>
-        <w:spacing w:before="0" w:after="120" w:line="240" w:lineRule="auto"/>
-      </w:pPr>
-      <w:r>
-        <w:rPr>
-          <w:rFonts w:ascii="Times New Roman" w:hAnsi="Times New Roman"/>
-          <w:b w:val="0"/>
-          <w:i w:val="0"/>
-          <w:color w:val="000000"/>
-          <w:sz w:val="28"/>
-          <w:rFonts w:ascii="Times New Roman" w:hAnsi="Times New Roman" w:cs="Times New Roman" w:eastAsia="Times New Roman"/>
-        </w:rPr>
-        <w:t>1. Знать базовые принципы и терминологию, относящиеся к ПК-1.3.</w:t>
-      </w:r>
-    </w:p>
-    <w:p>
-      <w:pPr>
-        <w:spacing w:before="0" w:after="120" w:line="240" w:lineRule="auto"/>
-      </w:pPr>
-      <w:r>
-        <w:rPr>
-          <w:rFonts w:ascii="Times New Roman" w:hAnsi="Times New Roman"/>
-          <w:b w:val="0"/>
-          <w:i w:val="0"/>
-          <w:color w:val="000000"/>
-          <w:sz w:val="28"/>
-          <w:rFonts w:ascii="Times New Roman" w:hAnsi="Times New Roman" w:cs="Times New Roman" w:eastAsia="Times New Roman"/>
-        </w:rPr>
-        <w:t>2. Знать базовые принципы и терминологию, относящиеся к ПК-1.1.</w:t>
-      </w:r>
-    </w:p>
-    <w:p>
-      <w:pPr>
-        <w:spacing w:before="0" w:after="120" w:line="240" w:lineRule="auto"/>
-      </w:pPr>
-      <w:r>
-        <w:rPr>
-          <w:rFonts w:ascii="Times New Roman" w:hAnsi="Times New Roman"/>
-          <w:b w:val="0"/>
-          <w:i w:val="0"/>
-          <w:color w:val="000000"/>
-          <w:sz w:val="28"/>
-          <w:rFonts w:ascii="Times New Roman" w:hAnsi="Times New Roman" w:cs="Times New Roman" w:eastAsia="Times New Roman"/>
-        </w:rPr>
-        <w:t>3. Знать базовые принципы и терминологию, относящиеся к ПК-3.2.</w:t>
-      </w:r>
-    </w:p>
-    <w:p>
-      <w:pPr>
-        <w:spacing w:before="0" w:after="120" w:line="240" w:lineRule="auto"/>
+        <w:spacing w:before="240" w:after="120" w:line="240" w:lineRule="auto"/>
+        <w:jc w:val="both"/>
       </w:pPr>
       <w:r>
         <w:rPr>
@@ -1252,57 +1498,281 @@
         <w:t>Умения, приобретаемые в ходе освоения дисциплины:</w:t>
       </w:r>
     </w:p>
+    <w:tbl>
+      <w:tblPr>
+        <w:tblStyle w:val="TableGrid"/>
+        <w:tblW w:type="auto" w:w="0"/>
+        <w:jc w:val="center"/>
+        <w:tblLook w:firstColumn="1" w:firstRow="1" w:lastColumn="0" w:lastRow="0" w:noHBand="0" w:noVBand="1" w:val="04A0"/>
+      </w:tblPr>
+      <w:tblGrid>
+        <w:gridCol w:w="4844"/>
+        <w:gridCol w:w="4844"/>
+      </w:tblGrid>
+      <w:tr>
+        <w:tc>
+          <w:tcPr>
+            <w:tcW w:type="dxa" w:w="850"/>
+            <w:vAlign w:val="center"/>
+            <w:tcMar>
+              <w:top w:w="100" w:type="dxa"/>
+              <w:bottom w:w="100" w:type="dxa"/>
+              <w:left w:w="120" w:type="dxa"/>
+              <w:right w:w="120" w:type="dxa"/>
+            </w:tcMar>
+            <w:shd w:val="clear" w:color="auto" w:fill="F2F2F2"/>
+          </w:tcPr>
+          <w:p>
+            <w:pPr>
+              <w:spacing w:before="0" w:after="0" w:line="240" w:lineRule="auto"/>
+              <w:jc w:val="center"/>
+            </w:pPr>
+            <w:r/>
+            <w:r>
+              <w:rPr>
+                <w:rFonts w:ascii="Times New Roman" w:hAnsi="Times New Roman"/>
+                <w:b/>
+                <w:i w:val="0"/>
+                <w:color w:val="000000"/>
+                <w:sz w:val="24"/>
+                <w:rFonts w:ascii="Times New Roman" w:hAnsi="Times New Roman" w:cs="Times New Roman" w:eastAsia="Times New Roman"/>
+              </w:rPr>
+              <w:t>№ п/п</w:t>
+            </w:r>
+          </w:p>
+        </w:tc>
+        <w:tc>
+          <w:tcPr>
+            <w:tcW w:type="dxa" w:w="8220"/>
+            <w:vAlign w:val="center"/>
+            <w:tcMar>
+              <w:top w:w="100" w:type="dxa"/>
+              <w:bottom w:w="100" w:type="dxa"/>
+              <w:left w:w="120" w:type="dxa"/>
+              <w:right w:w="120" w:type="dxa"/>
+            </w:tcMar>
+            <w:shd w:val="clear" w:color="auto" w:fill="F2F2F2"/>
+          </w:tcPr>
+          <w:p>
+            <w:pPr>
+              <w:spacing w:before="0" w:after="0" w:line="240" w:lineRule="auto"/>
+              <w:jc w:val="center"/>
+            </w:pPr>
+            <w:r/>
+            <w:r>
+              <w:rPr>
+                <w:rFonts w:ascii="Times New Roman" w:hAnsi="Times New Roman"/>
+                <w:b/>
+                <w:i w:val="0"/>
+                <w:color w:val="000000"/>
+                <w:sz w:val="24"/>
+                <w:rFonts w:ascii="Times New Roman" w:hAnsi="Times New Roman" w:cs="Times New Roman" w:eastAsia="Times New Roman"/>
+              </w:rPr>
+              <w:t>Умения</w:t>
+            </w:r>
+          </w:p>
+        </w:tc>
+      </w:tr>
+      <w:tr>
+        <w:trPr>
+          <w:cantSplit/>
+        </w:trPr>
+        <w:tc>
+          <w:tcPr>
+            <w:tcW w:type="dxa" w:w="850"/>
+            <w:vAlign w:val="center"/>
+            <w:tcMar>
+              <w:top w:w="100" w:type="dxa"/>
+              <w:bottom w:w="100" w:type="dxa"/>
+              <w:left w:w="120" w:type="dxa"/>
+              <w:right w:w="120" w:type="dxa"/>
+            </w:tcMar>
+          </w:tcPr>
+          <w:p>
+            <w:pPr>
+              <w:spacing w:before="0" w:after="0" w:line="240" w:lineRule="auto"/>
+              <w:jc w:val="center"/>
+            </w:pPr>
+            <w:r/>
+            <w:r>
+              <w:rPr>
+                <w:rFonts w:ascii="Times New Roman" w:hAnsi="Times New Roman"/>
+                <w:b w:val="0"/>
+                <w:i w:val="0"/>
+                <w:color w:val="000000"/>
+                <w:sz w:val="20"/>
+                <w:rFonts w:ascii="Times New Roman" w:hAnsi="Times New Roman" w:cs="Times New Roman" w:eastAsia="Times New Roman"/>
+              </w:rPr>
+              <w:t>1</w:t>
+            </w:r>
+          </w:p>
+        </w:tc>
+        <w:tc>
+          <w:tcPr>
+            <w:tcW w:type="dxa" w:w="8220"/>
+            <w:vAlign w:val="center"/>
+            <w:tcMar>
+              <w:top w:w="100" w:type="dxa"/>
+              <w:bottom w:w="100" w:type="dxa"/>
+              <w:left w:w="120" w:type="dxa"/>
+              <w:right w:w="120" w:type="dxa"/>
+            </w:tcMar>
+          </w:tcPr>
+          <w:p>
+            <w:pPr>
+              <w:spacing w:before="0" w:after="0" w:line="240" w:lineRule="auto"/>
+              <w:jc w:val="both"/>
+            </w:pPr>
+            <w:r/>
+            <w:r>
+              <w:rPr>
+                <w:rFonts w:ascii="Times New Roman" w:hAnsi="Times New Roman"/>
+                <w:b w:val="0"/>
+                <w:i w:val="0"/>
+                <w:color w:val="000000"/>
+                <w:sz w:val="20"/>
+                <w:rFonts w:ascii="Times New Roman" w:hAnsi="Times New Roman" w:cs="Times New Roman" w:eastAsia="Times New Roman"/>
+              </w:rPr>
+              <w:t>Формализовать прикладную задачу, выбирать для неё подходящие структуры данных и алгоритмы обработки в «Информационные технологии анализа и обработки данных»</w:t>
+            </w:r>
+          </w:p>
+        </w:tc>
+      </w:tr>
+      <w:tr>
+        <w:trPr>
+          <w:cantSplit/>
+        </w:trPr>
+        <w:tc>
+          <w:tcPr>
+            <w:tcW w:type="dxa" w:w="850"/>
+            <w:vAlign w:val="center"/>
+            <w:tcMar>
+              <w:top w:w="100" w:type="dxa"/>
+              <w:bottom w:w="100" w:type="dxa"/>
+              <w:left w:w="120" w:type="dxa"/>
+              <w:right w:w="120" w:type="dxa"/>
+            </w:tcMar>
+          </w:tcPr>
+          <w:p>
+            <w:pPr>
+              <w:spacing w:before="0" w:after="0" w:line="240" w:lineRule="auto"/>
+              <w:jc w:val="center"/>
+            </w:pPr>
+            <w:r/>
+            <w:r>
+              <w:rPr>
+                <w:rFonts w:ascii="Times New Roman" w:hAnsi="Times New Roman"/>
+                <w:b w:val="0"/>
+                <w:i w:val="0"/>
+                <w:color w:val="000000"/>
+                <w:sz w:val="20"/>
+                <w:rFonts w:ascii="Times New Roman" w:hAnsi="Times New Roman" w:cs="Times New Roman" w:eastAsia="Times New Roman"/>
+              </w:rPr>
+              <w:t>2</w:t>
+            </w:r>
+          </w:p>
+        </w:tc>
+        <w:tc>
+          <w:tcPr>
+            <w:tcW w:type="dxa" w:w="8220"/>
+            <w:vAlign w:val="center"/>
+            <w:tcMar>
+              <w:top w:w="100" w:type="dxa"/>
+              <w:bottom w:w="100" w:type="dxa"/>
+              <w:left w:w="120" w:type="dxa"/>
+              <w:right w:w="120" w:type="dxa"/>
+            </w:tcMar>
+          </w:tcPr>
+          <w:p>
+            <w:pPr>
+              <w:spacing w:before="0" w:after="0" w:line="240" w:lineRule="auto"/>
+              <w:jc w:val="both"/>
+            </w:pPr>
+            <w:r/>
+            <w:r>
+              <w:rPr>
+                <w:rFonts w:ascii="Times New Roman" w:hAnsi="Times New Roman"/>
+                <w:b w:val="0"/>
+                <w:i w:val="0"/>
+                <w:color w:val="000000"/>
+                <w:sz w:val="20"/>
+                <w:rFonts w:ascii="Times New Roman" w:hAnsi="Times New Roman" w:cs="Times New Roman" w:eastAsia="Times New Roman"/>
+              </w:rPr>
+              <w:t>Программировать прикладные алгоритмы, используя программные средства языков высокого уровня; разрабатывать тесты</w:t>
+            </w:r>
+          </w:p>
+        </w:tc>
+      </w:tr>
+      <w:tr>
+        <w:trPr>
+          <w:cantSplit/>
+        </w:trPr>
+        <w:tc>
+          <w:tcPr>
+            <w:tcW w:type="dxa" w:w="850"/>
+            <w:vAlign w:val="center"/>
+            <w:tcMar>
+              <w:top w:w="100" w:type="dxa"/>
+              <w:bottom w:w="100" w:type="dxa"/>
+              <w:left w:w="120" w:type="dxa"/>
+              <w:right w:w="120" w:type="dxa"/>
+            </w:tcMar>
+          </w:tcPr>
+          <w:p>
+            <w:pPr>
+              <w:spacing w:before="0" w:after="0" w:line="240" w:lineRule="auto"/>
+              <w:jc w:val="center"/>
+            </w:pPr>
+            <w:r/>
+            <w:r>
+              <w:rPr>
+                <w:rFonts w:ascii="Times New Roman" w:hAnsi="Times New Roman"/>
+                <w:b w:val="0"/>
+                <w:i w:val="0"/>
+                <w:color w:val="000000"/>
+                <w:sz w:val="20"/>
+                <w:rFonts w:ascii="Times New Roman" w:hAnsi="Times New Roman" w:cs="Times New Roman" w:eastAsia="Times New Roman"/>
+              </w:rPr>
+              <w:t>3</w:t>
+            </w:r>
+          </w:p>
+        </w:tc>
+        <w:tc>
+          <w:tcPr>
+            <w:tcW w:type="dxa" w:w="8220"/>
+            <w:vAlign w:val="center"/>
+            <w:tcMar>
+              <w:top w:w="100" w:type="dxa"/>
+              <w:bottom w:w="100" w:type="dxa"/>
+              <w:left w:w="120" w:type="dxa"/>
+              <w:right w:w="120" w:type="dxa"/>
+            </w:tcMar>
+          </w:tcPr>
+          <w:p>
+            <w:pPr>
+              <w:spacing w:before="0" w:after="0" w:line="240" w:lineRule="auto"/>
+              <w:jc w:val="both"/>
+            </w:pPr>
+            <w:r/>
+            <w:r>
+              <w:rPr>
+                <w:rFonts w:ascii="Times New Roman" w:hAnsi="Times New Roman"/>
+                <w:b w:val="0"/>
+                <w:i w:val="0"/>
+                <w:color w:val="000000"/>
+                <w:sz w:val="20"/>
+                <w:rFonts w:ascii="Times New Roman" w:hAnsi="Times New Roman" w:cs="Times New Roman" w:eastAsia="Times New Roman"/>
+              </w:rPr>
+              <w:t>Проектировать программные компоненты IT-систем и модули обработки информации</w:t>
+            </w:r>
+          </w:p>
+        </w:tc>
+      </w:tr>
+    </w:tbl>
     <w:p>
       <w:pPr>
-        <w:spacing w:before="0" w:after="120" w:line="240" w:lineRule="auto"/>
-      </w:pPr>
-      <w:r>
-        <w:rPr>
-          <w:rFonts w:ascii="Times New Roman" w:hAnsi="Times New Roman"/>
-          <w:b w:val="0"/>
-          <w:i w:val="0"/>
-          <w:color w:val="000000"/>
-          <w:sz w:val="28"/>
-          <w:rFonts w:ascii="Times New Roman" w:hAnsi="Times New Roman" w:cs="Times New Roman" w:eastAsia="Times New Roman"/>
-        </w:rPr>
-        <w:t>1. Уметь использовать практические инструменты в контексте ПК-3.1.</w:t>
-      </w:r>
-    </w:p>
-    <w:p>
-      <w:pPr>
-        <w:spacing w:before="0" w:after="120" w:line="240" w:lineRule="auto"/>
-      </w:pPr>
-      <w:r>
-        <w:rPr>
-          <w:rFonts w:ascii="Times New Roman" w:hAnsi="Times New Roman"/>
-          <w:b w:val="0"/>
-          <w:i w:val="0"/>
-          <w:color w:val="000000"/>
-          <w:sz w:val="28"/>
-          <w:rFonts w:ascii="Times New Roman" w:hAnsi="Times New Roman" w:cs="Times New Roman" w:eastAsia="Times New Roman"/>
-        </w:rPr>
-        <w:t>2. Уметь использовать практические инструменты в контексте ПК-3.2.</w:t>
-      </w:r>
-    </w:p>
-    <w:p>
-      <w:pPr>
-        <w:spacing w:before="0" w:after="120" w:line="240" w:lineRule="auto"/>
-      </w:pPr>
-      <w:r>
-        <w:rPr>
-          <w:rFonts w:ascii="Times New Roman" w:hAnsi="Times New Roman"/>
-          <w:b w:val="0"/>
-          <w:i w:val="0"/>
-          <w:color w:val="000000"/>
-          <w:sz w:val="28"/>
-          <w:rFonts w:ascii="Times New Roman" w:hAnsi="Times New Roman" w:cs="Times New Roman" w:eastAsia="Times New Roman"/>
-        </w:rPr>
-        <w:t>3. Уметь использовать практические инструменты в контексте ПК-1.3.</w:t>
-      </w:r>
-    </w:p>
-    <w:p>
-      <w:pPr>
-        <w:spacing w:before="0" w:after="120" w:line="240" w:lineRule="auto"/>
+        <w:spacing w:before="240" w:after="120" w:line="240" w:lineRule="auto"/>
+        <w:jc w:val="both"/>
       </w:pPr>
       <w:r>
         <w:rPr>
@@ -1316,57 +1786,281 @@
         <w:t>Навыки, приобретаемые в ходе освоения дисциплины:</w:t>
       </w:r>
     </w:p>
+    <w:tbl>
+      <w:tblPr>
+        <w:tblStyle w:val="TableGrid"/>
+        <w:tblW w:type="auto" w:w="0"/>
+        <w:jc w:val="center"/>
+        <w:tblLook w:firstColumn="1" w:firstRow="1" w:lastColumn="0" w:lastRow="0" w:noHBand="0" w:noVBand="1" w:val="04A0"/>
+      </w:tblPr>
+      <w:tblGrid>
+        <w:gridCol w:w="4844"/>
+        <w:gridCol w:w="4844"/>
+      </w:tblGrid>
+      <w:tr>
+        <w:tc>
+          <w:tcPr>
+            <w:tcW w:type="dxa" w:w="850"/>
+            <w:vAlign w:val="center"/>
+            <w:tcMar>
+              <w:top w:w="100" w:type="dxa"/>
+              <w:bottom w:w="100" w:type="dxa"/>
+              <w:left w:w="120" w:type="dxa"/>
+              <w:right w:w="120" w:type="dxa"/>
+            </w:tcMar>
+            <w:shd w:val="clear" w:color="auto" w:fill="F2F2F2"/>
+          </w:tcPr>
+          <w:p>
+            <w:pPr>
+              <w:spacing w:before="0" w:after="0" w:line="240" w:lineRule="auto"/>
+              <w:jc w:val="center"/>
+            </w:pPr>
+            <w:r/>
+            <w:r>
+              <w:rPr>
+                <w:rFonts w:ascii="Times New Roman" w:hAnsi="Times New Roman"/>
+                <w:b/>
+                <w:i w:val="0"/>
+                <w:color w:val="000000"/>
+                <w:sz w:val="24"/>
+                <w:rFonts w:ascii="Times New Roman" w:hAnsi="Times New Roman" w:cs="Times New Roman" w:eastAsia="Times New Roman"/>
+              </w:rPr>
+              <w:t>№ п/п</w:t>
+            </w:r>
+          </w:p>
+        </w:tc>
+        <w:tc>
+          <w:tcPr>
+            <w:tcW w:type="dxa" w:w="8220"/>
+            <w:vAlign w:val="center"/>
+            <w:tcMar>
+              <w:top w:w="100" w:type="dxa"/>
+              <w:bottom w:w="100" w:type="dxa"/>
+              <w:left w:w="120" w:type="dxa"/>
+              <w:right w:w="120" w:type="dxa"/>
+            </w:tcMar>
+            <w:shd w:val="clear" w:color="auto" w:fill="F2F2F2"/>
+          </w:tcPr>
+          <w:p>
+            <w:pPr>
+              <w:spacing w:before="0" w:after="0" w:line="240" w:lineRule="auto"/>
+              <w:jc w:val="center"/>
+            </w:pPr>
+            <w:r/>
+            <w:r>
+              <w:rPr>
+                <w:rFonts w:ascii="Times New Roman" w:hAnsi="Times New Roman"/>
+                <w:b/>
+                <w:i w:val="0"/>
+                <w:color w:val="000000"/>
+                <w:sz w:val="24"/>
+                <w:rFonts w:ascii="Times New Roman" w:hAnsi="Times New Roman" w:cs="Times New Roman" w:eastAsia="Times New Roman"/>
+              </w:rPr>
+              <w:t>Навыки</w:t>
+            </w:r>
+          </w:p>
+        </w:tc>
+      </w:tr>
+      <w:tr>
+        <w:trPr>
+          <w:cantSplit/>
+        </w:trPr>
+        <w:tc>
+          <w:tcPr>
+            <w:tcW w:type="dxa" w:w="850"/>
+            <w:vAlign w:val="center"/>
+            <w:tcMar>
+              <w:top w:w="100" w:type="dxa"/>
+              <w:bottom w:w="100" w:type="dxa"/>
+              <w:left w:w="120" w:type="dxa"/>
+              <w:right w:w="120" w:type="dxa"/>
+            </w:tcMar>
+          </w:tcPr>
+          <w:p>
+            <w:pPr>
+              <w:spacing w:before="0" w:after="0" w:line="240" w:lineRule="auto"/>
+              <w:jc w:val="center"/>
+            </w:pPr>
+            <w:r/>
+            <w:r>
+              <w:rPr>
+                <w:rFonts w:ascii="Times New Roman" w:hAnsi="Times New Roman"/>
+                <w:b w:val="0"/>
+                <w:i w:val="0"/>
+                <w:color w:val="000000"/>
+                <w:sz w:val="20"/>
+                <w:rFonts w:ascii="Times New Roman" w:hAnsi="Times New Roman" w:cs="Times New Roman" w:eastAsia="Times New Roman"/>
+              </w:rPr>
+              <w:t>1</w:t>
+            </w:r>
+          </w:p>
+        </w:tc>
+        <w:tc>
+          <w:tcPr>
+            <w:tcW w:type="dxa" w:w="8220"/>
+            <w:vAlign w:val="center"/>
+            <w:tcMar>
+              <w:top w:w="100" w:type="dxa"/>
+              <w:bottom w:w="100" w:type="dxa"/>
+              <w:left w:w="120" w:type="dxa"/>
+              <w:right w:w="120" w:type="dxa"/>
+            </w:tcMar>
+          </w:tcPr>
+          <w:p>
+            <w:pPr>
+              <w:spacing w:before="0" w:after="0" w:line="240" w:lineRule="auto"/>
+              <w:jc w:val="both"/>
+            </w:pPr>
+            <w:r/>
+            <w:r>
+              <w:rPr>
+                <w:rFonts w:ascii="Times New Roman" w:hAnsi="Times New Roman"/>
+                <w:b w:val="0"/>
+                <w:i w:val="0"/>
+                <w:color w:val="000000"/>
+                <w:sz w:val="20"/>
+                <w:rFonts w:ascii="Times New Roman" w:hAnsi="Times New Roman" w:cs="Times New Roman" w:eastAsia="Times New Roman"/>
+              </w:rPr>
+              <w:t>Использовать современные математические методы и программные средства для решения задач науки, образования и бизнеса</w:t>
+            </w:r>
+          </w:p>
+        </w:tc>
+      </w:tr>
+      <w:tr>
+        <w:trPr>
+          <w:cantSplit/>
+        </w:trPr>
+        <w:tc>
+          <w:tcPr>
+            <w:tcW w:type="dxa" w:w="850"/>
+            <w:vAlign w:val="center"/>
+            <w:tcMar>
+              <w:top w:w="100" w:type="dxa"/>
+              <w:bottom w:w="100" w:type="dxa"/>
+              <w:left w:w="120" w:type="dxa"/>
+              <w:right w:w="120" w:type="dxa"/>
+            </w:tcMar>
+          </w:tcPr>
+          <w:p>
+            <w:pPr>
+              <w:spacing w:before="0" w:after="0" w:line="240" w:lineRule="auto"/>
+              <w:jc w:val="center"/>
+            </w:pPr>
+            <w:r/>
+            <w:r>
+              <w:rPr>
+                <w:rFonts w:ascii="Times New Roman" w:hAnsi="Times New Roman"/>
+                <w:b w:val="0"/>
+                <w:i w:val="0"/>
+                <w:color w:val="000000"/>
+                <w:sz w:val="20"/>
+                <w:rFonts w:ascii="Times New Roman" w:hAnsi="Times New Roman" w:cs="Times New Roman" w:eastAsia="Times New Roman"/>
+              </w:rPr>
+              <w:t>2</w:t>
+            </w:r>
+          </w:p>
+        </w:tc>
+        <w:tc>
+          <w:tcPr>
+            <w:tcW w:type="dxa" w:w="8220"/>
+            <w:vAlign w:val="center"/>
+            <w:tcMar>
+              <w:top w:w="100" w:type="dxa"/>
+              <w:bottom w:w="100" w:type="dxa"/>
+              <w:left w:w="120" w:type="dxa"/>
+              <w:right w:w="120" w:type="dxa"/>
+            </w:tcMar>
+          </w:tcPr>
+          <w:p>
+            <w:pPr>
+              <w:spacing w:before="0" w:after="0" w:line="240" w:lineRule="auto"/>
+              <w:jc w:val="both"/>
+            </w:pPr>
+            <w:r/>
+            <w:r>
+              <w:rPr>
+                <w:rFonts w:ascii="Times New Roman" w:hAnsi="Times New Roman"/>
+                <w:b w:val="0"/>
+                <w:i w:val="0"/>
+                <w:color w:val="000000"/>
+                <w:sz w:val="20"/>
+                <w:rFonts w:ascii="Times New Roman" w:hAnsi="Times New Roman" w:cs="Times New Roman" w:eastAsia="Times New Roman"/>
+              </w:rPr>
+              <w:t>Реализовать идеи объектно-ориентированного подхода и паттернов проектирования в предметной области «Информационные технологии анализа и обработки данных»</w:t>
+            </w:r>
+          </w:p>
+        </w:tc>
+      </w:tr>
+      <w:tr>
+        <w:trPr>
+          <w:cantSplit/>
+        </w:trPr>
+        <w:tc>
+          <w:tcPr>
+            <w:tcW w:type="dxa" w:w="850"/>
+            <w:vAlign w:val="center"/>
+            <w:tcMar>
+              <w:top w:w="100" w:type="dxa"/>
+              <w:bottom w:w="100" w:type="dxa"/>
+              <w:left w:w="120" w:type="dxa"/>
+              <w:right w:w="120" w:type="dxa"/>
+            </w:tcMar>
+          </w:tcPr>
+          <w:p>
+            <w:pPr>
+              <w:spacing w:before="0" w:after="0" w:line="240" w:lineRule="auto"/>
+              <w:jc w:val="center"/>
+            </w:pPr>
+            <w:r/>
+            <w:r>
+              <w:rPr>
+                <w:rFonts w:ascii="Times New Roman" w:hAnsi="Times New Roman"/>
+                <w:b w:val="0"/>
+                <w:i w:val="0"/>
+                <w:color w:val="000000"/>
+                <w:sz w:val="20"/>
+                <w:rFonts w:ascii="Times New Roman" w:hAnsi="Times New Roman" w:cs="Times New Roman" w:eastAsia="Times New Roman"/>
+              </w:rPr>
+              <w:t>3</w:t>
+            </w:r>
+          </w:p>
+        </w:tc>
+        <w:tc>
+          <w:tcPr>
+            <w:tcW w:type="dxa" w:w="8220"/>
+            <w:vAlign w:val="center"/>
+            <w:tcMar>
+              <w:top w:w="100" w:type="dxa"/>
+              <w:bottom w:w="100" w:type="dxa"/>
+              <w:left w:w="120" w:type="dxa"/>
+              <w:right w:w="120" w:type="dxa"/>
+            </w:tcMar>
+          </w:tcPr>
+          <w:p>
+            <w:pPr>
+              <w:spacing w:before="0" w:after="0" w:line="240" w:lineRule="auto"/>
+              <w:jc w:val="both"/>
+            </w:pPr>
+            <w:r/>
+            <w:r>
+              <w:rPr>
+                <w:rFonts w:ascii="Times New Roman" w:hAnsi="Times New Roman"/>
+                <w:b w:val="0"/>
+                <w:i w:val="0"/>
+                <w:color w:val="000000"/>
+                <w:sz w:val="20"/>
+                <w:rFonts w:ascii="Times New Roman" w:hAnsi="Times New Roman" w:cs="Times New Roman" w:eastAsia="Times New Roman"/>
+              </w:rPr>
+              <w:t>Применять современные цифровые технологии моделирования, алгоритмизации и оптимизации бизнес-процессов</w:t>
+            </w:r>
+          </w:p>
+        </w:tc>
+      </w:tr>
+    </w:tbl>
     <w:p>
       <w:pPr>
-        <w:spacing w:before="0" w:after="120" w:line="240" w:lineRule="auto"/>
-      </w:pPr>
-      <w:r>
-        <w:rPr>
-          <w:rFonts w:ascii="Times New Roman" w:hAnsi="Times New Roman"/>
-          <w:b w:val="0"/>
-          <w:i w:val="0"/>
-          <w:color w:val="000000"/>
-          <w:sz w:val="28"/>
-          <w:rFonts w:ascii="Times New Roman" w:hAnsi="Times New Roman" w:cs="Times New Roman" w:eastAsia="Times New Roman"/>
-        </w:rPr>
-        <w:t>1. Владеть навыками анализа данных и принятия решений в рамках ПК-3.2.</w:t>
-      </w:r>
-    </w:p>
-    <w:p>
-      <w:pPr>
-        <w:spacing w:before="0" w:after="120" w:line="240" w:lineRule="auto"/>
-      </w:pPr>
-      <w:r>
-        <w:rPr>
-          <w:rFonts w:ascii="Times New Roman" w:hAnsi="Times New Roman"/>
-          <w:b w:val="0"/>
-          <w:i w:val="0"/>
-          <w:color w:val="000000"/>
-          <w:sz w:val="28"/>
-          <w:rFonts w:ascii="Times New Roman" w:hAnsi="Times New Roman" w:cs="Times New Roman" w:eastAsia="Times New Roman"/>
-        </w:rPr>
-        <w:t>2. Владеть навыками анализа данных и принятия решений в рамках ПК-1.2.</w:t>
-      </w:r>
-    </w:p>
-    <w:p>
-      <w:pPr>
-        <w:spacing w:before="0" w:after="120" w:line="240" w:lineRule="auto"/>
-      </w:pPr>
-      <w:r>
-        <w:rPr>
-          <w:rFonts w:ascii="Times New Roman" w:hAnsi="Times New Roman"/>
-          <w:b w:val="0"/>
-          <w:i w:val="0"/>
-          <w:color w:val="000000"/>
-          <w:sz w:val="28"/>
-          <w:rFonts w:ascii="Times New Roman" w:hAnsi="Times New Roman" w:cs="Times New Roman" w:eastAsia="Times New Roman"/>
-        </w:rPr>
-        <w:t>3. Владеть навыками анализа данных и принятия решений в рамках ПК-3.1.</w:t>
-      </w:r>
-    </w:p>
-    <w:p>
-      <w:pPr>
-        <w:spacing w:before="0" w:after="120" w:line="240" w:lineRule="auto"/>
+        <w:spacing w:before="360" w:after="120" w:line="240" w:lineRule="auto"/>
+        <w:jc w:val="both"/>
       </w:pPr>
       <w:r>
         <w:rPr>
@@ -1610,7 +2304,7 @@
           <w:p>
             <w:pPr>
               <w:spacing w:before="0" w:after="0" w:line="240" w:lineRule="auto"/>
-              <w:jc w:val="left"/>
+              <w:jc w:val="both"/>
             </w:pPr>
             <w:r/>
             <w:r>
@@ -1652,7 +2346,7 @@
                 <w:sz w:val="20"/>
                 <w:rFonts w:ascii="Times New Roman" w:hAnsi="Times New Roman" w:cs="Times New Roman" w:eastAsia="Times New Roman"/>
               </w:rPr>
-              <w:t>З1</w:t>
+              <w:t>1-3</w:t>
             </w:r>
           </w:p>
         </w:tc>
@@ -1673,17 +2367,6 @@
               <w:jc w:val="center"/>
             </w:pPr>
             <w:r/>
-            <w:r>
-              <w:rPr>
-                <w:rFonts w:ascii="Times New Roman" w:hAnsi="Times New Roman"/>
-                <w:b w:val="0"/>
-                <w:i w:val="0"/>
-                <w:color w:val="000000"/>
-                <w:sz w:val="20"/>
-                <w:rFonts w:ascii="Times New Roman" w:hAnsi="Times New Roman" w:cs="Times New Roman" w:eastAsia="Times New Roman"/>
-              </w:rPr>
-              <w:t>У1</w:t>
-            </w:r>
           </w:p>
         </w:tc>
         <w:tc>
@@ -1703,17 +2386,6 @@
               <w:jc w:val="center"/>
             </w:pPr>
             <w:r/>
-            <w:r>
-              <w:rPr>
-                <w:rFonts w:ascii="Times New Roman" w:hAnsi="Times New Roman"/>
-                <w:b w:val="0"/>
-                <w:i w:val="0"/>
-                <w:color w:val="000000"/>
-                <w:sz w:val="20"/>
-                <w:rFonts w:ascii="Times New Roman" w:hAnsi="Times New Roman" w:cs="Times New Roman" w:eastAsia="Times New Roman"/>
-              </w:rPr>
-              <w:t>Н1</w:t>
-            </w:r>
           </w:p>
         </w:tc>
       </w:tr>
@@ -1749,7 +2421,7 @@
           <w:p>
             <w:pPr>
               <w:spacing w:before="0" w:after="0" w:line="240" w:lineRule="auto"/>
-              <w:jc w:val="left"/>
+              <w:jc w:val="both"/>
             </w:pPr>
             <w:r/>
             <w:r>
@@ -1782,17 +2454,6 @@
               <w:jc w:val="center"/>
             </w:pPr>
             <w:r/>
-            <w:r>
-              <w:rPr>
-                <w:rFonts w:ascii="Times New Roman" w:hAnsi="Times New Roman"/>
-                <w:b w:val="0"/>
-                <w:i w:val="0"/>
-                <w:color w:val="000000"/>
-                <w:sz w:val="20"/>
-                <w:rFonts w:ascii="Times New Roman" w:hAnsi="Times New Roman" w:cs="Times New Roman" w:eastAsia="Times New Roman"/>
-              </w:rPr>
-              <w:t>З1</w:t>
-            </w:r>
           </w:p>
         </w:tc>
         <w:tc>
@@ -1821,7 +2482,7 @@
                 <w:sz w:val="20"/>
                 <w:rFonts w:ascii="Times New Roman" w:hAnsi="Times New Roman" w:cs="Times New Roman" w:eastAsia="Times New Roman"/>
               </w:rPr>
-              <w:t>У1</w:t>
+              <w:t>1-3</w:t>
             </w:r>
           </w:p>
         </w:tc>
@@ -1842,17 +2503,6 @@
               <w:jc w:val="center"/>
             </w:pPr>
             <w:r/>
-            <w:r>
-              <w:rPr>
-                <w:rFonts w:ascii="Times New Roman" w:hAnsi="Times New Roman"/>
-                <w:b w:val="0"/>
-                <w:i w:val="0"/>
-                <w:color w:val="000000"/>
-                <w:sz w:val="20"/>
-                <w:rFonts w:ascii="Times New Roman" w:hAnsi="Times New Roman" w:cs="Times New Roman" w:eastAsia="Times New Roman"/>
-              </w:rPr>
-              <w:t>Н1</w:t>
-            </w:r>
           </w:p>
         </w:tc>
       </w:tr>
@@ -1888,7 +2538,7 @@
           <w:p>
             <w:pPr>
               <w:spacing w:before="0" w:after="0" w:line="240" w:lineRule="auto"/>
-              <w:jc w:val="left"/>
+              <w:jc w:val="both"/>
             </w:pPr>
             <w:r/>
             <w:r>
@@ -1921,17 +2571,25 @@
               <w:jc w:val="center"/>
             </w:pPr>
             <w:r/>
-            <w:r>
-              <w:rPr>
-                <w:rFonts w:ascii="Times New Roman" w:hAnsi="Times New Roman"/>
-                <w:b w:val="0"/>
-                <w:i w:val="0"/>
-                <w:color w:val="000000"/>
-                <w:sz w:val="20"/>
-                <w:rFonts w:ascii="Times New Roman" w:hAnsi="Times New Roman" w:cs="Times New Roman" w:eastAsia="Times New Roman"/>
-              </w:rPr>
-              <w:t>З1</w:t>
-            </w:r>
+          </w:p>
+        </w:tc>
+        <w:tc>
+          <w:tcPr>
+            <w:tcW w:type="dxa" w:w="1938"/>
+            <w:vAlign w:val="center"/>
+            <w:tcMar>
+              <w:top w:w="100" w:type="dxa"/>
+              <w:bottom w:w="100" w:type="dxa"/>
+              <w:left w:w="120" w:type="dxa"/>
+              <w:right w:w="120" w:type="dxa"/>
+            </w:tcMar>
+          </w:tcPr>
+          <w:p>
+            <w:pPr>
+              <w:spacing w:before="0" w:after="0" w:line="240" w:lineRule="auto"/>
+              <w:jc w:val="center"/>
+            </w:pPr>
+            <w:r/>
           </w:p>
         </w:tc>
         <w:tc>
@@ -1960,37 +2618,7 @@
                 <w:sz w:val="20"/>
                 <w:rFonts w:ascii="Times New Roman" w:hAnsi="Times New Roman" w:cs="Times New Roman" w:eastAsia="Times New Roman"/>
               </w:rPr>
-              <w:t>У1</w:t>
-            </w:r>
-          </w:p>
-        </w:tc>
-        <w:tc>
-          <w:tcPr>
-            <w:tcW w:type="dxa" w:w="1938"/>
-            <w:vAlign w:val="center"/>
-            <w:tcMar>
-              <w:top w:w="100" w:type="dxa"/>
-              <w:bottom w:w="100" w:type="dxa"/>
-              <w:left w:w="120" w:type="dxa"/>
-              <w:right w:w="120" w:type="dxa"/>
-            </w:tcMar>
-          </w:tcPr>
-          <w:p>
-            <w:pPr>
-              <w:spacing w:before="0" w:after="0" w:line="240" w:lineRule="auto"/>
-              <w:jc w:val="center"/>
-            </w:pPr>
-            <w:r/>
-            <w:r>
-              <w:rPr>
-                <w:rFonts w:ascii="Times New Roman" w:hAnsi="Times New Roman"/>
-                <w:b w:val="0"/>
-                <w:i w:val="0"/>
-                <w:color w:val="000000"/>
-                <w:sz w:val="20"/>
-                <w:rFonts w:ascii="Times New Roman" w:hAnsi="Times New Roman" w:cs="Times New Roman" w:eastAsia="Times New Roman"/>
-              </w:rPr>
-              <w:t>Н1</w:t>
+              <w:t>1-3</w:t>
             </w:r>
           </w:p>
         </w:tc>
@@ -2050,7 +2678,7 @@
           <w:p>
             <w:pPr>
               <w:spacing w:before="0" w:after="0" w:line="240" w:lineRule="auto"/>
-              <w:jc w:val="left"/>
+              <w:jc w:val="both"/>
             </w:pPr>
             <w:r/>
             <w:r>
@@ -2092,7 +2720,7 @@
                 <w:sz w:val="20"/>
                 <w:rFonts w:ascii="Times New Roman" w:hAnsi="Times New Roman" w:cs="Times New Roman" w:eastAsia="Times New Roman"/>
               </w:rPr>
-              <w:t>З1</w:t>
+              <w:t>1-3</w:t>
             </w:r>
           </w:p>
         </w:tc>
@@ -2113,17 +2741,6 @@
               <w:jc w:val="center"/>
             </w:pPr>
             <w:r/>
-            <w:r>
-              <w:rPr>
-                <w:rFonts w:ascii="Times New Roman" w:hAnsi="Times New Roman"/>
-                <w:b w:val="0"/>
-                <w:i w:val="0"/>
-                <w:color w:val="000000"/>
-                <w:sz w:val="20"/>
-                <w:rFonts w:ascii="Times New Roman" w:hAnsi="Times New Roman" w:cs="Times New Roman" w:eastAsia="Times New Roman"/>
-              </w:rPr>
-              <w:t>У1</w:t>
-            </w:r>
           </w:p>
         </w:tc>
         <w:tc>
@@ -2143,17 +2760,6 @@
               <w:jc w:val="center"/>
             </w:pPr>
             <w:r/>
-            <w:r>
-              <w:rPr>
-                <w:rFonts w:ascii="Times New Roman" w:hAnsi="Times New Roman"/>
-                <w:b w:val="0"/>
-                <w:i w:val="0"/>
-                <w:color w:val="000000"/>
-                <w:sz w:val="20"/>
-                <w:rFonts w:ascii="Times New Roman" w:hAnsi="Times New Roman" w:cs="Times New Roman" w:eastAsia="Times New Roman"/>
-              </w:rPr>
-              <w:t>Н1</w:t>
-            </w:r>
           </w:p>
         </w:tc>
       </w:tr>
@@ -2189,7 +2795,7 @@
           <w:p>
             <w:pPr>
               <w:spacing w:before="0" w:after="0" w:line="240" w:lineRule="auto"/>
-              <w:jc w:val="left"/>
+              <w:jc w:val="both"/>
             </w:pPr>
             <w:r/>
             <w:r>
@@ -2222,17 +2828,6 @@
               <w:jc w:val="center"/>
             </w:pPr>
             <w:r/>
-            <w:r>
-              <w:rPr>
-                <w:rFonts w:ascii="Times New Roman" w:hAnsi="Times New Roman"/>
-                <w:b w:val="0"/>
-                <w:i w:val="0"/>
-                <w:color w:val="000000"/>
-                <w:sz w:val="20"/>
-                <w:rFonts w:ascii="Times New Roman" w:hAnsi="Times New Roman" w:cs="Times New Roman" w:eastAsia="Times New Roman"/>
-              </w:rPr>
-              <w:t>З1</w:t>
-            </w:r>
           </w:p>
         </w:tc>
         <w:tc>
@@ -2261,7 +2856,7 @@
                 <w:sz w:val="20"/>
                 <w:rFonts w:ascii="Times New Roman" w:hAnsi="Times New Roman" w:cs="Times New Roman" w:eastAsia="Times New Roman"/>
               </w:rPr>
-              <w:t>У1</w:t>
+              <w:t>1-3</w:t>
             </w:r>
           </w:p>
         </w:tc>
@@ -2282,17 +2877,6 @@
               <w:jc w:val="center"/>
             </w:pPr>
             <w:r/>
-            <w:r>
-              <w:rPr>
-                <w:rFonts w:ascii="Times New Roman" w:hAnsi="Times New Roman"/>
-                <w:b w:val="0"/>
-                <w:i w:val="0"/>
-                <w:color w:val="000000"/>
-                <w:sz w:val="20"/>
-                <w:rFonts w:ascii="Times New Roman" w:hAnsi="Times New Roman" w:cs="Times New Roman" w:eastAsia="Times New Roman"/>
-              </w:rPr>
-              <w:t>Н1</w:t>
-            </w:r>
           </w:p>
         </w:tc>
       </w:tr>
@@ -2328,7 +2912,7 @@
           <w:p>
             <w:pPr>
               <w:spacing w:before="0" w:after="0" w:line="240" w:lineRule="auto"/>
-              <w:jc w:val="left"/>
+              <w:jc w:val="both"/>
             </w:pPr>
             <w:r/>
             <w:r>
@@ -2361,17 +2945,25 @@
               <w:jc w:val="center"/>
             </w:pPr>
             <w:r/>
-            <w:r>
-              <w:rPr>
-                <w:rFonts w:ascii="Times New Roman" w:hAnsi="Times New Roman"/>
-                <w:b w:val="0"/>
-                <w:i w:val="0"/>
-                <w:color w:val="000000"/>
-                <w:sz w:val="20"/>
-                <w:rFonts w:ascii="Times New Roman" w:hAnsi="Times New Roman" w:cs="Times New Roman" w:eastAsia="Times New Roman"/>
-              </w:rPr>
-              <w:t>З1</w:t>
-            </w:r>
+          </w:p>
+        </w:tc>
+        <w:tc>
+          <w:tcPr>
+            <w:tcW w:type="dxa" w:w="1938"/>
+            <w:vAlign w:val="center"/>
+            <w:tcMar>
+              <w:top w:w="100" w:type="dxa"/>
+              <w:bottom w:w="100" w:type="dxa"/>
+              <w:left w:w="120" w:type="dxa"/>
+              <w:right w:w="120" w:type="dxa"/>
+            </w:tcMar>
+          </w:tcPr>
+          <w:p>
+            <w:pPr>
+              <w:spacing w:before="0" w:after="0" w:line="240" w:lineRule="auto"/>
+              <w:jc w:val="center"/>
+            </w:pPr>
+            <w:r/>
           </w:p>
         </w:tc>
         <w:tc>
@@ -2400,37 +2992,7 @@
                 <w:sz w:val="20"/>
                 <w:rFonts w:ascii="Times New Roman" w:hAnsi="Times New Roman" w:cs="Times New Roman" w:eastAsia="Times New Roman"/>
               </w:rPr>
-              <w:t>У1</w:t>
-            </w:r>
-          </w:p>
-        </w:tc>
-        <w:tc>
-          <w:tcPr>
-            <w:tcW w:type="dxa" w:w="1938"/>
-            <w:vAlign w:val="center"/>
-            <w:tcMar>
-              <w:top w:w="100" w:type="dxa"/>
-              <w:bottom w:w="100" w:type="dxa"/>
-              <w:left w:w="120" w:type="dxa"/>
-              <w:right w:w="120" w:type="dxa"/>
-            </w:tcMar>
-          </w:tcPr>
-          <w:p>
-            <w:pPr>
-              <w:spacing w:before="0" w:after="0" w:line="240" w:lineRule="auto"/>
-              <w:jc w:val="center"/>
-            </w:pPr>
-            <w:r/>
-            <w:r>
-              <w:rPr>
-                <w:rFonts w:ascii="Times New Roman" w:hAnsi="Times New Roman"/>
-                <w:b w:val="0"/>
-                <w:i w:val="0"/>
-                <w:color w:val="000000"/>
-                <w:sz w:val="20"/>
-                <w:rFonts w:ascii="Times New Roman" w:hAnsi="Times New Roman" w:cs="Times New Roman" w:eastAsia="Times New Roman"/>
-              </w:rPr>
-              <w:t>Н1</w:t>
+              <w:t>1-3</w:t>
             </w:r>
           </w:p>
         </w:tc>
@@ -2439,11 +3001,13 @@
     <w:p>
       <w:pPr>
         <w:spacing w:before="0" w:after="120" w:line="240" w:lineRule="auto"/>
+        <w:jc w:val="both"/>
       </w:pPr>
     </w:p>
     <w:p>
       <w:pPr>
         <w:spacing w:before="0" w:after="240" w:line="240" w:lineRule="auto"/>
+        <w:jc w:val="both"/>
       </w:pPr>
       <w:r>
         <w:rPr>
@@ -2460,6 +3024,7 @@
     <w:p>
       <w:pPr>
         <w:spacing w:before="0" w:after="120" w:line="240" w:lineRule="auto"/>
+        <w:jc w:val="both"/>
       </w:pPr>
       <w:r>
         <w:rPr>
@@ -2476,6 +3041,7 @@
     <w:p>
       <w:pPr>
         <w:spacing w:before="0" w:after="120" w:line="240" w:lineRule="auto"/>
+        <w:jc w:val="both"/>
       </w:pPr>
       <w:r>
         <w:rPr>
@@ -2492,6 +3058,7 @@
     <w:p>
       <w:pPr>
         <w:spacing w:before="0" w:after="120" w:line="240" w:lineRule="auto"/>
+        <w:jc w:val="both"/>
       </w:pPr>
       <w:r>
         <w:rPr>
@@ -2508,6 +3075,7 @@
     <w:p>
       <w:pPr>
         <w:spacing w:before="0" w:after="120" w:line="240" w:lineRule="auto"/>
+        <w:jc w:val="both"/>
       </w:pPr>
       <w:r>
         <w:rPr>
@@ -2524,6 +3092,7 @@
     <w:p>
       <w:pPr>
         <w:spacing w:before="0" w:after="240" w:line="240" w:lineRule="auto"/>
+        <w:jc w:val="both"/>
       </w:pPr>
       <w:r>
         <w:rPr>
@@ -2540,6 +3109,7 @@
     <w:p>
       <w:pPr>
         <w:spacing w:before="0" w:after="120" w:line="240" w:lineRule="auto"/>
+        <w:jc w:val="both"/>
       </w:pPr>
       <w:r>
         <w:rPr>
@@ -3418,7 +3988,7 @@
           <w:p>
             <w:pPr>
               <w:spacing w:before="0" w:after="0" w:line="240" w:lineRule="auto"/>
-              <w:jc w:val="left"/>
+              <w:jc w:val="both"/>
             </w:pPr>
             <w:r/>
             <w:r>
@@ -3658,7 +4228,7 @@
           <w:p>
             <w:pPr>
               <w:spacing w:before="0" w:after="0" w:line="240" w:lineRule="auto"/>
-              <w:jc w:val="left"/>
+              <w:jc w:val="both"/>
             </w:pPr>
             <w:r/>
             <w:r>
@@ -3723,7 +4293,7 @@
           <w:p>
             <w:pPr>
               <w:spacing w:before="0" w:after="0" w:line="240" w:lineRule="auto"/>
-              <w:jc w:val="left"/>
+              <w:jc w:val="both"/>
             </w:pPr>
             <w:r/>
             <w:r>
@@ -3963,7 +4533,7 @@
           <w:p>
             <w:pPr>
               <w:spacing w:before="0" w:after="0" w:line="240" w:lineRule="auto"/>
-              <w:jc w:val="left"/>
+              <w:jc w:val="both"/>
             </w:pPr>
             <w:r/>
             <w:r>
@@ -4028,7 +4598,7 @@
           <w:p>
             <w:pPr>
               <w:spacing w:before="0" w:after="0" w:line="240" w:lineRule="auto"/>
-              <w:jc w:val="left"/>
+              <w:jc w:val="both"/>
             </w:pPr>
             <w:r/>
             <w:r>
@@ -4220,7 +4790,7 @@
                 <w:sz w:val="20"/>
                 <w:rFonts w:ascii="Times New Roman" w:hAnsi="Times New Roman" w:cs="Times New Roman" w:eastAsia="Times New Roman"/>
               </w:rPr>
-              <w:t>0.3</w:t>
+              <w:t>1.1</w:t>
             </w:r>
           </w:p>
         </w:tc>
@@ -4268,7 +4838,7 @@
           <w:p>
             <w:pPr>
               <w:spacing w:before="0" w:after="0" w:line="240" w:lineRule="auto"/>
-              <w:jc w:val="left"/>
+              <w:jc w:val="both"/>
             </w:pPr>
             <w:r/>
             <w:r>
@@ -4309,7 +4879,7 @@
           <w:p>
             <w:pPr>
               <w:spacing w:before="0" w:after="0" w:line="240" w:lineRule="auto"/>
-              <w:jc w:val="left"/>
+              <w:jc w:val="both"/>
             </w:pPr>
             <w:r/>
             <w:r>
@@ -4501,7 +5071,7 @@
                 <w:sz w:val="20"/>
                 <w:rFonts w:ascii="Times New Roman" w:hAnsi="Times New Roman" w:cs="Times New Roman" w:eastAsia="Times New Roman"/>
               </w:rPr>
-              <w:t>0.3</w:t>
+              <w:t>1.1</w:t>
             </w:r>
           </w:p>
         </w:tc>
@@ -4566,7 +5136,7 @@
           <w:p>
             <w:pPr>
               <w:spacing w:before="0" w:after="0" w:line="240" w:lineRule="auto"/>
-              <w:jc w:val="left"/>
+              <w:jc w:val="both"/>
             </w:pPr>
             <w:r/>
             <w:r>
@@ -4734,7 +5304,7 @@
                 <w:sz w:val="20"/>
                 <w:rFonts w:ascii="Times New Roman" w:hAnsi="Times New Roman" w:cs="Times New Roman" w:eastAsia="Times New Roman"/>
               </w:rPr>
-              <w:t>0.3</w:t>
+              <w:t>1.1</w:t>
             </w:r>
           </w:p>
         </w:tc>
@@ -4779,11 +5349,13 @@
     <w:p>
       <w:pPr>
         <w:spacing w:before="0" w:after="120" w:line="240" w:lineRule="auto"/>
+        <w:jc w:val="both"/>
       </w:pPr>
     </w:p>
     <w:p>
       <w:pPr>
         <w:spacing w:before="0" w:after="120" w:line="240" w:lineRule="auto"/>
+        <w:jc w:val="both"/>
       </w:pPr>
       <w:r>
         <w:rPr>
@@ -5083,7 +5655,7 @@
           <w:p>
             <w:pPr>
               <w:spacing w:before="0" w:after="0" w:line="240" w:lineRule="auto"/>
-              <w:jc w:val="left"/>
+              <w:jc w:val="both"/>
             </w:pPr>
             <w:r/>
             <w:r>
@@ -5113,7 +5685,7 @@
           <w:p>
             <w:pPr>
               <w:spacing w:before="0" w:after="0" w:line="240" w:lineRule="auto"/>
-              <w:jc w:val="left"/>
+              <w:jc w:val="both"/>
             </w:pPr>
             <w:r/>
             <w:r>
@@ -5165,7 +5737,7 @@
                 <w:sz w:val="20"/>
                 <w:rFonts w:ascii="Times New Roman" w:hAnsi="Times New Roman" w:cs="Times New Roman" w:eastAsia="Times New Roman"/>
               </w:rPr>
-              <w:t>З1</w:t>
+              <w:t>–</w:t>
             </w:r>
           </w:p>
         </w:tc>
@@ -5195,7 +5767,7 @@
                 <w:sz w:val="20"/>
                 <w:rFonts w:ascii="Times New Roman" w:hAnsi="Times New Roman" w:cs="Times New Roman" w:eastAsia="Times New Roman"/>
               </w:rPr>
-              <w:t>У1</w:t>
+              <w:t>–</w:t>
             </w:r>
           </w:p>
         </w:tc>
@@ -5225,7 +5797,7 @@
                 <w:sz w:val="20"/>
                 <w:rFonts w:ascii="Times New Roman" w:hAnsi="Times New Roman" w:cs="Times New Roman" w:eastAsia="Times New Roman"/>
               </w:rPr>
-              <w:t>Н1</w:t>
+              <w:t>–</w:t>
             </w:r>
           </w:p>
         </w:tc>
@@ -5243,7 +5815,7 @@
           <w:p>
             <w:pPr>
               <w:spacing w:before="0" w:after="0" w:line="240" w:lineRule="auto"/>
-              <w:jc w:val="left"/>
+              <w:jc w:val="both"/>
             </w:pPr>
             <w:r/>
             <w:r>
@@ -5310,7 +5882,7 @@
           <w:p>
             <w:pPr>
               <w:spacing w:before="0" w:after="0" w:line="240" w:lineRule="auto"/>
-              <w:jc w:val="left"/>
+              <w:jc w:val="both"/>
             </w:pPr>
             <w:r/>
             <w:r>
@@ -5340,7 +5912,7 @@
           <w:p>
             <w:pPr>
               <w:spacing w:before="0" w:after="0" w:line="240" w:lineRule="auto"/>
-              <w:jc w:val="left"/>
+              <w:jc w:val="both"/>
             </w:pPr>
             <w:r/>
             <w:r>
@@ -5392,7 +5964,7 @@
                 <w:sz w:val="20"/>
                 <w:rFonts w:ascii="Times New Roman" w:hAnsi="Times New Roman" w:cs="Times New Roman" w:eastAsia="Times New Roman"/>
               </w:rPr>
-              <w:t>З1</w:t>
+              <w:t>–</w:t>
             </w:r>
           </w:p>
         </w:tc>
@@ -5422,7 +5994,7 @@
                 <w:sz w:val="20"/>
                 <w:rFonts w:ascii="Times New Roman" w:hAnsi="Times New Roman" w:cs="Times New Roman" w:eastAsia="Times New Roman"/>
               </w:rPr>
-              <w:t>У1</w:t>
+              <w:t>–</w:t>
             </w:r>
           </w:p>
         </w:tc>
@@ -5452,7 +6024,7 @@
                 <w:sz w:val="20"/>
                 <w:rFonts w:ascii="Times New Roman" w:hAnsi="Times New Roman" w:cs="Times New Roman" w:eastAsia="Times New Roman"/>
               </w:rPr>
-              <w:t>Н1</w:t>
+              <w:t>–</w:t>
             </w:r>
           </w:p>
         </w:tc>
@@ -5470,7 +6042,7 @@
           <w:p>
             <w:pPr>
               <w:spacing w:before="0" w:after="0" w:line="240" w:lineRule="auto"/>
-              <w:jc w:val="left"/>
+              <w:jc w:val="both"/>
             </w:pPr>
             <w:r/>
             <w:r>
@@ -5493,11 +6065,13 @@
     <w:p>
       <w:pPr>
         <w:spacing w:before="0" w:after="120" w:line="240" w:lineRule="auto"/>
+        <w:jc w:val="both"/>
       </w:pPr>
     </w:p>
     <w:p>
       <w:pPr>
         <w:spacing w:before="0" w:after="120" w:line="240" w:lineRule="auto"/>
+        <w:jc w:val="both"/>
       </w:pPr>
       <w:r>
         <w:rPr>
@@ -5731,7 +6305,7 @@
           <w:p>
             <w:pPr>
               <w:spacing w:before="0" w:after="0" w:line="240" w:lineRule="auto"/>
-              <w:jc w:val="left"/>
+              <w:jc w:val="both"/>
             </w:pPr>
             <w:r/>
             <w:r>
@@ -5858,7 +6432,7 @@
           <w:p>
             <w:pPr>
               <w:spacing w:before="0" w:after="0" w:line="240" w:lineRule="auto"/>
-              <w:jc w:val="left"/>
+              <w:jc w:val="both"/>
             </w:pPr>
             <w:r/>
             <w:r>
@@ -5911,11 +6485,13 @@
     <w:p>
       <w:pPr>
         <w:spacing w:before="0" w:after="120" w:line="240" w:lineRule="auto"/>
+        <w:jc w:val="both"/>
       </w:pPr>
     </w:p>
     <w:p>
       <w:pPr>
         <w:spacing w:before="0" w:after="120" w:line="240" w:lineRule="auto"/>
+        <w:jc w:val="both"/>
       </w:pPr>
       <w:r>
         <w:rPr>
@@ -6149,7 +6725,7 @@
           <w:p>
             <w:pPr>
               <w:spacing w:before="0" w:after="0" w:line="240" w:lineRule="auto"/>
-              <w:jc w:val="left"/>
+              <w:jc w:val="both"/>
             </w:pPr>
             <w:r/>
             <w:r>
@@ -6274,7 +6850,7 @@
           <w:p>
             <w:pPr>
               <w:spacing w:before="0" w:after="0" w:line="240" w:lineRule="auto"/>
-              <w:jc w:val="left"/>
+              <w:jc w:val="both"/>
             </w:pPr>
             <w:r/>
             <w:r>
@@ -6325,11 +6901,13 @@
     <w:p>
       <w:pPr>
         <w:spacing w:before="0" w:after="120" w:line="240" w:lineRule="auto"/>
+        <w:jc w:val="both"/>
       </w:pPr>
     </w:p>
     <w:p>
       <w:pPr>
         <w:spacing w:before="0" w:after="120" w:line="240" w:lineRule="auto"/>
+        <w:jc w:val="both"/>
       </w:pPr>
       <w:r>
         <w:rPr>
@@ -6563,7 +7141,7 @@
           <w:p>
             <w:pPr>
               <w:spacing w:before="0" w:after="0" w:line="240" w:lineRule="auto"/>
-              <w:jc w:val="left"/>
+              <w:jc w:val="both"/>
             </w:pPr>
             <w:r/>
             <w:r>
@@ -6688,7 +7266,7 @@
           <w:p>
             <w:pPr>
               <w:spacing w:before="0" w:after="0" w:line="240" w:lineRule="auto"/>
-              <w:jc w:val="left"/>
+              <w:jc w:val="both"/>
             </w:pPr>
             <w:r/>
             <w:r>
@@ -6739,11 +7317,13 @@
     <w:p>
       <w:pPr>
         <w:spacing w:before="0" w:after="120" w:line="240" w:lineRule="auto"/>
+        <w:jc w:val="both"/>
       </w:pPr>
     </w:p>
     <w:p>
       <w:pPr>
         <w:spacing w:before="0" w:after="240" w:line="240" w:lineRule="auto"/>
+        <w:jc w:val="both"/>
       </w:pPr>
       <w:r>
         <w:rPr>
@@ -6760,6 +7340,7 @@
     <w:p>
       <w:pPr>
         <w:spacing w:before="0" w:after="120" w:line="240" w:lineRule="auto"/>
+        <w:jc w:val="both"/>
       </w:pPr>
       <w:r>
         <w:rPr>
@@ -6776,6 +7357,7 @@
     <w:p>
       <w:pPr>
         <w:spacing w:before="0" w:after="120" w:line="240" w:lineRule="auto"/>
+        <w:jc w:val="both"/>
       </w:pPr>
       <w:r>
         <w:rPr>
@@ -6792,6 +7374,7 @@
     <w:p>
       <w:pPr>
         <w:spacing w:before="0" w:after="120" w:line="240" w:lineRule="auto"/>
+        <w:jc w:val="both"/>
       </w:pPr>
       <w:r>
         <w:rPr>
@@ -6808,6 +7391,7 @@
     <w:p>
       <w:pPr>
         <w:spacing w:before="0" w:after="120" w:line="240" w:lineRule="auto"/>
+        <w:jc w:val="both"/>
       </w:pPr>
       <w:r>
         <w:rPr>
@@ -6824,11 +7408,13 @@
     <w:p>
       <w:pPr>
         <w:spacing w:before="0" w:after="120" w:line="240" w:lineRule="auto"/>
+        <w:jc w:val="both"/>
       </w:pPr>
     </w:p>
     <w:p>
       <w:pPr>
         <w:spacing w:before="0" w:after="240" w:line="240" w:lineRule="auto"/>
+        <w:jc w:val="both"/>
       </w:pPr>
       <w:r>
         <w:rPr>
@@ -6845,6 +7431,7 @@
     <w:p>
       <w:pPr>
         <w:spacing w:before="0" w:after="120" w:line="240" w:lineRule="auto"/>
+        <w:jc w:val="both"/>
       </w:pPr>
       <w:r>
         <w:rPr>
@@ -6861,6 +7448,7 @@
     <w:p>
       <w:pPr>
         <w:spacing w:before="0" w:after="120" w:line="240" w:lineRule="auto"/>
+        <w:jc w:val="both"/>
       </w:pPr>
       <w:r>
         <w:rPr>
@@ -6877,6 +7465,7 @@
     <w:p>
       <w:pPr>
         <w:spacing w:before="0" w:after="120" w:line="240" w:lineRule="auto"/>
+        <w:jc w:val="both"/>
       </w:pPr>
       <w:r>
         <w:rPr>
@@ -6893,6 +7482,7 @@
     <w:p>
       <w:pPr>
         <w:spacing w:before="0" w:after="120" w:line="240" w:lineRule="auto"/>
+        <w:jc w:val="both"/>
       </w:pPr>
       <w:r>
         <w:rPr>
@@ -6909,6 +7499,7 @@
     <w:p>
       <w:pPr>
         <w:spacing w:before="0" w:after="120" w:line="240" w:lineRule="auto"/>
+        <w:jc w:val="both"/>
       </w:pPr>
       <w:r>
         <w:rPr>
@@ -6925,6 +7516,7 @@
     <w:p>
       <w:pPr>
         <w:spacing w:before="0" w:after="120" w:line="240" w:lineRule="auto"/>
+        <w:jc w:val="both"/>
       </w:pPr>
       <w:r>
         <w:rPr>
@@ -6941,6 +7533,7 @@
     <w:p>
       <w:pPr>
         <w:spacing w:before="0" w:after="120" w:line="240" w:lineRule="auto"/>
+        <w:jc w:val="both"/>
       </w:pPr>
       <w:r>
         <w:rPr>
@@ -6957,6 +7550,7 @@
     <w:p>
       <w:pPr>
         <w:spacing w:before="0" w:after="120" w:line="240" w:lineRule="auto"/>
+        <w:jc w:val="both"/>
       </w:pPr>
       <w:r>
         <w:rPr>
@@ -6973,6 +7567,7 @@
     <w:p>
       <w:pPr>
         <w:spacing w:before="0" w:after="120" w:line="240" w:lineRule="auto"/>
+        <w:jc w:val="both"/>
       </w:pPr>
       <w:r>
         <w:rPr>
@@ -6989,6 +7584,7 @@
     <w:p>
       <w:pPr>
         <w:spacing w:before="0" w:after="120" w:line="240" w:lineRule="auto"/>
+        <w:jc w:val="both"/>
       </w:pPr>
       <w:r>
         <w:rPr>
@@ -7005,6 +7601,7 @@
     <w:p>
       <w:pPr>
         <w:spacing w:before="0" w:after="120" w:line="240" w:lineRule="auto"/>
+        <w:jc w:val="both"/>
       </w:pPr>
       <w:r>
         <w:rPr>
@@ -7021,6 +7618,7 @@
     <w:p>
       <w:pPr>
         <w:spacing w:before="0" w:after="120" w:line="240" w:lineRule="auto"/>
+        <w:jc w:val="both"/>
       </w:pPr>
       <w:r>
         <w:rPr>
@@ -7037,6 +7635,7 @@
     <w:p>
       <w:pPr>
         <w:spacing w:before="0" w:after="120" w:line="240" w:lineRule="auto"/>
+        <w:jc w:val="both"/>
       </w:pPr>
       <w:r>
         <w:rPr>
@@ -7053,6 +7652,7 @@
     <w:p>
       <w:pPr>
         <w:spacing w:before="0" w:after="120" w:line="240" w:lineRule="auto"/>
+        <w:jc w:val="both"/>
       </w:pPr>
       <w:r>
         <w:rPr>
@@ -7069,11 +7669,13 @@
     <w:p>
       <w:pPr>
         <w:spacing w:before="0" w:after="120" w:line="240" w:lineRule="auto"/>
+        <w:jc w:val="both"/>
       </w:pPr>
     </w:p>
     <w:p>
       <w:pPr>
         <w:spacing w:before="0" w:after="240" w:line="240" w:lineRule="auto"/>
+        <w:jc w:val="both"/>
       </w:pPr>
       <w:r>
         <w:rPr>
@@ -7090,6 +7692,7 @@
     <w:p>
       <w:pPr>
         <w:spacing w:before="0" w:after="120" w:line="240" w:lineRule="auto"/>
+        <w:jc w:val="both"/>
       </w:pPr>
       <w:r>
         <w:rPr>
@@ -7106,6 +7709,7 @@
     <w:p>
       <w:pPr>
         <w:spacing w:before="0" w:after="120" w:line="240" w:lineRule="auto"/>
+        <w:jc w:val="both"/>
       </w:pPr>
       <w:r>
         <w:rPr>
@@ -7122,6 +7726,7 @@
     <w:p>
       <w:pPr>
         <w:spacing w:before="0" w:after="120" w:line="240" w:lineRule="auto"/>
+        <w:jc w:val="both"/>
       </w:pPr>
       <w:r>
         <w:rPr>
@@ -7138,6 +7743,7 @@
     <w:p>
       <w:pPr>
         <w:spacing w:before="0" w:after="120" w:line="240" w:lineRule="auto"/>
+        <w:jc w:val="both"/>
       </w:pPr>
       <w:r>
         <w:rPr>
@@ -7154,11 +7760,13 @@
     <w:p>
       <w:pPr>
         <w:spacing w:before="0" w:after="120" w:line="240" w:lineRule="auto"/>
+        <w:jc w:val="both"/>
       </w:pPr>
     </w:p>
     <w:p>
       <w:pPr>
         <w:spacing w:before="0" w:after="120" w:line="240" w:lineRule="auto"/>
+        <w:jc w:val="both"/>
       </w:pPr>
       <w:r>
         <w:rPr>
@@ -7197,6 +7805,7 @@
     <w:p>
       <w:pPr>
         <w:spacing w:before="0" w:after="120" w:line="240" w:lineRule="auto"/>
+        <w:jc w:val="both"/>
       </w:pPr>
       <w:r>
         <w:rPr>
@@ -7207,7 +7816,7 @@
           <w:sz w:val="28"/>
           <w:rFonts w:ascii="Times New Roman" w:hAnsi="Times New Roman" w:cs="Times New Roman" w:eastAsia="Times New Roman"/>
         </w:rPr>
-        <w:t>Рабочая программа дисциплины «Информационные технологии анализа и обработки данных» по направлению подготовки 01.03.04 Прикладная математика согласована на ведение учебного процесса:</w:t>
+        <w:t>Рабочая программа дисциплины «Информационные технологии анализа и обработки данных» по направлению подготовки «01.03.04 Прикладная математика» согласована на ведение учебного процесса:</w:t>
       </w:r>
     </w:p>
     <w:tbl>
@@ -7280,7 +7889,9 @@
                 <w:sz w:val="22"/>
                 <w:rFonts w:ascii="Times New Roman" w:hAnsi="Times New Roman" w:cs="Times New Roman" w:eastAsia="Times New Roman"/>
               </w:rPr>
-              <w:t>«Согласовано»: И.о. зав. кафедрой, ответственной за РПД (подпись и дата)</w:t>
+              <w:t>Согласовано</w:t>
+              <w:br/>
+              <w:t>(подпись и дата)</w:t>
             </w:r>
           </w:p>
         </w:tc>
@@ -7333,7 +7944,7 @@
           <w:p>
             <w:pPr>
               <w:spacing w:before="0" w:after="0" w:line="240" w:lineRule="auto"/>
-              <w:jc w:val="left"/>
+              <w:jc w:val="both"/>
             </w:pPr>
             <w:r/>
           </w:p>
@@ -7387,7 +7998,7 @@
           <w:p>
             <w:pPr>
               <w:spacing w:before="0" w:after="0" w:line="240" w:lineRule="auto"/>
-              <w:jc w:val="left"/>
+              <w:jc w:val="both"/>
             </w:pPr>
             <w:r/>
           </w:p>
@@ -7441,7 +8052,7 @@
           <w:p>
             <w:pPr>
               <w:spacing w:before="0" w:after="0" w:line="240" w:lineRule="auto"/>
-              <w:jc w:val="left"/>
+              <w:jc w:val="both"/>
             </w:pPr>
             <w:r/>
           </w:p>
@@ -7495,7 +8106,7 @@
           <w:p>
             <w:pPr>
               <w:spacing w:before="0" w:after="0" w:line="240" w:lineRule="auto"/>
-              <w:jc w:val="left"/>
+              <w:jc w:val="both"/>
             </w:pPr>
             <w:r/>
           </w:p>
@@ -7678,6 +8289,23 @@
       </w:r>
     </w:p>
     <w:p>
+      <w:pPr>
+        <w:spacing w:before="0" w:after="120" w:line="240" w:lineRule="auto"/>
+        <w:jc w:val="center"/>
+      </w:pPr>
+      <w:r>
+        <w:rPr>
+          <w:rFonts w:ascii="Times New Roman" w:hAnsi="Times New Roman"/>
+          <w:b w:val="0"/>
+          <w:i w:val="0"/>
+          <w:color w:val="000000"/>
+          <w:sz w:val="28"/>
+          <w:rFonts w:ascii="Times New Roman" w:hAnsi="Times New Roman" w:cs="Times New Roman" w:eastAsia="Times New Roman"/>
+        </w:rPr>
+        <w:t>общая трудоемкость дисциплины составляет: 4 зачетных единиц(ы)</w:t>
+      </w:r>
+    </w:p>
+    <w:p>
       <w:r>
         <w:br w:type="page"/>
       </w:r>
@@ -7685,6 +8313,7 @@
     <w:p>
       <w:pPr>
         <w:spacing w:before="0" w:after="240" w:line="240" w:lineRule="auto"/>
+        <w:jc w:val="both"/>
       </w:pPr>
       <w:r>
         <w:rPr>
@@ -7696,6 +8325,25 @@
           <w:rFonts w:ascii="Times New Roman" w:hAnsi="Times New Roman" w:cs="Times New Roman" w:eastAsia="Times New Roman"/>
         </w:rPr>
         <w:t>1. Оценочные средства</w:t>
+      </w:r>
+    </w:p>
+    <w:p>
+      <w:pPr>
+        <w:spacing w:before="0" w:after="240" w:line="240" w:lineRule="auto"/>
+        <w:jc w:val="both"/>
+      </w:pPr>
+      <w:r>
+        <w:rPr>
+          <w:rFonts w:ascii="Times New Roman" w:hAnsi="Times New Roman"/>
+          <w:b w:val="0"/>
+          <w:i w:val="0"/>
+          <w:color w:val="000000"/>
+          <w:sz w:val="28"/>
+          <w:rFonts w:ascii="Times New Roman" w:hAnsi="Times New Roman" w:cs="Times New Roman" w:eastAsia="Times New Roman"/>
+        </w:rPr>
+        <w:t>Оценивание формирования компетенций производится на основе результатов обучения, приведенных в п. 2 рабочей программы и ФОС. Связь разделов компетенций, индикаторов и форм контроля (текущего и промежуточного) указаны в таблице 4.2 рабочей программы дисциплины.</w:t>
+        <w:br/>
+        <w:t>Оценочные средства соотнесены с результатами обучения по дисциплине и индикаторами достижения компетенций, представлены ниже.</w:t>
       </w:r>
     </w:p>
     <w:tbl>
@@ -7888,7 +8536,7 @@
           <w:p>
             <w:pPr>
               <w:spacing w:before="0" w:after="0" w:line="240" w:lineRule="auto"/>
-              <w:jc w:val="center"/>
+              <w:jc w:val="left"/>
             </w:pPr>
             <w:r/>
             <w:r>
@@ -7900,7 +8548,7 @@
                 <w:sz w:val="20"/>
                 <w:rFonts w:ascii="Times New Roman" w:hAnsi="Times New Roman" w:cs="Times New Roman" w:eastAsia="Times New Roman"/>
               </w:rPr>
-              <w:t>ПК-1.1</w:t>
+              <w:t>ПК-1.1. Знать: базовые основы программирования и отладки программного кода</w:t>
             </w:r>
           </w:p>
         </w:tc>
@@ -7918,7 +8566,7 @@
           <w:p>
             <w:pPr>
               <w:spacing w:before="0" w:after="0" w:line="240" w:lineRule="auto"/>
-              <w:jc w:val="left"/>
+              <w:jc w:val="both"/>
             </w:pPr>
             <w:r/>
             <w:r>
@@ -7930,11 +8578,11 @@
                 <w:sz w:val="18"/>
                 <w:rFonts w:ascii="Times New Roman" w:hAnsi="Times New Roman" w:cs="Times New Roman" w:eastAsia="Times New Roman"/>
               </w:rPr>
-              <w:t>З1: Знать базовые принципы и терминологию, относящиеся к ПК-1.1.</w:t>
+              <w:t>З1: Синтаксис и семантика алгоритмического языка программирования, принципы и методология построения систем по курсу «Информационные технологии анализа и обработки данных»</w:t>
               <w:br/>
-              <w:t>У1: Уметь использовать практические инструменты в контексте ПК-1.1.</w:t>
+              <w:t>З2: Концепции и идеи объектно-ориентированного программирования и проектирования программных решений</w:t>
               <w:br/>
-              <w:t>Н1: Владеть навыками анализа данных и принятия решений в рамках ПК-1.1.</w:t>
+              <w:t>З3: Технология работы на ПК в современных операционных средах, основные методы разработки эффективных структур данных</w:t>
             </w:r>
           </w:p>
         </w:tc>
@@ -7952,7 +8600,7 @@
           <w:p>
             <w:pPr>
               <w:spacing w:before="0" w:after="0" w:line="240" w:lineRule="auto"/>
-              <w:jc w:val="left"/>
+              <w:jc w:val="both"/>
             </w:pPr>
             <w:r/>
             <w:r>
@@ -8019,7 +8667,7 @@
           <w:p>
             <w:pPr>
               <w:spacing w:before="0" w:after="0" w:line="240" w:lineRule="auto"/>
-              <w:jc w:val="center"/>
+              <w:jc w:val="left"/>
             </w:pPr>
             <w:r/>
             <w:r>
@@ -8031,7 +8679,7 @@
                 <w:sz w:val="20"/>
                 <w:rFonts w:ascii="Times New Roman" w:hAnsi="Times New Roman" w:cs="Times New Roman" w:eastAsia="Times New Roman"/>
               </w:rPr>
-              <w:t>ПК-1.2</w:t>
+              <w:t>ПК-1.2. Уметь: применять современные информационные технологии написания и отладки программного кода в области профессиональной деятельности</w:t>
             </w:r>
           </w:p>
         </w:tc>
@@ -8049,7 +8697,7 @@
           <w:p>
             <w:pPr>
               <w:spacing w:before="0" w:after="0" w:line="240" w:lineRule="auto"/>
-              <w:jc w:val="left"/>
+              <w:jc w:val="both"/>
             </w:pPr>
             <w:r/>
             <w:r>
@@ -8061,11 +8709,11 @@
                 <w:sz w:val="18"/>
                 <w:rFonts w:ascii="Times New Roman" w:hAnsi="Times New Roman" w:cs="Times New Roman" w:eastAsia="Times New Roman"/>
               </w:rPr>
-              <w:t>З1: Знать базовые принципы и терминологию, относящиеся к ПК-1.2.</w:t>
+              <w:t>У1: Формализовать прикладную задачу, выбирать для неё подходящие структуры данных и алгоритмы обработки в «Информационные технологии анализа и обработки данных»</w:t>
               <w:br/>
-              <w:t>У1: Уметь использовать практические инструменты в контексте ПК-1.2.</w:t>
+              <w:t>У2: Программировать прикладные алгоритмы, используя программные средства языков высокого уровня; разрабатывать тесты</w:t>
               <w:br/>
-              <w:t>Н1: Владеть навыками анализа данных и принятия решений в рамках ПК-1.2.</w:t>
+              <w:t>У3: Проектировать программные компоненты IT-систем и модули обработки информации</w:t>
             </w:r>
           </w:p>
         </w:tc>
@@ -8083,7 +8731,7 @@
           <w:p>
             <w:pPr>
               <w:spacing w:before="0" w:after="0" w:line="240" w:lineRule="auto"/>
-              <w:jc w:val="left"/>
+              <w:jc w:val="both"/>
             </w:pPr>
             <w:r/>
             <w:r>
@@ -8150,7 +8798,7 @@
           <w:p>
             <w:pPr>
               <w:spacing w:before="0" w:after="0" w:line="240" w:lineRule="auto"/>
-              <w:jc w:val="center"/>
+              <w:jc w:val="left"/>
             </w:pPr>
             <w:r/>
             <w:r>
@@ -8162,7 +8810,7 @@
                 <w:sz w:val="20"/>
                 <w:rFonts w:ascii="Times New Roman" w:hAnsi="Times New Roman" w:cs="Times New Roman" w:eastAsia="Times New Roman"/>
               </w:rPr>
-              <w:t>ПК-1.3</w:t>
+              <w:t>ПК-1.3. Владеть: практическими навыками использования современных информационных технологий разработки и отладки программного кода в области профессиональной деятельности</w:t>
             </w:r>
           </w:p>
         </w:tc>
@@ -8180,7 +8828,7 @@
           <w:p>
             <w:pPr>
               <w:spacing w:before="0" w:after="0" w:line="240" w:lineRule="auto"/>
-              <w:jc w:val="left"/>
+              <w:jc w:val="both"/>
             </w:pPr>
             <w:r/>
             <w:r>
@@ -8192,11 +8840,11 @@
                 <w:sz w:val="18"/>
                 <w:rFonts w:ascii="Times New Roman" w:hAnsi="Times New Roman" w:cs="Times New Roman" w:eastAsia="Times New Roman"/>
               </w:rPr>
-              <w:t>З1: Знать базовые принципы и терминологию, относящиеся к ПК-1.3.</w:t>
+              <w:t>Н1: Использовать современные математические методы и программные средства для решения задач науки, образования и бизнеса</w:t>
               <w:br/>
-              <w:t>У1: Уметь использовать практические инструменты в контексте ПК-1.3.</w:t>
+              <w:t>Н2: Реализовать идеи объектно-ориентированного подхода и паттернов проектирования в предметной области «Информационные технологии анализа и обработки данных»</w:t>
               <w:br/>
-              <w:t>Н1: Владеть навыками анализа данных и принятия решений в рамках ПК-1.3.</w:t>
+              <w:t>Н3: Применять современные цифровые технологии моделирования, алгоритмизации и оптимизации бизнес-процессов</w:t>
             </w:r>
           </w:p>
         </w:tc>
@@ -8214,7 +8862,7 @@
           <w:p>
             <w:pPr>
               <w:spacing w:before="0" w:after="0" w:line="240" w:lineRule="auto"/>
-              <w:jc w:val="left"/>
+              <w:jc w:val="both"/>
             </w:pPr>
             <w:r/>
             <w:r>
@@ -8281,7 +8929,7 @@
           <w:p>
             <w:pPr>
               <w:spacing w:before="0" w:after="0" w:line="240" w:lineRule="auto"/>
-              <w:jc w:val="center"/>
+              <w:jc w:val="left"/>
             </w:pPr>
             <w:r/>
             <w:r>
@@ -8293,7 +8941,7 @@
                 <w:sz w:val="20"/>
                 <w:rFonts w:ascii="Times New Roman" w:hAnsi="Times New Roman" w:cs="Times New Roman" w:eastAsia="Times New Roman"/>
               </w:rPr>
-              <w:t>ПК-3.1</w:t>
+              <w:t>ПК-3.1. Знать: современные технологии, методы и средства сбора, обработки и анализа данных</w:t>
             </w:r>
           </w:p>
         </w:tc>
@@ -8311,7 +8959,7 @@
           <w:p>
             <w:pPr>
               <w:spacing w:before="0" w:after="0" w:line="240" w:lineRule="auto"/>
-              <w:jc w:val="left"/>
+              <w:jc w:val="both"/>
             </w:pPr>
             <w:r/>
             <w:r>
@@ -8323,11 +8971,11 @@
                 <w:sz w:val="18"/>
                 <w:rFonts w:ascii="Times New Roman" w:hAnsi="Times New Roman" w:cs="Times New Roman" w:eastAsia="Times New Roman"/>
               </w:rPr>
-              <w:t>З1: Знать базовые принципы и терминологию, относящиеся к ПК-3.1.</w:t>
+              <w:t>З1: Синтаксис и семантика алгоритмического языка программирования, принципы и методология построения систем по курсу «Информационные технологии анализа и обработки данных»</w:t>
               <w:br/>
-              <w:t>У1: Уметь использовать практические инструменты в контексте ПК-3.1.</w:t>
+              <w:t>З2: Концепции и идеи объектно-ориентированного программирования и проектирования программных решений</w:t>
               <w:br/>
-              <w:t>Н1: Владеть навыками анализа данных и принятия решений в рамках ПК-3.1.</w:t>
+              <w:t>З3: Технология работы на ПК в современных операционных средах, основные методы разработки эффективных структур данных</w:t>
             </w:r>
           </w:p>
         </w:tc>
@@ -8345,7 +8993,7 @@
           <w:p>
             <w:pPr>
               <w:spacing w:before="0" w:after="0" w:line="240" w:lineRule="auto"/>
-              <w:jc w:val="left"/>
+              <w:jc w:val="both"/>
             </w:pPr>
             <w:r/>
             <w:r>
@@ -8412,7 +9060,7 @@
           <w:p>
             <w:pPr>
               <w:spacing w:before="0" w:after="0" w:line="240" w:lineRule="auto"/>
-              <w:jc w:val="center"/>
+              <w:jc w:val="left"/>
             </w:pPr>
             <w:r/>
             <w:r>
@@ -8424,7 +9072,7 @@
                 <w:sz w:val="20"/>
                 <w:rFonts w:ascii="Times New Roman" w:hAnsi="Times New Roman" w:cs="Times New Roman" w:eastAsia="Times New Roman"/>
               </w:rPr>
-              <w:t>ПК-3.2</w:t>
+              <w:t>ПК-3.2. Уметь: использовать современные технологии, методы и средства сбора, обработки и анализа данных</w:t>
             </w:r>
           </w:p>
         </w:tc>
@@ -8442,7 +9090,7 @@
           <w:p>
             <w:pPr>
               <w:spacing w:before="0" w:after="0" w:line="240" w:lineRule="auto"/>
-              <w:jc w:val="left"/>
+              <w:jc w:val="both"/>
             </w:pPr>
             <w:r/>
             <w:r>
@@ -8454,11 +9102,11 @@
                 <w:sz w:val="18"/>
                 <w:rFonts w:ascii="Times New Roman" w:hAnsi="Times New Roman" w:cs="Times New Roman" w:eastAsia="Times New Roman"/>
               </w:rPr>
-              <w:t>З1: Знать базовые принципы и терминологию, относящиеся к ПК-3.2.</w:t>
+              <w:t>У1: Формализовать прикладную задачу, выбирать для неё подходящие структуры данных и алгоритмы обработки в «Информационные технологии анализа и обработки данных»</w:t>
               <w:br/>
-              <w:t>У1: Уметь использовать практические инструменты в контексте ПК-3.2.</w:t>
+              <w:t>У2: Программировать прикладные алгоритмы, используя программные средства языков высокого уровня; разрабатывать тесты</w:t>
               <w:br/>
-              <w:t>Н1: Владеть навыками анализа данных и принятия решений в рамках ПК-3.2.</w:t>
+              <w:t>У3: Проектировать программные компоненты IT-систем и модули обработки информации</w:t>
             </w:r>
           </w:p>
         </w:tc>
@@ -8476,7 +9124,7 @@
           <w:p>
             <w:pPr>
               <w:spacing w:before="0" w:after="0" w:line="240" w:lineRule="auto"/>
-              <w:jc w:val="left"/>
+              <w:jc w:val="both"/>
             </w:pPr>
             <w:r/>
             <w:r>
@@ -8543,7 +9191,7 @@
           <w:p>
             <w:pPr>
               <w:spacing w:before="0" w:after="0" w:line="240" w:lineRule="auto"/>
-              <w:jc w:val="center"/>
+              <w:jc w:val="left"/>
             </w:pPr>
             <w:r/>
             <w:r>
@@ -8555,7 +9203,7 @@
                 <w:sz w:val="20"/>
                 <w:rFonts w:ascii="Times New Roman" w:hAnsi="Times New Roman" w:cs="Times New Roman" w:eastAsia="Times New Roman"/>
               </w:rPr>
-              <w:t>ПК-3.3</w:t>
+              <w:t>ПК-3.3. Владеть: технологиями сбора, обработки и анализа данных цифрового следа</w:t>
             </w:r>
           </w:p>
         </w:tc>
@@ -8573,7 +9221,7 @@
           <w:p>
             <w:pPr>
               <w:spacing w:before="0" w:after="0" w:line="240" w:lineRule="auto"/>
-              <w:jc w:val="left"/>
+              <w:jc w:val="both"/>
             </w:pPr>
             <w:r/>
             <w:r>
@@ -8585,11 +9233,11 @@
                 <w:sz w:val="18"/>
                 <w:rFonts w:ascii="Times New Roman" w:hAnsi="Times New Roman" w:cs="Times New Roman" w:eastAsia="Times New Roman"/>
               </w:rPr>
-              <w:t>З1: Знать базовые принципы и терминологию, относящиеся к ПК-3.3.</w:t>
+              <w:t>Н1: Использовать современные математические методы и программные средства для решения задач науки, образования и бизнеса</w:t>
               <w:br/>
-              <w:t>У1: Уметь использовать практические инструменты в контексте ПК-3.3.</w:t>
+              <w:t>Н2: Реализовать идеи объектно-ориентированного подхода и паттернов проектирования в предметной области «Информационные технологии анализа и обработки данных»</w:t>
               <w:br/>
-              <w:t>Н1: Владеть навыками анализа данных и принятия решений в рамках ПК-3.3.</w:t>
+              <w:t>Н3: Применять современные цифровые технологии моделирования, алгоритмизации и оптимизации бизнес-процессов</w:t>
             </w:r>
           </w:p>
         </w:tc>
@@ -8607,7 +9255,7 @@
           <w:p>
             <w:pPr>
               <w:spacing w:before="0" w:after="0" w:line="240" w:lineRule="auto"/>
-              <w:jc w:val="left"/>
+              <w:jc w:val="both"/>
             </w:pPr>
             <w:r/>
             <w:r>
@@ -8629,12 +9277,207 @@
     </w:tbl>
     <w:p>
       <w:pPr>
+        <w:spacing w:before="360" w:after="120" w:line="240" w:lineRule="auto"/>
+        <w:jc w:val="both"/>
+      </w:pPr>
+    </w:p>
+    <w:p>
+      <w:pPr>
+        <w:spacing w:before="240" w:after="120" w:line="240" w:lineRule="auto"/>
+        <w:jc w:val="both"/>
+      </w:pPr>
+      <w:r>
+        <w:rPr>
+          <w:rFonts w:ascii="Times New Roman" w:hAnsi="Times New Roman"/>
+          <w:b/>
+          <w:i w:val="0"/>
+          <w:color w:val="000000"/>
+          <w:sz w:val="28"/>
+          <w:rFonts w:ascii="Times New Roman" w:hAnsi="Times New Roman" w:cs="Times New Roman" w:eastAsia="Times New Roman"/>
+        </w:rPr>
+        <w:t>Наименование: зачет</w:t>
+      </w:r>
+    </w:p>
+    <w:p>
+      <w:pPr>
         <w:spacing w:before="0" w:after="120" w:line="240" w:lineRule="auto"/>
+        <w:jc w:val="both"/>
+      </w:pPr>
+      <w:r>
+        <w:rPr>
+          <w:rFonts w:ascii="Times New Roman" w:hAnsi="Times New Roman"/>
+          <w:b w:val="0"/>
+          <w:i/>
+          <w:color w:val="000000"/>
+          <w:sz w:val="28"/>
+          <w:rFonts w:ascii="Times New Roman" w:hAnsi="Times New Roman" w:cs="Times New Roman" w:eastAsia="Times New Roman"/>
+        </w:rPr>
+        <w:t>Представление в ФОС: перечень вопросов</w:t>
+      </w:r>
+    </w:p>
+    <w:p>
+      <w:pPr>
+        <w:spacing w:before="0" w:after="120" w:line="240" w:lineRule="auto"/>
+        <w:jc w:val="both"/>
+      </w:pPr>
+      <w:r>
+        <w:rPr>
+          <w:rFonts w:ascii="Times New Roman" w:hAnsi="Times New Roman"/>
+          <w:b/>
+          <w:i w:val="0"/>
+          <w:color w:val="000000"/>
+          <w:sz w:val="28"/>
+          <w:rFonts w:ascii="Times New Roman" w:hAnsi="Times New Roman" w:cs="Times New Roman" w:eastAsia="Times New Roman"/>
+        </w:rPr>
+        <w:t>Перечень вопросов для проведения зачета:</w:t>
+      </w:r>
+    </w:p>
+    <w:p>
+      <w:pPr>
+        <w:spacing w:before="120" w:after="120" w:line="240" w:lineRule="auto"/>
+        <w:jc w:val="both"/>
+      </w:pPr>
+      <w:r>
+        <w:rPr>
+          <w:rFonts w:ascii="Times New Roman" w:hAnsi="Times New Roman"/>
+          <w:b/>
+          <w:i/>
+          <w:color w:val="000000"/>
+          <w:sz w:val="28"/>
+          <w:rFonts w:ascii="Times New Roman" w:hAnsi="Times New Roman" w:cs="Times New Roman" w:eastAsia="Times New Roman"/>
+        </w:rPr>
+        <w:t>7 семестр:</w:t>
+      </w:r>
+    </w:p>
+    <w:p>
+      <w:pPr>
+        <w:spacing w:before="40" w:after="40" w:line="240" w:lineRule="auto"/>
+        <w:jc w:val="both"/>
+      </w:pPr>
+      <w:r>
+        <w:rPr>
+          <w:rFonts w:ascii="Times New Roman" w:hAnsi="Times New Roman"/>
+          <w:b w:val="0"/>
+          <w:i w:val="0"/>
+          <w:color w:val="000000"/>
+          <w:sz w:val="28"/>
+          <w:rFonts w:ascii="Times New Roman" w:hAnsi="Times New Roman" w:cs="Times New Roman" w:eastAsia="Times New Roman"/>
+        </w:rPr>
+        <w:t>1. Каковы базовые понятия дисциплины «Информационные технологии анализа и обработки данных»?</w:t>
+      </w:r>
+    </w:p>
+    <w:p>
+      <w:pPr>
+        <w:spacing w:before="40" w:after="40" w:line="240" w:lineRule="auto"/>
+        <w:jc w:val="both"/>
+      </w:pPr>
+      <w:r>
+        <w:rPr>
+          <w:rFonts w:ascii="Times New Roman" w:hAnsi="Times New Roman"/>
+          <w:b w:val="0"/>
+          <w:i w:val="0"/>
+          <w:color w:val="000000"/>
+          <w:sz w:val="28"/>
+          <w:rFonts w:ascii="Times New Roman" w:hAnsi="Times New Roman" w:cs="Times New Roman" w:eastAsia="Times New Roman"/>
+        </w:rPr>
+        <w:t>2. Опишите структуру и принципы работы базовых методов.</w:t>
+      </w:r>
+    </w:p>
+    <w:p>
+      <w:pPr>
+        <w:spacing w:before="40" w:after="40" w:line="240" w:lineRule="auto"/>
+        <w:jc w:val="both"/>
+      </w:pPr>
+      <w:r>
+        <w:rPr>
+          <w:rFonts w:ascii="Times New Roman" w:hAnsi="Times New Roman"/>
+          <w:b w:val="0"/>
+          <w:i w:val="0"/>
+          <w:color w:val="000000"/>
+          <w:sz w:val="28"/>
+          <w:rFonts w:ascii="Times New Roman" w:hAnsi="Times New Roman" w:cs="Times New Roman" w:eastAsia="Times New Roman"/>
+        </w:rPr>
+        <w:t>3. Сформулируйте критерии эффективности примененных подходов.</w:t>
+      </w:r>
+    </w:p>
+    <w:p>
+      <w:pPr>
+        <w:spacing w:before="40" w:after="40" w:line="240" w:lineRule="auto"/>
+        <w:jc w:val="both"/>
+      </w:pPr>
+      <w:r>
+        <w:rPr>
+          <w:rFonts w:ascii="Times New Roman" w:hAnsi="Times New Roman"/>
+          <w:b w:val="0"/>
+          <w:i w:val="0"/>
+          <w:color w:val="000000"/>
+          <w:sz w:val="28"/>
+          <w:rFonts w:ascii="Times New Roman" w:hAnsi="Times New Roman" w:cs="Times New Roman" w:eastAsia="Times New Roman"/>
+        </w:rPr>
+        <w:t>4. Опишите технологию отладки и верификации результатов.</w:t>
+      </w:r>
+    </w:p>
+    <w:p>
+      <w:pPr>
+        <w:spacing w:before="40" w:after="40" w:line="240" w:lineRule="auto"/>
+        <w:jc w:val="both"/>
+      </w:pPr>
+      <w:r>
+        <w:rPr>
+          <w:rFonts w:ascii="Times New Roman" w:hAnsi="Times New Roman"/>
+          <w:b w:val="0"/>
+          <w:i w:val="0"/>
+          <w:color w:val="000000"/>
+          <w:sz w:val="28"/>
+          <w:rFonts w:ascii="Times New Roman" w:hAnsi="Times New Roman" w:cs="Times New Roman" w:eastAsia="Times New Roman"/>
+        </w:rPr>
+        <w:t>5. Каковы особенности стандартизации процессов в предметной области?</w:t>
+      </w:r>
+    </w:p>
+    <w:p>
+      <w:pPr>
+        <w:spacing w:before="120" w:after="120" w:line="240" w:lineRule="auto"/>
+        <w:jc w:val="both"/>
+      </w:pPr>
+      <w:r>
+        <w:rPr>
+          <w:rFonts w:ascii="Times New Roman" w:hAnsi="Times New Roman"/>
+          <w:b/>
+          <w:i w:val="0"/>
+          <w:color w:val="000000"/>
+          <w:sz w:val="28"/>
+          <w:rFonts w:ascii="Times New Roman" w:hAnsi="Times New Roman" w:cs="Times New Roman" w:eastAsia="Times New Roman"/>
+        </w:rPr>
+        <w:t>Критерии оценки:</w:t>
+      </w:r>
+    </w:p>
+    <w:p>
+      <w:pPr>
+        <w:spacing w:before="0" w:after="240" w:line="240" w:lineRule="auto"/>
+        <w:jc w:val="both"/>
+      </w:pPr>
+      <w:r>
+        <w:rPr>
+          <w:rFonts w:ascii="Times New Roman" w:hAnsi="Times New Roman"/>
+          <w:b w:val="0"/>
+          <w:i w:val="0"/>
+          <w:color w:val="000000"/>
+          <w:sz w:val="28"/>
+          <w:rFonts w:ascii="Times New Roman" w:hAnsi="Times New Roman" w:cs="Times New Roman" w:eastAsia="Times New Roman"/>
+        </w:rPr>
+        <w:t>Приведены в разделе 2.</w:t>
+      </w:r>
+    </w:p>
+    <w:p>
+      <w:pPr>
+        <w:spacing w:before="360" w:after="120" w:line="240" w:lineRule="auto"/>
+        <w:jc w:val="both"/>
       </w:pPr>
     </w:p>
     <w:p>
       <w:pPr>
         <w:spacing w:before="0" w:after="120" w:line="240" w:lineRule="auto"/>
+        <w:jc w:val="both"/>
       </w:pPr>
       <w:r>
         <w:rPr>
@@ -8651,6 +9494,7 @@
     <w:p>
       <w:pPr>
         <w:spacing w:before="0" w:after="120" w:line="240" w:lineRule="auto"/>
+        <w:jc w:val="both"/>
       </w:pPr>
       <w:r>
         <w:rPr>
@@ -8666,7 +9510,25 @@
     </w:p>
     <w:p>
       <w:pPr>
-        <w:spacing w:before="0" w:after="120" w:line="240" w:lineRule="auto"/>
+        <w:spacing w:before="240" w:after="120" w:line="240" w:lineRule="auto"/>
+        <w:jc w:val="both"/>
+      </w:pPr>
+      <w:r>
+        <w:rPr>
+          <w:rFonts w:ascii="Times New Roman" w:hAnsi="Times New Roman"/>
+          <w:b/>
+          <w:i w:val="0"/>
+          <w:color w:val="000000"/>
+          <w:sz w:val="28"/>
+          <w:rFonts w:ascii="Times New Roman" w:hAnsi="Times New Roman" w:cs="Times New Roman" w:eastAsia="Times New Roman"/>
+        </w:rPr>
+        <w:t>Компетенция ПК-1. Способен разрабатывать требования и проектировать программное обеспечение</w:t>
+      </w:r>
+    </w:p>
+    <w:p>
+      <w:pPr>
+        <w:spacing w:before="80" w:after="120" w:line="240" w:lineRule="auto"/>
+        <w:jc w:val="both"/>
       </w:pPr>
       <w:r>
         <w:rPr>
@@ -8677,12 +9539,13 @@
           <w:sz w:val="28"/>
           <w:rFonts w:ascii="Times New Roman" w:hAnsi="Times New Roman" w:cs="Times New Roman" w:eastAsia="Times New Roman"/>
         </w:rPr>
-        <w:t>1. Что является главным объектом изучения дисциплины «Информационные технологии анализа и обработки данных»?</w:t>
+        <w:t>1. Вопрос 1 для контроля уровня сформированности компетенции ПК-1 в рамках курса «Информационные технологии анализа и обработки данных»?</w:t>
       </w:r>
     </w:p>
     <w:p>
       <w:pPr>
-        <w:spacing w:before="40" w:after="40" w:line="240" w:lineRule="auto"/>
+        <w:spacing w:before="20" w:after="20" w:line="240" w:lineRule="auto"/>
+        <w:jc w:val="both"/>
       </w:pPr>
       <w:r>
         <w:rPr>
@@ -8693,12 +9556,13 @@
           <w:sz w:val="28"/>
           <w:rFonts w:ascii="Times New Roman" w:hAnsi="Times New Roman" w:cs="Times New Roman" w:eastAsia="Times New Roman"/>
         </w:rPr>
-        <w:t xml:space="preserve">   1) Теоретические концепции и базовые определения дисциплины</w:t>
+        <w:t xml:space="preserve">   1) Правильный вариант ответа по теоретическим основам и синтаксису</w:t>
       </w:r>
     </w:p>
     <w:p>
       <w:pPr>
-        <w:spacing w:before="40" w:after="40" w:line="240" w:lineRule="auto"/>
+        <w:spacing w:before="20" w:after="20" w:line="240" w:lineRule="auto"/>
+        <w:jc w:val="both"/>
       </w:pPr>
       <w:r>
         <w:rPr>
@@ -8709,12 +9573,13 @@
           <w:sz w:val="28"/>
           <w:rFonts w:ascii="Times New Roman" w:hAnsi="Times New Roman" w:cs="Times New Roman" w:eastAsia="Times New Roman"/>
         </w:rPr>
-        <w:t xml:space="preserve">   2) Вспомогательные инструменты сторонних предметных областей</w:t>
+        <w:t xml:space="preserve">   2) Вспомогательный некорректный параметр инструментальной среды</w:t>
       </w:r>
     </w:p>
     <w:p>
       <w:pPr>
-        <w:spacing w:before="40" w:after="40" w:line="240" w:lineRule="auto"/>
+        <w:spacing w:before="20" w:after="20" w:line="240" w:lineRule="auto"/>
+        <w:jc w:val="both"/>
       </w:pPr>
       <w:r>
         <w:rPr>
@@ -8725,12 +9590,13 @@
           <w:sz w:val="28"/>
           <w:rFonts w:ascii="Times New Roman" w:hAnsi="Times New Roman" w:cs="Times New Roman" w:eastAsia="Times New Roman"/>
         </w:rPr>
-        <w:t xml:space="preserve">   3) Программные методы без привязки к теоретическому базису</w:t>
+        <w:t xml:space="preserve">   3) Альтернативное решение без системной поддержки архитектуры</w:t>
       </w:r>
     </w:p>
     <w:p>
       <w:pPr>
-        <w:spacing w:before="40" w:after="40" w:line="240" w:lineRule="auto"/>
+        <w:spacing w:before="20" w:after="20" w:line="240" w:lineRule="auto"/>
+        <w:jc w:val="both"/>
       </w:pPr>
       <w:r>
         <w:rPr>
@@ -8741,12 +9607,13 @@
           <w:sz w:val="28"/>
           <w:rFonts w:ascii="Times New Roman" w:hAnsi="Times New Roman" w:cs="Times New Roman" w:eastAsia="Times New Roman"/>
         </w:rPr>
-        <w:t xml:space="preserve">   4) Организационно-правовые аспекты деятельности сторонних ведомств</w:t>
+        <w:t xml:space="preserve">   4) Абстрактная формулировка понятия, не относящаяся к делу</w:t>
       </w:r>
     </w:p>
     <w:p>
       <w:pPr>
-        <w:spacing w:before="0" w:after="120" w:line="240" w:lineRule="auto"/>
+        <w:spacing w:before="80" w:after="120" w:line="240" w:lineRule="auto"/>
+        <w:jc w:val="both"/>
       </w:pPr>
       <w:r>
         <w:rPr>
@@ -8757,12 +9624,13 @@
           <w:sz w:val="28"/>
           <w:rFonts w:ascii="Times New Roman" w:hAnsi="Times New Roman" w:cs="Times New Roman" w:eastAsia="Times New Roman"/>
         </w:rPr>
-        <w:t>2. Какой метод наиболее часто применяется в рамках «Информационные технологии анализа и обработки данных»?</w:t>
+        <w:t>2. Вопрос 2 для контроля уровня сформированности компетенции ПК-1 в рамках курса «Информационные технологии анализа и обработки данных»?</w:t>
       </w:r>
     </w:p>
     <w:p>
       <w:pPr>
-        <w:spacing w:before="40" w:after="40" w:line="240" w:lineRule="auto"/>
+        <w:spacing w:before="20" w:after="20" w:line="240" w:lineRule="auto"/>
+        <w:jc w:val="both"/>
       </w:pPr>
       <w:r>
         <w:rPr>
@@ -8773,12 +9641,13 @@
           <w:sz w:val="28"/>
           <w:rFonts w:ascii="Times New Roman" w:hAnsi="Times New Roman" w:cs="Times New Roman" w:eastAsia="Times New Roman"/>
         </w:rPr>
-        <w:t xml:space="preserve">   1) Метод субъективных экспертных допущений</w:t>
+        <w:t xml:space="preserve">   1) Правильный вариант ответа по практическому применению и методологии</w:t>
       </w:r>
     </w:p>
     <w:p>
       <w:pPr>
-        <w:spacing w:before="40" w:after="40" w:line="240" w:lineRule="auto"/>
+        <w:spacing w:before="20" w:after="20" w:line="240" w:lineRule="auto"/>
+        <w:jc w:val="both"/>
       </w:pPr>
       <w:r>
         <w:rPr>
@@ -8789,12 +9658,13 @@
           <w:sz w:val="28"/>
           <w:rFonts w:ascii="Times New Roman" w:hAnsi="Times New Roman" w:cs="Times New Roman" w:eastAsia="Times New Roman"/>
         </w:rPr>
-        <w:t xml:space="preserve">   2) Системный анализ и комплексное моделирование процессов</w:t>
+        <w:t xml:space="preserve">   2) Вспомогательный некорректный параметр инструментальной среды</w:t>
       </w:r>
     </w:p>
     <w:p>
       <w:pPr>
-        <w:spacing w:before="40" w:after="40" w:line="240" w:lineRule="auto"/>
+        <w:spacing w:before="20" w:after="20" w:line="240" w:lineRule="auto"/>
+        <w:jc w:val="both"/>
       </w:pPr>
       <w:r>
         <w:rPr>
@@ -8805,12 +9675,13 @@
           <w:sz w:val="28"/>
           <w:rFonts w:ascii="Times New Roman" w:hAnsi="Times New Roman" w:cs="Times New Roman" w:eastAsia="Times New Roman"/>
         </w:rPr>
-        <w:t xml:space="preserve">   3) Случайный подбор экспериментальных параметров</w:t>
+        <w:t xml:space="preserve">   3) Альтернативное решение без системной поддержки архитектуры</w:t>
       </w:r>
     </w:p>
     <w:p>
       <w:pPr>
-        <w:spacing w:before="40" w:after="40" w:line="240" w:lineRule="auto"/>
+        <w:spacing w:before="20" w:after="20" w:line="240" w:lineRule="auto"/>
+        <w:jc w:val="both"/>
       </w:pPr>
       <w:r>
         <w:rPr>
@@ -8821,12 +9692,13 @@
           <w:sz w:val="28"/>
           <w:rFonts w:ascii="Times New Roman" w:hAnsi="Times New Roman" w:cs="Times New Roman" w:eastAsia="Times New Roman"/>
         </w:rPr>
-        <w:t xml:space="preserve">   4) Интуитивный подход к проектированию систем</w:t>
+        <w:t xml:space="preserve">   4) Абстрактная формулировка понятия, не относящаяся к делу</w:t>
       </w:r>
     </w:p>
     <w:p>
       <w:pPr>
-        <w:spacing w:before="0" w:after="120" w:line="240" w:lineRule="auto"/>
+        <w:spacing w:before="80" w:after="120" w:line="240" w:lineRule="auto"/>
+        <w:jc w:val="both"/>
       </w:pPr>
       <w:r>
         <w:rPr>
@@ -8837,12 +9709,13 @@
           <w:sz w:val="28"/>
           <w:rFonts w:ascii="Times New Roman" w:hAnsi="Times New Roman" w:cs="Times New Roman" w:eastAsia="Times New Roman"/>
         </w:rPr>
-        <w:t>3. Что представляет собой методология предметной области?</w:t>
+        <w:t>3. Вопрос 3 для контроля уровня сформированности компетенции ПК-1 в рамках курса «Информационные технологии анализа и обработки данных»?</w:t>
       </w:r>
     </w:p>
     <w:p>
       <w:pPr>
-        <w:spacing w:before="40" w:after="40" w:line="240" w:lineRule="auto"/>
+        <w:spacing w:before="20" w:after="20" w:line="240" w:lineRule="auto"/>
+        <w:jc w:val="both"/>
       </w:pPr>
       <w:r>
         <w:rPr>
@@ -8853,12 +9726,13 @@
           <w:sz w:val="28"/>
           <w:rFonts w:ascii="Times New Roman" w:hAnsi="Times New Roman" w:cs="Times New Roman" w:eastAsia="Times New Roman"/>
         </w:rPr>
-        <w:t xml:space="preserve">   1) Хаотичный набор практических рекомендаций</w:t>
+        <w:t xml:space="preserve">   1) Правильный вариант ответа по отладке и интеграции компонентов</w:t>
       </w:r>
     </w:p>
     <w:p>
       <w:pPr>
-        <w:spacing w:before="40" w:after="40" w:line="240" w:lineRule="auto"/>
+        <w:spacing w:before="20" w:after="20" w:line="240" w:lineRule="auto"/>
+        <w:jc w:val="both"/>
       </w:pPr>
       <w:r>
         <w:rPr>
@@ -8869,12 +9743,13 @@
           <w:sz w:val="28"/>
           <w:rFonts w:ascii="Times New Roman" w:hAnsi="Times New Roman" w:cs="Times New Roman" w:eastAsia="Times New Roman"/>
         </w:rPr>
-        <w:t xml:space="preserve">   2) Система принципов и способов организации теоретической и практической деятельности</w:t>
+        <w:t xml:space="preserve">   2) Вспомогательный некорректный параметр инструментальной среды</w:t>
       </w:r>
     </w:p>
     <w:p>
       <w:pPr>
-        <w:spacing w:before="40" w:after="40" w:line="240" w:lineRule="auto"/>
+        <w:spacing w:before="20" w:after="20" w:line="240" w:lineRule="auto"/>
+        <w:jc w:val="both"/>
       </w:pPr>
       <w:r>
         <w:rPr>
@@ -8885,12 +9760,13 @@
           <w:sz w:val="28"/>
           <w:rFonts w:ascii="Times New Roman" w:hAnsi="Times New Roman" w:cs="Times New Roman" w:eastAsia="Times New Roman"/>
         </w:rPr>
-        <w:t xml:space="preserve">   3) Второстепенный раздел учебной программы</w:t>
+        <w:t xml:space="preserve">   3) Альтернативное решение без системной поддержки архитектуры</w:t>
       </w:r>
     </w:p>
     <w:p>
       <w:pPr>
-        <w:spacing w:before="40" w:after="40" w:line="240" w:lineRule="auto"/>
+        <w:spacing w:before="20" w:after="20" w:line="240" w:lineRule="auto"/>
+        <w:jc w:val="both"/>
       </w:pPr>
       <w:r>
         <w:rPr>
@@ -8901,12 +9777,13 @@
           <w:sz w:val="28"/>
           <w:rFonts w:ascii="Times New Roman" w:hAnsi="Times New Roman" w:cs="Times New Roman" w:eastAsia="Times New Roman"/>
         </w:rPr>
-        <w:t xml:space="preserve">   4) Субъективное видение процесса разработки</w:t>
+        <w:t xml:space="preserve">   4) Абстрактная формулировка понятия, не относящаяся к делу</w:t>
       </w:r>
     </w:p>
     <w:p>
       <w:pPr>
-        <w:spacing w:before="0" w:after="120" w:line="240" w:lineRule="auto"/>
+        <w:spacing w:before="80" w:after="120" w:line="240" w:lineRule="auto"/>
+        <w:jc w:val="both"/>
       </w:pPr>
       <w:r>
         <w:rPr>
@@ -8917,12 +9794,13 @@
           <w:sz w:val="28"/>
           <w:rFonts w:ascii="Times New Roman" w:hAnsi="Times New Roman" w:cs="Times New Roman" w:eastAsia="Times New Roman"/>
         </w:rPr>
-        <w:t>4. Какой результат освоения дисциплины «Информационные технологии анализа и обработки данных» является приоритетным?</w:t>
+        <w:t>4. Вопрос 4 для контроля уровня сформированности компетенции ПК-1 в рамках курса «Информационные технологии анализа и обработки данных»?</w:t>
       </w:r>
     </w:p>
     <w:p>
       <w:pPr>
-        <w:spacing w:before="40" w:after="40" w:line="240" w:lineRule="auto"/>
+        <w:spacing w:before="20" w:after="20" w:line="240" w:lineRule="auto"/>
+        <w:jc w:val="both"/>
       </w:pPr>
       <w:r>
         <w:rPr>
@@ -8933,12 +9811,13 @@
           <w:sz w:val="28"/>
           <w:rFonts w:ascii="Times New Roman" w:hAnsi="Times New Roman" w:cs="Times New Roman" w:eastAsia="Times New Roman"/>
         </w:rPr>
-        <w:t xml:space="preserve">   1) Отказ от использования современных инструментальных средств</w:t>
+        <w:t xml:space="preserve">   1) Правильный вариант ответа по оценке сложности используемых алгоритмов</w:t>
       </w:r>
     </w:p>
     <w:p>
       <w:pPr>
-        <w:spacing w:before="40" w:after="40" w:line="240" w:lineRule="auto"/>
+        <w:spacing w:before="20" w:after="20" w:line="240" w:lineRule="auto"/>
+        <w:jc w:val="both"/>
       </w:pPr>
       <w:r>
         <w:rPr>
@@ -8949,12 +9828,13 @@
           <w:sz w:val="28"/>
           <w:rFonts w:ascii="Times New Roman" w:hAnsi="Times New Roman" w:cs="Times New Roman" w:eastAsia="Times New Roman"/>
         </w:rPr>
-        <w:t xml:space="preserve">   2) Способность эффективно решать профессиональные задачи на основе полученных знаний и умений</w:t>
+        <w:t xml:space="preserve">   2) Вспомогательный некорректный параметр инструментальной среды</w:t>
       </w:r>
     </w:p>
     <w:p>
       <w:pPr>
-        <w:spacing w:before="40" w:after="40" w:line="240" w:lineRule="auto"/>
+        <w:spacing w:before="20" w:after="20" w:line="240" w:lineRule="auto"/>
+        <w:jc w:val="both"/>
       </w:pPr>
       <w:r>
         <w:rPr>
@@ -8965,12 +9845,13 @@
           <w:sz w:val="28"/>
           <w:rFonts w:ascii="Times New Roman" w:hAnsi="Times New Roman" w:cs="Times New Roman" w:eastAsia="Times New Roman"/>
         </w:rPr>
-        <w:t xml:space="preserve">   3) Изучение только теоретических аспектов без практической применимости</w:t>
+        <w:t xml:space="preserve">   3) Альтернативное решение без системной поддержки архитектуры</w:t>
       </w:r>
     </w:p>
     <w:p>
       <w:pPr>
-        <w:spacing w:before="40" w:after="40" w:line="240" w:lineRule="auto"/>
+        <w:spacing w:before="20" w:after="20" w:line="240" w:lineRule="auto"/>
+        <w:jc w:val="both"/>
       </w:pPr>
       <w:r>
         <w:rPr>
@@ -8981,12 +9862,13 @@
           <w:sz w:val="28"/>
           <w:rFonts w:ascii="Times New Roman" w:hAnsi="Times New Roman" w:cs="Times New Roman" w:eastAsia="Times New Roman"/>
         </w:rPr>
-        <w:t xml:space="preserve">   4) Ориентация исключительно на исторический опыт ведения разработок</w:t>
+        <w:t xml:space="preserve">   4) Абстрактная формулировка понятия, не относящаяся к делу</w:t>
       </w:r>
     </w:p>
     <w:p>
       <w:pPr>
-        <w:spacing w:before="0" w:after="120" w:line="240" w:lineRule="auto"/>
+        <w:spacing w:before="80" w:after="120" w:line="240" w:lineRule="auto"/>
+        <w:jc w:val="both"/>
       </w:pPr>
       <w:r>
         <w:rPr>
@@ -8997,12 +9879,13 @@
           <w:sz w:val="28"/>
           <w:rFonts w:ascii="Times New Roman" w:hAnsi="Times New Roman" w:cs="Times New Roman" w:eastAsia="Times New Roman"/>
         </w:rPr>
-        <w:t>5. Какие требования предъявляются к уровню освоения учебного материала?</w:t>
+        <w:t>5. Вопрос 5 для контроля уровня сформированности компетенции ПК-1 в рамках курса «Информационные технологии анализа и обработки данных»?</w:t>
       </w:r>
     </w:p>
     <w:p>
       <w:pPr>
-        <w:spacing w:before="40" w:after="40" w:line="240" w:lineRule="auto"/>
+        <w:spacing w:before="20" w:after="20" w:line="240" w:lineRule="auto"/>
+        <w:jc w:val="both"/>
       </w:pPr>
       <w:r>
         <w:rPr>
@@ -9013,12 +9896,13 @@
           <w:sz w:val="28"/>
           <w:rFonts w:ascii="Times New Roman" w:hAnsi="Times New Roman" w:cs="Times New Roman" w:eastAsia="Times New Roman"/>
         </w:rPr>
-        <w:t xml:space="preserve">   1) Поверхностное ознакомление без закрепления практических навыков</w:t>
+        <w:t xml:space="preserve">   1) Правильный вариант ответа по верификации и тестированию программных модулей</w:t>
       </w:r>
     </w:p>
     <w:p>
       <w:pPr>
-        <w:spacing w:before="40" w:after="40" w:line="240" w:lineRule="auto"/>
+        <w:spacing w:before="20" w:after="20" w:line="240" w:lineRule="auto"/>
+        <w:jc w:val="both"/>
       </w:pPr>
       <w:r>
         <w:rPr>
@@ -9029,12 +9913,13 @@
           <w:sz w:val="28"/>
           <w:rFonts w:ascii="Times New Roman" w:hAnsi="Times New Roman" w:cs="Times New Roman" w:eastAsia="Times New Roman"/>
         </w:rPr>
-        <w:t xml:space="preserve">   2) Отказ от самостоятельного выполнения разделов программы</w:t>
+        <w:t xml:space="preserve">   2) Вспомогательный некорректный параметр инструментальной среды</w:t>
       </w:r>
     </w:p>
     <w:p>
       <w:pPr>
-        <w:spacing w:before="40" w:after="40" w:line="240" w:lineRule="auto"/>
+        <w:spacing w:before="20" w:after="20" w:line="240" w:lineRule="auto"/>
+        <w:jc w:val="both"/>
       </w:pPr>
       <w:r>
         <w:rPr>
@@ -9045,12 +9930,13 @@
           <w:sz w:val="28"/>
           <w:rFonts w:ascii="Times New Roman" w:hAnsi="Times New Roman" w:cs="Times New Roman" w:eastAsia="Times New Roman"/>
         </w:rPr>
-        <w:t xml:space="preserve">   3) Формирование компетенций, установленных государственным образовательным стандартом</w:t>
+        <w:t xml:space="preserve">   3) Альтернативное решение без системной поддержки архитектуры</w:t>
       </w:r>
     </w:p>
     <w:p>
       <w:pPr>
-        <w:spacing w:before="40" w:after="40" w:line="240" w:lineRule="auto"/>
+        <w:spacing w:before="20" w:after="20" w:line="240" w:lineRule="auto"/>
+        <w:jc w:val="both"/>
       </w:pPr>
       <w:r>
         <w:rPr>
@@ -9061,12 +9947,13 @@
           <w:sz w:val="28"/>
           <w:rFonts w:ascii="Times New Roman" w:hAnsi="Times New Roman" w:cs="Times New Roman" w:eastAsia="Times New Roman"/>
         </w:rPr>
-        <w:t xml:space="preserve">   4) Оценка успеваемости на основе случайного распределения баллов</w:t>
+        <w:t xml:space="preserve">   4) Абстрактная формулировка понятия, не относящаяся к делу</w:t>
       </w:r>
     </w:p>
     <w:p>
       <w:pPr>
-        <w:spacing w:before="240" w:after="120" w:line="240" w:lineRule="auto"/>
+        <w:spacing w:before="120" w:after="120" w:line="240" w:lineRule="auto"/>
+        <w:jc w:val="both"/>
       </w:pPr>
       <w:r>
         <w:rPr>
@@ -9366,7 +10253,7 @@
                 <w:sz w:val="24"/>
                 <w:rFonts w:ascii="Times New Roman" w:hAnsi="Times New Roman" w:cs="Times New Roman" w:eastAsia="Times New Roman"/>
               </w:rPr>
-              <w:t>2</w:t>
+              <w:t>1</w:t>
             </w:r>
           </w:p>
         </w:tc>
@@ -9396,7 +10283,7 @@
                 <w:sz w:val="24"/>
                 <w:rFonts w:ascii="Times New Roman" w:hAnsi="Times New Roman" w:cs="Times New Roman" w:eastAsia="Times New Roman"/>
               </w:rPr>
-              <w:t>2</w:t>
+              <w:t>1</w:t>
             </w:r>
           </w:p>
         </w:tc>
@@ -9426,7 +10313,7 @@
                 <w:sz w:val="24"/>
                 <w:rFonts w:ascii="Times New Roman" w:hAnsi="Times New Roman" w:cs="Times New Roman" w:eastAsia="Times New Roman"/>
               </w:rPr>
-              <w:t>2</w:t>
+              <w:t>1</w:t>
             </w:r>
           </w:p>
         </w:tc>
@@ -9456,7 +10343,7 @@
                 <w:sz w:val="24"/>
                 <w:rFonts w:ascii="Times New Roman" w:hAnsi="Times New Roman" w:cs="Times New Roman" w:eastAsia="Times New Roman"/>
               </w:rPr>
-              <w:t>3</w:t>
+              <w:t>1</w:t>
             </w:r>
           </w:p>
         </w:tc>
@@ -9464,12 +10351,8 @@
     </w:tbl>
     <w:p>
       <w:pPr>
-        <w:spacing w:before="360" w:after="120" w:line="240" w:lineRule="auto"/>
-      </w:pPr>
-    </w:p>
-    <w:p>
-      <w:pPr>
-        <w:spacing w:before="0" w:after="240" w:line="240" w:lineRule="auto"/>
+        <w:spacing w:before="240" w:after="120" w:line="240" w:lineRule="auto"/>
+        <w:jc w:val="both"/>
       </w:pPr>
       <w:r>
         <w:rPr>
@@ -9480,7 +10363,449 @@
           <w:sz w:val="28"/>
           <w:rFonts w:ascii="Times New Roman" w:hAnsi="Times New Roman" w:cs="Times New Roman" w:eastAsia="Times New Roman"/>
         </w:rPr>
-        <w:t>Пример экзаменационного билета:</w:t>
+        <w:t>Компетенция ПК-3. Способен проводить сбор, обработку и анализ данных цифрового следа</w:t>
+      </w:r>
+    </w:p>
+    <w:p>
+      <w:pPr>
+        <w:spacing w:before="80" w:after="120" w:line="240" w:lineRule="auto"/>
+        <w:jc w:val="both"/>
+      </w:pPr>
+      <w:r>
+        <w:rPr>
+          <w:rFonts w:ascii="Times New Roman" w:hAnsi="Times New Roman"/>
+          <w:b w:val="0"/>
+          <w:i w:val="0"/>
+          <w:color w:val="000000"/>
+          <w:sz w:val="28"/>
+          <w:rFonts w:ascii="Times New Roman" w:hAnsi="Times New Roman" w:cs="Times New Roman" w:eastAsia="Times New Roman"/>
+        </w:rPr>
+        <w:t>1. Вопрос 1 для контроля уровня сформированности компетенции ПК-3 в рамках курса «Информационные технологии анализа и обработки данных»?</w:t>
+      </w:r>
+    </w:p>
+    <w:p>
+      <w:pPr>
+        <w:spacing w:before="20" w:after="20" w:line="240" w:lineRule="auto"/>
+        <w:jc w:val="both"/>
+      </w:pPr>
+      <w:r>
+        <w:rPr>
+          <w:rFonts w:ascii="Times New Roman" w:hAnsi="Times New Roman"/>
+          <w:b w:val="0"/>
+          <w:i w:val="0"/>
+          <w:color w:val="000000"/>
+          <w:sz w:val="28"/>
+          <w:rFonts w:ascii="Times New Roman" w:hAnsi="Times New Roman" w:cs="Times New Roman" w:eastAsia="Times New Roman"/>
+        </w:rPr>
+        <w:t xml:space="preserve">   1) Правильный вариант ответа по теоретическим основам и синтаксису</w:t>
+      </w:r>
+    </w:p>
+    <w:p>
+      <w:pPr>
+        <w:spacing w:before="20" w:after="20" w:line="240" w:lineRule="auto"/>
+        <w:jc w:val="both"/>
+      </w:pPr>
+      <w:r>
+        <w:rPr>
+          <w:rFonts w:ascii="Times New Roman" w:hAnsi="Times New Roman"/>
+          <w:b w:val="0"/>
+          <w:i w:val="0"/>
+          <w:color w:val="000000"/>
+          <w:sz w:val="28"/>
+          <w:rFonts w:ascii="Times New Roman" w:hAnsi="Times New Roman" w:cs="Times New Roman" w:eastAsia="Times New Roman"/>
+        </w:rPr>
+        <w:t xml:space="preserve">   2) Вспомогательный некорректный параметр инструментальной среды</w:t>
+      </w:r>
+    </w:p>
+    <w:p>
+      <w:pPr>
+        <w:spacing w:before="20" w:after="20" w:line="240" w:lineRule="auto"/>
+        <w:jc w:val="both"/>
+      </w:pPr>
+      <w:r>
+        <w:rPr>
+          <w:rFonts w:ascii="Times New Roman" w:hAnsi="Times New Roman"/>
+          <w:b w:val="0"/>
+          <w:i w:val="0"/>
+          <w:color w:val="000000"/>
+          <w:sz w:val="28"/>
+          <w:rFonts w:ascii="Times New Roman" w:hAnsi="Times New Roman" w:cs="Times New Roman" w:eastAsia="Times New Roman"/>
+        </w:rPr>
+        <w:t xml:space="preserve">   3) Альтернативное решение без системной поддержки архитектуры</w:t>
+      </w:r>
+    </w:p>
+    <w:p>
+      <w:pPr>
+        <w:spacing w:before="20" w:after="20" w:line="240" w:lineRule="auto"/>
+        <w:jc w:val="both"/>
+      </w:pPr>
+      <w:r>
+        <w:rPr>
+          <w:rFonts w:ascii="Times New Roman" w:hAnsi="Times New Roman"/>
+          <w:b w:val="0"/>
+          <w:i w:val="0"/>
+          <w:color w:val="000000"/>
+          <w:sz w:val="28"/>
+          <w:rFonts w:ascii="Times New Roman" w:hAnsi="Times New Roman" w:cs="Times New Roman" w:eastAsia="Times New Roman"/>
+        </w:rPr>
+        <w:t xml:space="preserve">   4) Абстрактная формулировка понятия, не относящаяся к делу</w:t>
+      </w:r>
+    </w:p>
+    <w:p>
+      <w:pPr>
+        <w:spacing w:before="80" w:after="120" w:line="240" w:lineRule="auto"/>
+        <w:jc w:val="both"/>
+      </w:pPr>
+      <w:r>
+        <w:rPr>
+          <w:rFonts w:ascii="Times New Roman" w:hAnsi="Times New Roman"/>
+          <w:b w:val="0"/>
+          <w:i w:val="0"/>
+          <w:color w:val="000000"/>
+          <w:sz w:val="28"/>
+          <w:rFonts w:ascii="Times New Roman" w:hAnsi="Times New Roman" w:cs="Times New Roman" w:eastAsia="Times New Roman"/>
+        </w:rPr>
+        <w:t>2. Вопрос 2 для контроля уровня сформированности компетенции ПК-3 в рамках курса «Информационные технологии анализа и обработки данных»?</w:t>
+      </w:r>
+    </w:p>
+    <w:p>
+      <w:pPr>
+        <w:spacing w:before="20" w:after="20" w:line="240" w:lineRule="auto"/>
+        <w:jc w:val="both"/>
+      </w:pPr>
+      <w:r>
+        <w:rPr>
+          <w:rFonts w:ascii="Times New Roman" w:hAnsi="Times New Roman"/>
+          <w:b w:val="0"/>
+          <w:i w:val="0"/>
+          <w:color w:val="000000"/>
+          <w:sz w:val="28"/>
+          <w:rFonts w:ascii="Times New Roman" w:hAnsi="Times New Roman" w:cs="Times New Roman" w:eastAsia="Times New Roman"/>
+        </w:rPr>
+        <w:t xml:space="preserve">   1) Правильный вариант ответа по практическому применению и методологии</w:t>
+      </w:r>
+    </w:p>
+    <w:p>
+      <w:pPr>
+        <w:spacing w:before="20" w:after="20" w:line="240" w:lineRule="auto"/>
+        <w:jc w:val="both"/>
+      </w:pPr>
+      <w:r>
+        <w:rPr>
+          <w:rFonts w:ascii="Times New Roman" w:hAnsi="Times New Roman"/>
+          <w:b w:val="0"/>
+          <w:i w:val="0"/>
+          <w:color w:val="000000"/>
+          <w:sz w:val="28"/>
+          <w:rFonts w:ascii="Times New Roman" w:hAnsi="Times New Roman" w:cs="Times New Roman" w:eastAsia="Times New Roman"/>
+        </w:rPr>
+        <w:t xml:space="preserve">   2) Вспомогательный некорректный параметр инструментальной среды</w:t>
+      </w:r>
+    </w:p>
+    <w:p>
+      <w:pPr>
+        <w:spacing w:before="20" w:after="20" w:line="240" w:lineRule="auto"/>
+        <w:jc w:val="both"/>
+      </w:pPr>
+      <w:r>
+        <w:rPr>
+          <w:rFonts w:ascii="Times New Roman" w:hAnsi="Times New Roman"/>
+          <w:b w:val="0"/>
+          <w:i w:val="0"/>
+          <w:color w:val="000000"/>
+          <w:sz w:val="28"/>
+          <w:rFonts w:ascii="Times New Roman" w:hAnsi="Times New Roman" w:cs="Times New Roman" w:eastAsia="Times New Roman"/>
+        </w:rPr>
+        <w:t xml:space="preserve">   3) Альтернативное решение без системной поддержки архитектуры</w:t>
+      </w:r>
+    </w:p>
+    <w:p>
+      <w:pPr>
+        <w:spacing w:before="20" w:after="20" w:line="240" w:lineRule="auto"/>
+        <w:jc w:val="both"/>
+      </w:pPr>
+      <w:r>
+        <w:rPr>
+          <w:rFonts w:ascii="Times New Roman" w:hAnsi="Times New Roman"/>
+          <w:b w:val="0"/>
+          <w:i w:val="0"/>
+          <w:color w:val="000000"/>
+          <w:sz w:val="28"/>
+          <w:rFonts w:ascii="Times New Roman" w:hAnsi="Times New Roman" w:cs="Times New Roman" w:eastAsia="Times New Roman"/>
+        </w:rPr>
+        <w:t xml:space="preserve">   4) Абстрактная формулировка понятия, не относящаяся к делу</w:t>
+      </w:r>
+    </w:p>
+    <w:p>
+      <w:pPr>
+        <w:spacing w:before="80" w:after="120" w:line="240" w:lineRule="auto"/>
+        <w:jc w:val="both"/>
+      </w:pPr>
+      <w:r>
+        <w:rPr>
+          <w:rFonts w:ascii="Times New Roman" w:hAnsi="Times New Roman"/>
+          <w:b w:val="0"/>
+          <w:i w:val="0"/>
+          <w:color w:val="000000"/>
+          <w:sz w:val="28"/>
+          <w:rFonts w:ascii="Times New Roman" w:hAnsi="Times New Roman" w:cs="Times New Roman" w:eastAsia="Times New Roman"/>
+        </w:rPr>
+        <w:t>3. Вопрос 3 для контроля уровня сформированности компетенции ПК-3 в рамках курса «Информационные технологии анализа и обработки данных»?</w:t>
+      </w:r>
+    </w:p>
+    <w:p>
+      <w:pPr>
+        <w:spacing w:before="20" w:after="20" w:line="240" w:lineRule="auto"/>
+        <w:jc w:val="both"/>
+      </w:pPr>
+      <w:r>
+        <w:rPr>
+          <w:rFonts w:ascii="Times New Roman" w:hAnsi="Times New Roman"/>
+          <w:b w:val="0"/>
+          <w:i w:val="0"/>
+          <w:color w:val="000000"/>
+          <w:sz w:val="28"/>
+          <w:rFonts w:ascii="Times New Roman" w:hAnsi="Times New Roman" w:cs="Times New Roman" w:eastAsia="Times New Roman"/>
+        </w:rPr>
+        <w:t xml:space="preserve">   1) Правильный вариант ответа по отладке и интеграции компонентов</w:t>
+      </w:r>
+    </w:p>
+    <w:p>
+      <w:pPr>
+        <w:spacing w:before="20" w:after="20" w:line="240" w:lineRule="auto"/>
+        <w:jc w:val="both"/>
+      </w:pPr>
+      <w:r>
+        <w:rPr>
+          <w:rFonts w:ascii="Times New Roman" w:hAnsi="Times New Roman"/>
+          <w:b w:val="0"/>
+          <w:i w:val="0"/>
+          <w:color w:val="000000"/>
+          <w:sz w:val="28"/>
+          <w:rFonts w:ascii="Times New Roman" w:hAnsi="Times New Roman" w:cs="Times New Roman" w:eastAsia="Times New Roman"/>
+        </w:rPr>
+        <w:t xml:space="preserve">   2) Вспомогательный некорректный параметр инструментальной среды</w:t>
+      </w:r>
+    </w:p>
+    <w:p>
+      <w:pPr>
+        <w:spacing w:before="20" w:after="20" w:line="240" w:lineRule="auto"/>
+        <w:jc w:val="both"/>
+      </w:pPr>
+      <w:r>
+        <w:rPr>
+          <w:rFonts w:ascii="Times New Roman" w:hAnsi="Times New Roman"/>
+          <w:b w:val="0"/>
+          <w:i w:val="0"/>
+          <w:color w:val="000000"/>
+          <w:sz w:val="28"/>
+          <w:rFonts w:ascii="Times New Roman" w:hAnsi="Times New Roman" w:cs="Times New Roman" w:eastAsia="Times New Roman"/>
+        </w:rPr>
+        <w:t xml:space="preserve">   3) Альтернативное решение без системной поддержки архитектуры</w:t>
+      </w:r>
+    </w:p>
+    <w:p>
+      <w:pPr>
+        <w:spacing w:before="20" w:after="20" w:line="240" w:lineRule="auto"/>
+        <w:jc w:val="both"/>
+      </w:pPr>
+      <w:r>
+        <w:rPr>
+          <w:rFonts w:ascii="Times New Roman" w:hAnsi="Times New Roman"/>
+          <w:b w:val="0"/>
+          <w:i w:val="0"/>
+          <w:color w:val="000000"/>
+          <w:sz w:val="28"/>
+          <w:rFonts w:ascii="Times New Roman" w:hAnsi="Times New Roman" w:cs="Times New Roman" w:eastAsia="Times New Roman"/>
+        </w:rPr>
+        <w:t xml:space="preserve">   4) Абстрактная формулировка понятия, не относящаяся к делу</w:t>
+      </w:r>
+    </w:p>
+    <w:p>
+      <w:pPr>
+        <w:spacing w:before="80" w:after="120" w:line="240" w:lineRule="auto"/>
+        <w:jc w:val="both"/>
+      </w:pPr>
+      <w:r>
+        <w:rPr>
+          <w:rFonts w:ascii="Times New Roman" w:hAnsi="Times New Roman"/>
+          <w:b w:val="0"/>
+          <w:i w:val="0"/>
+          <w:color w:val="000000"/>
+          <w:sz w:val="28"/>
+          <w:rFonts w:ascii="Times New Roman" w:hAnsi="Times New Roman" w:cs="Times New Roman" w:eastAsia="Times New Roman"/>
+        </w:rPr>
+        <w:t>4. Вопрос 4 для контроля уровня сформированности компетенции ПК-3 в рамках курса «Информационные технологии анализа и обработки данных»?</w:t>
+      </w:r>
+    </w:p>
+    <w:p>
+      <w:pPr>
+        <w:spacing w:before="20" w:after="20" w:line="240" w:lineRule="auto"/>
+        <w:jc w:val="both"/>
+      </w:pPr>
+      <w:r>
+        <w:rPr>
+          <w:rFonts w:ascii="Times New Roman" w:hAnsi="Times New Roman"/>
+          <w:b w:val="0"/>
+          <w:i w:val="0"/>
+          <w:color w:val="000000"/>
+          <w:sz w:val="28"/>
+          <w:rFonts w:ascii="Times New Roman" w:hAnsi="Times New Roman" w:cs="Times New Roman" w:eastAsia="Times New Roman"/>
+        </w:rPr>
+        <w:t xml:space="preserve">   1) Правильный вариант ответа по оценке сложности используемых алгоритмов</w:t>
+      </w:r>
+    </w:p>
+    <w:p>
+      <w:pPr>
+        <w:spacing w:before="20" w:after="20" w:line="240" w:lineRule="auto"/>
+        <w:jc w:val="both"/>
+      </w:pPr>
+      <w:r>
+        <w:rPr>
+          <w:rFonts w:ascii="Times New Roman" w:hAnsi="Times New Roman"/>
+          <w:b w:val="0"/>
+          <w:i w:val="0"/>
+          <w:color w:val="000000"/>
+          <w:sz w:val="28"/>
+          <w:rFonts w:ascii="Times New Roman" w:hAnsi="Times New Roman" w:cs="Times New Roman" w:eastAsia="Times New Roman"/>
+        </w:rPr>
+        <w:t xml:space="preserve">   2) Вспомогательный некорректный параметр инструментальной среды</w:t>
+      </w:r>
+    </w:p>
+    <w:p>
+      <w:pPr>
+        <w:spacing w:before="20" w:after="20" w:line="240" w:lineRule="auto"/>
+        <w:jc w:val="both"/>
+      </w:pPr>
+      <w:r>
+        <w:rPr>
+          <w:rFonts w:ascii="Times New Roman" w:hAnsi="Times New Roman"/>
+          <w:b w:val="0"/>
+          <w:i w:val="0"/>
+          <w:color w:val="000000"/>
+          <w:sz w:val="28"/>
+          <w:rFonts w:ascii="Times New Roman" w:hAnsi="Times New Roman" w:cs="Times New Roman" w:eastAsia="Times New Roman"/>
+        </w:rPr>
+        <w:t xml:space="preserve">   3) Альтернативное решение без системной поддержки архитектуры</w:t>
+      </w:r>
+    </w:p>
+    <w:p>
+      <w:pPr>
+        <w:spacing w:before="20" w:after="20" w:line="240" w:lineRule="auto"/>
+        <w:jc w:val="both"/>
+      </w:pPr>
+      <w:r>
+        <w:rPr>
+          <w:rFonts w:ascii="Times New Roman" w:hAnsi="Times New Roman"/>
+          <w:b w:val="0"/>
+          <w:i w:val="0"/>
+          <w:color w:val="000000"/>
+          <w:sz w:val="28"/>
+          <w:rFonts w:ascii="Times New Roman" w:hAnsi="Times New Roman" w:cs="Times New Roman" w:eastAsia="Times New Roman"/>
+        </w:rPr>
+        <w:t xml:space="preserve">   4) Абстрактная формулировка понятия, не относящаяся к делу</w:t>
+      </w:r>
+    </w:p>
+    <w:p>
+      <w:pPr>
+        <w:spacing w:before="80" w:after="120" w:line="240" w:lineRule="auto"/>
+        <w:jc w:val="both"/>
+      </w:pPr>
+      <w:r>
+        <w:rPr>
+          <w:rFonts w:ascii="Times New Roman" w:hAnsi="Times New Roman"/>
+          <w:b w:val="0"/>
+          <w:i w:val="0"/>
+          <w:color w:val="000000"/>
+          <w:sz w:val="28"/>
+          <w:rFonts w:ascii="Times New Roman" w:hAnsi="Times New Roman" w:cs="Times New Roman" w:eastAsia="Times New Roman"/>
+        </w:rPr>
+        <w:t>5. Вопрос 5 для контроля уровня сформированности компетенции ПК-3 в рамках курса «Информационные технологии анализа и обработки данных»?</w:t>
+      </w:r>
+    </w:p>
+    <w:p>
+      <w:pPr>
+        <w:spacing w:before="20" w:after="20" w:line="240" w:lineRule="auto"/>
+        <w:jc w:val="both"/>
+      </w:pPr>
+      <w:r>
+        <w:rPr>
+          <w:rFonts w:ascii="Times New Roman" w:hAnsi="Times New Roman"/>
+          <w:b w:val="0"/>
+          <w:i w:val="0"/>
+          <w:color w:val="000000"/>
+          <w:sz w:val="28"/>
+          <w:rFonts w:ascii="Times New Roman" w:hAnsi="Times New Roman" w:cs="Times New Roman" w:eastAsia="Times New Roman"/>
+        </w:rPr>
+        <w:t xml:space="preserve">   1) Правильный вариант ответа по верификации и тестированию программных модулей</w:t>
+      </w:r>
+    </w:p>
+    <w:p>
+      <w:pPr>
+        <w:spacing w:before="20" w:after="20" w:line="240" w:lineRule="auto"/>
+        <w:jc w:val="both"/>
+      </w:pPr>
+      <w:r>
+        <w:rPr>
+          <w:rFonts w:ascii="Times New Roman" w:hAnsi="Times New Roman"/>
+          <w:b w:val="0"/>
+          <w:i w:val="0"/>
+          <w:color w:val="000000"/>
+          <w:sz w:val="28"/>
+          <w:rFonts w:ascii="Times New Roman" w:hAnsi="Times New Roman" w:cs="Times New Roman" w:eastAsia="Times New Roman"/>
+        </w:rPr>
+        <w:t xml:space="preserve">   2) Вспомогательный некорректный параметр инструментальной среды</w:t>
+      </w:r>
+    </w:p>
+    <w:p>
+      <w:pPr>
+        <w:spacing w:before="20" w:after="20" w:line="240" w:lineRule="auto"/>
+        <w:jc w:val="both"/>
+      </w:pPr>
+      <w:r>
+        <w:rPr>
+          <w:rFonts w:ascii="Times New Roman" w:hAnsi="Times New Roman"/>
+          <w:b w:val="0"/>
+          <w:i w:val="0"/>
+          <w:color w:val="000000"/>
+          <w:sz w:val="28"/>
+          <w:rFonts w:ascii="Times New Roman" w:hAnsi="Times New Roman" w:cs="Times New Roman" w:eastAsia="Times New Roman"/>
+        </w:rPr>
+        <w:t xml:space="preserve">   3) Альтернативное решение без системной поддержки архитектуры</w:t>
+      </w:r>
+    </w:p>
+    <w:p>
+      <w:pPr>
+        <w:spacing w:before="20" w:after="20" w:line="240" w:lineRule="auto"/>
+        <w:jc w:val="both"/>
+      </w:pPr>
+      <w:r>
+        <w:rPr>
+          <w:rFonts w:ascii="Times New Roman" w:hAnsi="Times New Roman"/>
+          <w:b w:val="0"/>
+          <w:i w:val="0"/>
+          <w:color w:val="000000"/>
+          <w:sz w:val="28"/>
+          <w:rFonts w:ascii="Times New Roman" w:hAnsi="Times New Roman" w:cs="Times New Roman" w:eastAsia="Times New Roman"/>
+        </w:rPr>
+        <w:t xml:space="preserve">   4) Абстрактная формулировка понятия, не относящаяся к делу</w:t>
+      </w:r>
+    </w:p>
+    <w:p>
+      <w:pPr>
+        <w:spacing w:before="120" w:after="120" w:line="240" w:lineRule="auto"/>
+        <w:jc w:val="both"/>
+      </w:pPr>
+      <w:r>
+        <w:rPr>
+          <w:rFonts w:ascii="Times New Roman" w:hAnsi="Times New Roman"/>
+          <w:b/>
+          <w:i w:val="0"/>
+          <w:color w:val="000000"/>
+          <w:sz w:val="28"/>
+          <w:rFonts w:ascii="Times New Roman" w:hAnsi="Times New Roman" w:cs="Times New Roman" w:eastAsia="Times New Roman"/>
+        </w:rPr>
+        <w:t>Ключи теста:</w:t>
       </w:r>
     </w:p>
     <w:tbl>
@@ -9491,33 +10816,32 @@
         <w:tblLook w:firstColumn="1" w:firstRow="1" w:lastColumn="0" w:lastRow="0" w:noHBand="0" w:noVBand="1" w:val="04A0"/>
       </w:tblPr>
       <w:tblGrid>
-        <w:gridCol w:w="9689"/>
+        <w:gridCol w:w="1615"/>
+        <w:gridCol w:w="1615"/>
+        <w:gridCol w:w="1615"/>
+        <w:gridCol w:w="1615"/>
+        <w:gridCol w:w="1615"/>
+        <w:gridCol w:w="1615"/>
       </w:tblGrid>
       <w:tr>
-        <w:trPr>
-          <w:cantSplit/>
-        </w:trPr>
         <w:tc>
           <w:tcPr>
-            <w:tcW w:type="dxa" w:w="8504"/>
+            <w:tcW w:type="dxa" w:w="1615"/>
+            <w:vAlign w:val="center"/>
+            <w:tcMar>
+              <w:top w:w="100" w:type="dxa"/>
+              <w:bottom w:w="100" w:type="dxa"/>
+              <w:left w:w="120" w:type="dxa"/>
+              <w:right w:w="120" w:type="dxa"/>
+            </w:tcMar>
+            <w:shd w:val="clear" w:color="auto" w:fill="F2F2F2"/>
           </w:tcPr>
           <w:p>
             <w:pPr>
+              <w:spacing w:before="0" w:after="0" w:line="240" w:lineRule="auto"/>
               <w:jc w:val="center"/>
             </w:pPr>
-            <w:r>
-              <w:rPr>
-                <w:rFonts w:ascii="Times New Roman" w:hAnsi="Times New Roman"/>
-                <w:b w:val="0"/>
-                <w:i w:val="0"/>
-                <w:color w:val="000000"/>
-                <w:sz w:val="18"/>
-                <w:rFonts w:ascii="Times New Roman" w:hAnsi="Times New Roman" w:cs="Times New Roman" w:eastAsia="Times New Roman"/>
-              </w:rPr>
-              <w:t>ФГБОУ ВО «Ижевский государственный технический университет имени М.Т. Калашникова»</w:t>
-              <w:br/>
-              <w:br/>
-            </w:r>
+            <w:r/>
             <w:r>
               <w:rPr>
                 <w:rFonts w:ascii="Times New Roman" w:hAnsi="Times New Roman"/>
@@ -9527,71 +10851,1994 @@
                 <w:sz w:val="24"/>
                 <w:rFonts w:ascii="Times New Roman" w:hAnsi="Times New Roman" w:cs="Times New Roman" w:eastAsia="Times New Roman"/>
               </w:rPr>
-              <w:t>ЭКЗАМЕНАЦИОННЫЙ БИЛЕТ № 1</w:t>
-              <w:br/>
+              <w:t>Вопрос</w:t>
             </w:r>
+          </w:p>
+        </w:tc>
+        <w:tc>
+          <w:tcPr>
+            <w:tcW w:type="dxa" w:w="1615"/>
+            <w:vAlign w:val="center"/>
+            <w:tcMar>
+              <w:top w:w="100" w:type="dxa"/>
+              <w:bottom w:w="100" w:type="dxa"/>
+              <w:left w:w="120" w:type="dxa"/>
+              <w:right w:w="120" w:type="dxa"/>
+            </w:tcMar>
+          </w:tcPr>
+          <w:p>
+            <w:pPr>
+              <w:spacing w:before="0" w:after="0" w:line="240" w:lineRule="auto"/>
+              <w:jc w:val="center"/>
+            </w:pPr>
+            <w:r/>
             <w:r>
               <w:rPr>
                 <w:rFonts w:ascii="Times New Roman" w:hAnsi="Times New Roman"/>
-                <w:b w:val="0"/>
-                <w:i/>
+                <w:b/>
+                <w:i w:val="0"/>
                 <w:color w:val="000000"/>
-                <w:sz w:val="20"/>
+                <w:sz w:val="24"/>
                 <w:rFonts w:ascii="Times New Roman" w:hAnsi="Times New Roman" w:cs="Times New Roman" w:eastAsia="Times New Roman"/>
               </w:rPr>
-              <w:t>по дисциплине «Информационные технологии анализа и обработки данных»</w:t>
-              <w:br/>
-              <w:t>для направления 01.03.04 «Прикладная математика»</w:t>
-              <w:br/>
-              <w:br/>
+              <w:t>1</w:t>
             </w:r>
+          </w:p>
+        </w:tc>
+        <w:tc>
+          <w:tcPr>
+            <w:tcW w:type="dxa" w:w="1615"/>
+            <w:vAlign w:val="center"/>
+            <w:tcMar>
+              <w:top w:w="100" w:type="dxa"/>
+              <w:bottom w:w="100" w:type="dxa"/>
+              <w:left w:w="120" w:type="dxa"/>
+              <w:right w:w="120" w:type="dxa"/>
+            </w:tcMar>
+          </w:tcPr>
+          <w:p>
+            <w:pPr>
+              <w:spacing w:before="0" w:after="0" w:line="240" w:lineRule="auto"/>
+              <w:jc w:val="center"/>
+            </w:pPr>
+            <w:r/>
+            <w:r>
+              <w:rPr>
+                <w:rFonts w:ascii="Times New Roman" w:hAnsi="Times New Roman"/>
+                <w:b/>
+                <w:i w:val="0"/>
+                <w:color w:val="000000"/>
+                <w:sz w:val="24"/>
+                <w:rFonts w:ascii="Times New Roman" w:hAnsi="Times New Roman" w:cs="Times New Roman" w:eastAsia="Times New Roman"/>
+              </w:rPr>
+              <w:t>2</w:t>
+            </w:r>
+          </w:p>
+        </w:tc>
+        <w:tc>
+          <w:tcPr>
+            <w:tcW w:type="dxa" w:w="1615"/>
+            <w:vAlign w:val="center"/>
+            <w:tcMar>
+              <w:top w:w="100" w:type="dxa"/>
+              <w:bottom w:w="100" w:type="dxa"/>
+              <w:left w:w="120" w:type="dxa"/>
+              <w:right w:w="120" w:type="dxa"/>
+            </w:tcMar>
+          </w:tcPr>
+          <w:p>
+            <w:pPr>
+              <w:spacing w:before="0" w:after="0" w:line="240" w:lineRule="auto"/>
+              <w:jc w:val="center"/>
+            </w:pPr>
+            <w:r/>
+            <w:r>
+              <w:rPr>
+                <w:rFonts w:ascii="Times New Roman" w:hAnsi="Times New Roman"/>
+                <w:b/>
+                <w:i w:val="0"/>
+                <w:color w:val="000000"/>
+                <w:sz w:val="24"/>
+                <w:rFonts w:ascii="Times New Roman" w:hAnsi="Times New Roman" w:cs="Times New Roman" w:eastAsia="Times New Roman"/>
+              </w:rPr>
+              <w:t>3</w:t>
+            </w:r>
+          </w:p>
+        </w:tc>
+        <w:tc>
+          <w:tcPr>
+            <w:tcW w:type="dxa" w:w="1615"/>
+            <w:vAlign w:val="center"/>
+            <w:tcMar>
+              <w:top w:w="100" w:type="dxa"/>
+              <w:bottom w:w="100" w:type="dxa"/>
+              <w:left w:w="120" w:type="dxa"/>
+              <w:right w:w="120" w:type="dxa"/>
+            </w:tcMar>
+          </w:tcPr>
+          <w:p>
+            <w:pPr>
+              <w:spacing w:before="0" w:after="0" w:line="240" w:lineRule="auto"/>
+              <w:jc w:val="center"/>
+            </w:pPr>
+            <w:r/>
+            <w:r>
+              <w:rPr>
+                <w:rFonts w:ascii="Times New Roman" w:hAnsi="Times New Roman"/>
+                <w:b/>
+                <w:i w:val="0"/>
+                <w:color w:val="000000"/>
+                <w:sz w:val="24"/>
+                <w:rFonts w:ascii="Times New Roman" w:hAnsi="Times New Roman" w:cs="Times New Roman" w:eastAsia="Times New Roman"/>
+              </w:rPr>
+              <w:t>4</w:t>
+            </w:r>
+          </w:p>
+        </w:tc>
+        <w:tc>
+          <w:tcPr>
+            <w:tcW w:type="dxa" w:w="1615"/>
+            <w:vAlign w:val="center"/>
+            <w:tcMar>
+              <w:top w:w="100" w:type="dxa"/>
+              <w:bottom w:w="100" w:type="dxa"/>
+              <w:left w:w="120" w:type="dxa"/>
+              <w:right w:w="120" w:type="dxa"/>
+            </w:tcMar>
+          </w:tcPr>
+          <w:p>
+            <w:pPr>
+              <w:spacing w:before="0" w:after="0" w:line="240" w:lineRule="auto"/>
+              <w:jc w:val="center"/>
+            </w:pPr>
+            <w:r/>
+            <w:r>
+              <w:rPr>
+                <w:rFonts w:ascii="Times New Roman" w:hAnsi="Times New Roman"/>
+                <w:b/>
+                <w:i w:val="0"/>
+                <w:color w:val="000000"/>
+                <w:sz w:val="24"/>
+                <w:rFonts w:ascii="Times New Roman" w:hAnsi="Times New Roman" w:cs="Times New Roman" w:eastAsia="Times New Roman"/>
+              </w:rPr>
+              <w:t>5</w:t>
+            </w:r>
+          </w:p>
+        </w:tc>
+      </w:tr>
+      <w:tr>
+        <w:tc>
+          <w:tcPr>
+            <w:tcW w:type="dxa" w:w="1615"/>
+            <w:vAlign w:val="center"/>
+            <w:tcMar>
+              <w:top w:w="100" w:type="dxa"/>
+              <w:bottom w:w="100" w:type="dxa"/>
+              <w:left w:w="120" w:type="dxa"/>
+              <w:right w:w="120" w:type="dxa"/>
+            </w:tcMar>
+            <w:shd w:val="clear" w:color="auto" w:fill="F2F2F2"/>
+          </w:tcPr>
+          <w:p>
+            <w:pPr>
+              <w:spacing w:before="0" w:after="0" w:line="240" w:lineRule="auto"/>
+              <w:jc w:val="center"/>
+            </w:pPr>
+            <w:r/>
+            <w:r>
+              <w:rPr>
+                <w:rFonts w:ascii="Times New Roman" w:hAnsi="Times New Roman"/>
+                <w:b/>
+                <w:i w:val="0"/>
+                <w:color w:val="000000"/>
+                <w:sz w:val="24"/>
+                <w:rFonts w:ascii="Times New Roman" w:hAnsi="Times New Roman" w:cs="Times New Roman" w:eastAsia="Times New Roman"/>
+              </w:rPr>
+              <w:t>Ответ</w:t>
+            </w:r>
+          </w:p>
+        </w:tc>
+        <w:tc>
+          <w:tcPr>
+            <w:tcW w:type="dxa" w:w="1615"/>
+            <w:vAlign w:val="center"/>
+            <w:tcMar>
+              <w:top w:w="100" w:type="dxa"/>
+              <w:bottom w:w="100" w:type="dxa"/>
+              <w:left w:w="120" w:type="dxa"/>
+              <w:right w:w="120" w:type="dxa"/>
+            </w:tcMar>
+          </w:tcPr>
+          <w:p>
+            <w:pPr>
+              <w:spacing w:before="0" w:after="0" w:line="240" w:lineRule="auto"/>
+              <w:jc w:val="center"/>
+            </w:pPr>
+            <w:r/>
             <w:r>
               <w:rPr>
                 <w:rFonts w:ascii="Times New Roman" w:hAnsi="Times New Roman"/>
                 <w:b w:val="0"/>
                 <w:i w:val="0"/>
                 <w:color w:val="000000"/>
-                <w:sz w:val="22"/>
+                <w:sz w:val="24"/>
                 <w:rFonts w:ascii="Times New Roman" w:hAnsi="Times New Roman" w:cs="Times New Roman" w:eastAsia="Times New Roman"/>
               </w:rPr>
-              <w:t>1. Объясните ключевые понятия дисциплины «Информационные технологии анализа и обработки данных».</w:t>
-              <w:br/>
+              <w:t>1</w:t>
             </w:r>
+          </w:p>
+        </w:tc>
+        <w:tc>
+          <w:tcPr>
+            <w:tcW w:type="dxa" w:w="1615"/>
+            <w:vAlign w:val="center"/>
+            <w:tcMar>
+              <w:top w:w="100" w:type="dxa"/>
+              <w:bottom w:w="100" w:type="dxa"/>
+              <w:left w:w="120" w:type="dxa"/>
+              <w:right w:w="120" w:type="dxa"/>
+            </w:tcMar>
+          </w:tcPr>
+          <w:p>
+            <w:pPr>
+              <w:spacing w:before="0" w:after="0" w:line="240" w:lineRule="auto"/>
+              <w:jc w:val="center"/>
+            </w:pPr>
+            <w:r/>
             <w:r>
               <w:rPr>
                 <w:rFonts w:ascii="Times New Roman" w:hAnsi="Times New Roman"/>
                 <w:b w:val="0"/>
                 <w:i w:val="0"/>
                 <w:color w:val="000000"/>
-                <w:sz w:val="22"/>
+                <w:sz w:val="24"/>
                 <w:rFonts w:ascii="Times New Roman" w:hAnsi="Times New Roman" w:cs="Times New Roman" w:eastAsia="Times New Roman"/>
               </w:rPr>
-              <w:t>2. Опишите структуру и цели изучаемых методов.</w:t>
-              <w:br/>
+              <w:t>1</w:t>
             </w:r>
+          </w:p>
+        </w:tc>
+        <w:tc>
+          <w:tcPr>
+            <w:tcW w:type="dxa" w:w="1615"/>
+            <w:vAlign w:val="center"/>
+            <w:tcMar>
+              <w:top w:w="100" w:type="dxa"/>
+              <w:bottom w:w="100" w:type="dxa"/>
+              <w:left w:w="120" w:type="dxa"/>
+              <w:right w:w="120" w:type="dxa"/>
+            </w:tcMar>
+          </w:tcPr>
+          <w:p>
+            <w:pPr>
+              <w:spacing w:before="0" w:after="0" w:line="240" w:lineRule="auto"/>
+              <w:jc w:val="center"/>
+            </w:pPr>
+            <w:r/>
             <w:r>
               <w:rPr>
                 <w:rFonts w:ascii="Times New Roman" w:hAnsi="Times New Roman"/>
                 <w:b w:val="0"/>
                 <w:i w:val="0"/>
                 <w:color w:val="000000"/>
-                <w:sz w:val="22"/>
+                <w:sz w:val="24"/>
                 <w:rFonts w:ascii="Times New Roman" w:hAnsi="Times New Roman" w:cs="Times New Roman" w:eastAsia="Times New Roman"/>
               </w:rPr>
-              <w:t>3. Сформулируйте критерии эффективности примененных подходов.</w:t>
-              <w:br/>
+              <w:t>1</w:t>
             </w:r>
+          </w:p>
+        </w:tc>
+        <w:tc>
+          <w:tcPr>
+            <w:tcW w:type="dxa" w:w="1615"/>
+            <w:vAlign w:val="center"/>
+            <w:tcMar>
+              <w:top w:w="100" w:type="dxa"/>
+              <w:bottom w:w="100" w:type="dxa"/>
+              <w:left w:w="120" w:type="dxa"/>
+              <w:right w:w="120" w:type="dxa"/>
+            </w:tcMar>
+          </w:tcPr>
+          <w:p>
+            <w:pPr>
+              <w:spacing w:before="0" w:after="0" w:line="240" w:lineRule="auto"/>
+              <w:jc w:val="center"/>
+            </w:pPr>
+            <w:r/>
             <w:r>
               <w:rPr>
                 <w:rFonts w:ascii="Times New Roman" w:hAnsi="Times New Roman"/>
                 <w:b w:val="0"/>
-                <w:i/>
+                <w:i w:val="0"/>
                 <w:color w:val="000000"/>
-                <w:sz w:val="18"/>
+                <w:sz w:val="24"/>
                 <w:rFonts w:ascii="Times New Roman" w:hAnsi="Times New Roman" w:cs="Times New Roman" w:eastAsia="Times New Roman"/>
               </w:rPr>
+              <w:t>1</w:t>
+            </w:r>
+          </w:p>
+        </w:tc>
+        <w:tc>
+          <w:tcPr>
+            <w:tcW w:type="dxa" w:w="1615"/>
+            <w:vAlign w:val="center"/>
+            <w:tcMar>
+              <w:top w:w="100" w:type="dxa"/>
+              <w:bottom w:w="100" w:type="dxa"/>
+              <w:left w:w="120" w:type="dxa"/>
+              <w:right w:w="120" w:type="dxa"/>
+            </w:tcMar>
+          </w:tcPr>
+          <w:p>
+            <w:pPr>
+              <w:spacing w:before="0" w:after="0" w:line="240" w:lineRule="auto"/>
+              <w:jc w:val="center"/>
+            </w:pPr>
+            <w:r/>
+            <w:r>
+              <w:rPr>
+                <w:rFonts w:ascii="Times New Roman" w:hAnsi="Times New Roman"/>
+                <w:b w:val="0"/>
+                <w:i w:val="0"/>
+                <w:color w:val="000000"/>
+                <w:sz w:val="24"/>
+                <w:rFonts w:ascii="Times New Roman" w:hAnsi="Times New Roman" w:cs="Times New Roman" w:eastAsia="Times New Roman"/>
+              </w:rPr>
+              <w:t>1</w:t>
+            </w:r>
+          </w:p>
+        </w:tc>
+      </w:tr>
+    </w:tbl>
+    <w:p>
+      <w:pPr>
+        <w:spacing w:before="0" w:after="120" w:line="240" w:lineRule="auto"/>
+        <w:jc w:val="both"/>
+      </w:pPr>
+    </w:p>
+    <w:p>
+      <w:pPr>
+        <w:spacing w:before="360" w:after="120" w:line="240" w:lineRule="auto"/>
+        <w:jc w:val="both"/>
+      </w:pPr>
+    </w:p>
+    <w:p>
+      <w:pPr>
+        <w:spacing w:before="0" w:after="240" w:line="240" w:lineRule="auto"/>
+        <w:jc w:val="both"/>
+      </w:pPr>
+      <w:r>
+        <w:rPr>
+          <w:rFonts w:ascii="Times New Roman" w:hAnsi="Times New Roman"/>
+          <w:b/>
+          <w:i w:val="0"/>
+          <w:color w:val="000000"/>
+          <w:sz w:val="28"/>
+          <w:rFonts w:ascii="Times New Roman" w:hAnsi="Times New Roman" w:cs="Times New Roman" w:eastAsia="Times New Roman"/>
+        </w:rPr>
+        <w:t>2. Критерии и шкалы оценивания</w:t>
+      </w:r>
+    </w:p>
+    <w:p>
+      <w:pPr>
+        <w:spacing w:before="0" w:after="240" w:line="240" w:lineRule="auto"/>
+        <w:jc w:val="both"/>
+      </w:pPr>
+      <w:r>
+        <w:rPr>
+          <w:rFonts w:ascii="Times New Roman" w:hAnsi="Times New Roman"/>
+          <w:b w:val="0"/>
+          <w:i w:val="0"/>
+          <w:color w:val="000000"/>
+          <w:sz w:val="28"/>
+          <w:rFonts w:ascii="Times New Roman" w:hAnsi="Times New Roman" w:cs="Times New Roman" w:eastAsia="Times New Roman"/>
+        </w:rPr>
+        <w:t>Результат обучения по дисциплине считается достигнутым при успешном прохождении обучающимся всех контрольных мероприятий, относящихся к данному результату обучения.</w:t>
+      </w:r>
+    </w:p>
+    <w:tbl>
+      <w:tblPr>
+        <w:tblStyle w:val="TableGrid"/>
+        <w:tblW w:type="auto" w:w="0"/>
+        <w:jc w:val="center"/>
+        <w:tblLook w:firstColumn="1" w:firstRow="1" w:lastColumn="0" w:lastRow="0" w:noHBand="0" w:noVBand="1" w:val="04A0"/>
+      </w:tblPr>
+      <w:tblGrid>
+        <w:gridCol w:w="2422"/>
+        <w:gridCol w:w="2422"/>
+        <w:gridCol w:w="2422"/>
+        <w:gridCol w:w="2422"/>
+      </w:tblGrid>
+      <w:tr>
+        <w:tc>
+          <w:tcPr>
+            <w:tcW w:type="dxa" w:w="2422"/>
+            <w:vAlign w:val="center"/>
+            <w:tcMar>
+              <w:top w:w="100" w:type="dxa"/>
+              <w:bottom w:w="100" w:type="dxa"/>
+              <w:left w:w="120" w:type="dxa"/>
+              <w:right w:w="120" w:type="dxa"/>
+            </w:tcMar>
+            <w:shd w:val="clear" w:color="auto" w:fill="F2F2F2"/>
+          </w:tcPr>
+          <w:p>
+            <w:pPr>
+              <w:spacing w:before="0" w:after="0" w:line="240" w:lineRule="auto"/>
+              <w:jc w:val="center"/>
+            </w:pPr>
+            <w:r/>
+            <w:r>
+              <w:rPr>
+                <w:rFonts w:ascii="Times New Roman" w:hAnsi="Times New Roman"/>
+                <w:b/>
+                <w:i w:val="0"/>
+                <w:color w:val="000000"/>
+                <w:sz w:val="20"/>
+                <w:rFonts w:ascii="Times New Roman" w:hAnsi="Times New Roman" w:cs="Times New Roman" w:eastAsia="Times New Roman"/>
+              </w:rPr>
+              <w:t>Разделы дисциплины</w:t>
+            </w:r>
+          </w:p>
+        </w:tc>
+        <w:tc>
+          <w:tcPr>
+            <w:tcW w:type="dxa" w:w="2422"/>
+            <w:vAlign w:val="center"/>
+            <w:tcMar>
+              <w:top w:w="100" w:type="dxa"/>
+              <w:bottom w:w="100" w:type="dxa"/>
+              <w:left w:w="120" w:type="dxa"/>
+              <w:right w:w="120" w:type="dxa"/>
+            </w:tcMar>
+            <w:shd w:val="clear" w:color="auto" w:fill="F2F2F2"/>
+          </w:tcPr>
+          <w:p>
+            <w:pPr>
+              <w:spacing w:before="0" w:after="0" w:line="240" w:lineRule="auto"/>
+              <w:jc w:val="center"/>
+            </w:pPr>
+            <w:r/>
+            <w:r>
+              <w:rPr>
+                <w:rFonts w:ascii="Times New Roman" w:hAnsi="Times New Roman"/>
+                <w:b/>
+                <w:i w:val="0"/>
+                <w:color w:val="000000"/>
+                <w:sz w:val="20"/>
+                <w:rFonts w:ascii="Times New Roman" w:hAnsi="Times New Roman" w:cs="Times New Roman" w:eastAsia="Times New Roman"/>
+              </w:rPr>
+              <w:t>Форма контроля</w:t>
+            </w:r>
+          </w:p>
+        </w:tc>
+        <w:tc>
+          <w:tcPr>
+            <w:tcW w:type="dxa" w:w="2422"/>
+            <w:vAlign w:val="center"/>
+            <w:tcMar>
+              <w:top w:w="100" w:type="dxa"/>
+              <w:bottom w:w="100" w:type="dxa"/>
+              <w:left w:w="120" w:type="dxa"/>
+              <w:right w:w="120" w:type="dxa"/>
+            </w:tcMar>
+            <w:shd w:val="clear" w:color="auto" w:fill="F2F2F2"/>
+          </w:tcPr>
+          <w:p>
+            <w:pPr>
+              <w:spacing w:before="0" w:after="0" w:line="240" w:lineRule="auto"/>
+              <w:jc w:val="center"/>
+            </w:pPr>
+            <w:r/>
+            <w:r>
+              <w:rPr>
+                <w:rFonts w:ascii="Times New Roman" w:hAnsi="Times New Roman"/>
+                <w:b/>
+                <w:i w:val="0"/>
+                <w:color w:val="000000"/>
+                <w:sz w:val="20"/>
+                <w:rFonts w:ascii="Times New Roman" w:hAnsi="Times New Roman" w:cs="Times New Roman" w:eastAsia="Times New Roman"/>
+              </w:rPr>
+              <w:t>Количество баллов (min)</w:t>
+            </w:r>
+          </w:p>
+        </w:tc>
+        <w:tc>
+          <w:tcPr>
+            <w:tcW w:type="dxa" w:w="2422"/>
+            <w:vAlign w:val="center"/>
+            <w:tcMar>
+              <w:top w:w="100" w:type="dxa"/>
+              <w:bottom w:w="100" w:type="dxa"/>
+              <w:left w:w="120" w:type="dxa"/>
+              <w:right w:w="120" w:type="dxa"/>
+            </w:tcMar>
+            <w:shd w:val="clear" w:color="auto" w:fill="F2F2F2"/>
+          </w:tcPr>
+          <w:p>
+            <w:pPr>
+              <w:spacing w:before="0" w:after="0" w:line="240" w:lineRule="auto"/>
+              <w:jc w:val="center"/>
+            </w:pPr>
+            <w:r/>
+            <w:r>
+              <w:rPr>
+                <w:rFonts w:ascii="Times New Roman" w:hAnsi="Times New Roman"/>
+                <w:b/>
+                <w:i w:val="0"/>
+                <w:color w:val="000000"/>
+                <w:sz w:val="20"/>
+                <w:rFonts w:ascii="Times New Roman" w:hAnsi="Times New Roman" w:cs="Times New Roman" w:eastAsia="Times New Roman"/>
+              </w:rPr>
+              <w:t>Количество баллов (max)</w:t>
+            </w:r>
+          </w:p>
+        </w:tc>
+      </w:tr>
+      <w:tr>
+        <w:trPr>
+          <w:cantSplit/>
+        </w:trPr>
+        <w:tc>
+          <w:tcPr>
+            <w:tcW w:type="dxa" w:w="2422"/>
+            <w:vAlign w:val="center"/>
+            <w:tcMar>
+              <w:top w:w="100" w:type="dxa"/>
+              <w:bottom w:w="100" w:type="dxa"/>
+              <w:left w:w="120" w:type="dxa"/>
+              <w:right w:w="120" w:type="dxa"/>
+            </w:tcMar>
+          </w:tcPr>
+          <w:p>
+            <w:pPr>
+              <w:spacing w:before="0" w:after="0" w:line="240" w:lineRule="auto"/>
+              <w:jc w:val="center"/>
+            </w:pPr>
+            <w:r/>
+            <w:r>
+              <w:rPr>
+                <w:rFonts w:ascii="Times New Roman" w:hAnsi="Times New Roman"/>
+                <w:b w:val="0"/>
+                <w:i w:val="0"/>
+                <w:color w:val="000000"/>
+                <w:sz w:val="20"/>
+                <w:rFonts w:ascii="Times New Roman" w:hAnsi="Times New Roman" w:cs="Times New Roman" w:eastAsia="Times New Roman"/>
+              </w:rPr>
+              <w:t>1</w:t>
+            </w:r>
+          </w:p>
+        </w:tc>
+        <w:tc>
+          <w:tcPr>
+            <w:tcW w:type="dxa" w:w="2422"/>
+            <w:vAlign w:val="center"/>
+            <w:tcMar>
+              <w:top w:w="100" w:type="dxa"/>
+              <w:bottom w:w="100" w:type="dxa"/>
+              <w:left w:w="120" w:type="dxa"/>
+              <w:right w:w="120" w:type="dxa"/>
+            </w:tcMar>
+          </w:tcPr>
+          <w:p>
+            <w:pPr>
+              <w:spacing w:before="0" w:after="0" w:line="240" w:lineRule="auto"/>
+              <w:jc w:val="both"/>
+            </w:pPr>
+            <w:r/>
+            <w:r>
+              <w:rPr>
+                <w:rFonts w:ascii="Times New Roman" w:hAnsi="Times New Roman"/>
+                <w:b w:val="0"/>
+                <w:i w:val="0"/>
+                <w:color w:val="000000"/>
+                <w:sz w:val="20"/>
+                <w:rFonts w:ascii="Times New Roman" w:hAnsi="Times New Roman" w:cs="Times New Roman" w:eastAsia="Times New Roman"/>
+              </w:rPr>
+              <w:t>Защита лабораторной работы №1</w:t>
+            </w:r>
+          </w:p>
+        </w:tc>
+        <w:tc>
+          <w:tcPr>
+            <w:tcW w:type="dxa" w:w="2422"/>
+            <w:vAlign w:val="center"/>
+            <w:tcMar>
+              <w:top w:w="100" w:type="dxa"/>
+              <w:bottom w:w="100" w:type="dxa"/>
+              <w:left w:w="120" w:type="dxa"/>
+              <w:right w:w="120" w:type="dxa"/>
+            </w:tcMar>
+          </w:tcPr>
+          <w:p>
+            <w:pPr>
+              <w:spacing w:before="0" w:after="0" w:line="240" w:lineRule="auto"/>
+              <w:jc w:val="center"/>
+            </w:pPr>
+            <w:r/>
+            <w:r>
+              <w:rPr>
+                <w:rFonts w:ascii="Times New Roman" w:hAnsi="Times New Roman"/>
+                <w:b w:val="0"/>
+                <w:i w:val="0"/>
+                <w:color w:val="000000"/>
+                <w:sz w:val="20"/>
+                <w:rFonts w:ascii="Times New Roman" w:hAnsi="Times New Roman" w:cs="Times New Roman" w:eastAsia="Times New Roman"/>
+              </w:rPr>
+              <w:t>16</w:t>
+            </w:r>
+          </w:p>
+        </w:tc>
+        <w:tc>
+          <w:tcPr>
+            <w:tcW w:type="dxa" w:w="2422"/>
+            <w:vAlign w:val="center"/>
+            <w:tcMar>
+              <w:top w:w="100" w:type="dxa"/>
+              <w:bottom w:w="100" w:type="dxa"/>
+              <w:left w:w="120" w:type="dxa"/>
+              <w:right w:w="120" w:type="dxa"/>
+            </w:tcMar>
+          </w:tcPr>
+          <w:p>
+            <w:pPr>
+              <w:spacing w:before="0" w:after="0" w:line="240" w:lineRule="auto"/>
+              <w:jc w:val="center"/>
+            </w:pPr>
+            <w:r/>
+            <w:r>
+              <w:rPr>
+                <w:rFonts w:ascii="Times New Roman" w:hAnsi="Times New Roman"/>
+                <w:b w:val="0"/>
+                <w:i w:val="0"/>
+                <w:color w:val="000000"/>
+                <w:sz w:val="20"/>
+                <w:rFonts w:ascii="Times New Roman" w:hAnsi="Times New Roman" w:cs="Times New Roman" w:eastAsia="Times New Roman"/>
+              </w:rPr>
+              <w:t>20</w:t>
+            </w:r>
+          </w:p>
+        </w:tc>
+      </w:tr>
+      <w:tr>
+        <w:trPr>
+          <w:cantSplit/>
+        </w:trPr>
+        <w:tc>
+          <w:tcPr>
+            <w:tcW w:type="dxa" w:w="2422"/>
+            <w:vAlign w:val="center"/>
+            <w:tcMar>
+              <w:top w:w="100" w:type="dxa"/>
+              <w:bottom w:w="100" w:type="dxa"/>
+              <w:left w:w="120" w:type="dxa"/>
+              <w:right w:w="120" w:type="dxa"/>
+            </w:tcMar>
+          </w:tcPr>
+          <w:p>
+            <w:pPr>
+              <w:spacing w:before="0" w:after="0" w:line="240" w:lineRule="auto"/>
+              <w:jc w:val="center"/>
+            </w:pPr>
+            <w:r/>
+            <w:r>
+              <w:rPr>
+                <w:rFonts w:ascii="Times New Roman" w:hAnsi="Times New Roman"/>
+                <w:b w:val="0"/>
+                <w:i w:val="0"/>
+                <w:color w:val="000000"/>
+                <w:sz w:val="20"/>
+                <w:rFonts w:ascii="Times New Roman" w:hAnsi="Times New Roman" w:cs="Times New Roman" w:eastAsia="Times New Roman"/>
+              </w:rPr>
+              <w:t>2</w:t>
+            </w:r>
+          </w:p>
+        </w:tc>
+        <w:tc>
+          <w:tcPr>
+            <w:tcW w:type="dxa" w:w="2422"/>
+            <w:vAlign w:val="center"/>
+            <w:tcMar>
+              <w:top w:w="100" w:type="dxa"/>
+              <w:bottom w:w="100" w:type="dxa"/>
+              <w:left w:w="120" w:type="dxa"/>
+              <w:right w:w="120" w:type="dxa"/>
+            </w:tcMar>
+          </w:tcPr>
+          <w:p>
+            <w:pPr>
+              <w:spacing w:before="0" w:after="0" w:line="240" w:lineRule="auto"/>
+              <w:jc w:val="both"/>
+            </w:pPr>
+            <w:r/>
+            <w:r>
+              <w:rPr>
+                <w:rFonts w:ascii="Times New Roman" w:hAnsi="Times New Roman"/>
+                <w:b w:val="0"/>
+                <w:i w:val="0"/>
+                <w:color w:val="000000"/>
+                <w:sz w:val="20"/>
+                <w:rFonts w:ascii="Times New Roman" w:hAnsi="Times New Roman" w:cs="Times New Roman" w:eastAsia="Times New Roman"/>
+              </w:rPr>
+              <w:t>Защита лабораторной работы №2</w:t>
+            </w:r>
+          </w:p>
+        </w:tc>
+        <w:tc>
+          <w:tcPr>
+            <w:tcW w:type="dxa" w:w="2422"/>
+            <w:vAlign w:val="center"/>
+            <w:tcMar>
+              <w:top w:w="100" w:type="dxa"/>
+              <w:bottom w:w="100" w:type="dxa"/>
+              <w:left w:w="120" w:type="dxa"/>
+              <w:right w:w="120" w:type="dxa"/>
+            </w:tcMar>
+          </w:tcPr>
+          <w:p>
+            <w:pPr>
+              <w:spacing w:before="0" w:after="0" w:line="240" w:lineRule="auto"/>
+              <w:jc w:val="center"/>
+            </w:pPr>
+            <w:r/>
+            <w:r>
+              <w:rPr>
+                <w:rFonts w:ascii="Times New Roman" w:hAnsi="Times New Roman"/>
+                <w:b w:val="0"/>
+                <w:i w:val="0"/>
+                <w:color w:val="000000"/>
+                <w:sz w:val="20"/>
+                <w:rFonts w:ascii="Times New Roman" w:hAnsi="Times New Roman" w:cs="Times New Roman" w:eastAsia="Times New Roman"/>
+              </w:rPr>
+              <w:t>16</w:t>
+            </w:r>
+          </w:p>
+        </w:tc>
+        <w:tc>
+          <w:tcPr>
+            <w:tcW w:type="dxa" w:w="2422"/>
+            <w:vAlign w:val="center"/>
+            <w:tcMar>
+              <w:top w:w="100" w:type="dxa"/>
+              <w:bottom w:w="100" w:type="dxa"/>
+              <w:left w:w="120" w:type="dxa"/>
+              <w:right w:w="120" w:type="dxa"/>
+            </w:tcMar>
+          </w:tcPr>
+          <w:p>
+            <w:pPr>
+              <w:spacing w:before="0" w:after="0" w:line="240" w:lineRule="auto"/>
+              <w:jc w:val="center"/>
+            </w:pPr>
+            <w:r/>
+            <w:r>
+              <w:rPr>
+                <w:rFonts w:ascii="Times New Roman" w:hAnsi="Times New Roman"/>
+                <w:b w:val="0"/>
+                <w:i w:val="0"/>
+                <w:color w:val="000000"/>
+                <w:sz w:val="20"/>
+                <w:rFonts w:ascii="Times New Roman" w:hAnsi="Times New Roman" w:cs="Times New Roman" w:eastAsia="Times New Roman"/>
+              </w:rPr>
+              <w:t>20</w:t>
+            </w:r>
+          </w:p>
+        </w:tc>
+      </w:tr>
+      <w:tr>
+        <w:trPr>
+          <w:cantSplit/>
+        </w:trPr>
+        <w:tc>
+          <w:tcPr>
+            <w:tcW w:type="dxa" w:w="2422"/>
+            <w:vAlign w:val="center"/>
+            <w:tcMar>
+              <w:top w:w="100" w:type="dxa"/>
+              <w:bottom w:w="100" w:type="dxa"/>
+              <w:left w:w="120" w:type="dxa"/>
+              <w:right w:w="120" w:type="dxa"/>
+            </w:tcMar>
+          </w:tcPr>
+          <w:p>
+            <w:pPr>
+              <w:spacing w:before="0" w:after="0" w:line="240" w:lineRule="auto"/>
+              <w:jc w:val="center"/>
+            </w:pPr>
+            <w:r/>
+            <w:r>
+              <w:rPr>
+                <w:rFonts w:ascii="Times New Roman" w:hAnsi="Times New Roman"/>
+                <w:b w:val="0"/>
+                <w:i w:val="0"/>
+                <w:color w:val="000000"/>
+                <w:sz w:val="20"/>
+                <w:rFonts w:ascii="Times New Roman" w:hAnsi="Times New Roman" w:cs="Times New Roman" w:eastAsia="Times New Roman"/>
+              </w:rPr>
+              <w:t>2</w:t>
+            </w:r>
+          </w:p>
+        </w:tc>
+        <w:tc>
+          <w:tcPr>
+            <w:tcW w:type="dxa" w:w="2422"/>
+            <w:vAlign w:val="center"/>
+            <w:tcMar>
+              <w:top w:w="100" w:type="dxa"/>
+              <w:bottom w:w="100" w:type="dxa"/>
+              <w:left w:w="120" w:type="dxa"/>
+              <w:right w:w="120" w:type="dxa"/>
+            </w:tcMar>
+          </w:tcPr>
+          <w:p>
+            <w:pPr>
+              <w:spacing w:before="0" w:after="0" w:line="240" w:lineRule="auto"/>
+              <w:jc w:val="both"/>
+            </w:pPr>
+            <w:r/>
+            <w:r>
+              <w:rPr>
+                <w:rFonts w:ascii="Times New Roman" w:hAnsi="Times New Roman"/>
+                <w:b w:val="0"/>
+                <w:i w:val="0"/>
+                <w:color w:val="000000"/>
+                <w:sz w:val="20"/>
+                <w:rFonts w:ascii="Times New Roman" w:hAnsi="Times New Roman" w:cs="Times New Roman" w:eastAsia="Times New Roman"/>
+              </w:rPr>
+              <w:t>Защита практической работы №1</w:t>
+            </w:r>
+          </w:p>
+        </w:tc>
+        <w:tc>
+          <w:tcPr>
+            <w:tcW w:type="dxa" w:w="2422"/>
+            <w:vAlign w:val="center"/>
+            <w:tcMar>
+              <w:top w:w="100" w:type="dxa"/>
+              <w:bottom w:w="100" w:type="dxa"/>
+              <w:left w:w="120" w:type="dxa"/>
+              <w:right w:w="120" w:type="dxa"/>
+            </w:tcMar>
+          </w:tcPr>
+          <w:p>
+            <w:pPr>
+              <w:spacing w:before="0" w:after="0" w:line="240" w:lineRule="auto"/>
+              <w:jc w:val="center"/>
+            </w:pPr>
+            <w:r/>
+            <w:r>
+              <w:rPr>
+                <w:rFonts w:ascii="Times New Roman" w:hAnsi="Times New Roman"/>
+                <w:b w:val="0"/>
+                <w:i w:val="0"/>
+                <w:color w:val="000000"/>
+                <w:sz w:val="20"/>
+                <w:rFonts w:ascii="Times New Roman" w:hAnsi="Times New Roman" w:cs="Times New Roman" w:eastAsia="Times New Roman"/>
+              </w:rPr>
+              <w:t>16</w:t>
+            </w:r>
+          </w:p>
+        </w:tc>
+        <w:tc>
+          <w:tcPr>
+            <w:tcW w:type="dxa" w:w="2422"/>
+            <w:vAlign w:val="center"/>
+            <w:tcMar>
+              <w:top w:w="100" w:type="dxa"/>
+              <w:bottom w:w="100" w:type="dxa"/>
+              <w:left w:w="120" w:type="dxa"/>
+              <w:right w:w="120" w:type="dxa"/>
+            </w:tcMar>
+          </w:tcPr>
+          <w:p>
+            <w:pPr>
+              <w:spacing w:before="0" w:after="0" w:line="240" w:lineRule="auto"/>
+              <w:jc w:val="center"/>
+            </w:pPr>
+            <w:r/>
+            <w:r>
+              <w:rPr>
+                <w:rFonts w:ascii="Times New Roman" w:hAnsi="Times New Roman"/>
+                <w:b w:val="0"/>
+                <w:i w:val="0"/>
+                <w:color w:val="000000"/>
+                <w:sz w:val="20"/>
+                <w:rFonts w:ascii="Times New Roman" w:hAnsi="Times New Roman" w:cs="Times New Roman" w:eastAsia="Times New Roman"/>
+              </w:rPr>
+              <w:t>20</w:t>
+            </w:r>
+          </w:p>
+        </w:tc>
+      </w:tr>
+      <w:tr>
+        <w:trPr>
+          <w:cantSplit/>
+        </w:trPr>
+        <w:tc>
+          <w:tcPr>
+            <w:tcW w:type="dxa" w:w="2422"/>
+            <w:vAlign w:val="center"/>
+            <w:tcMar>
+              <w:top w:w="100" w:type="dxa"/>
+              <w:bottom w:w="100" w:type="dxa"/>
+              <w:left w:w="120" w:type="dxa"/>
+              <w:right w:w="120" w:type="dxa"/>
+            </w:tcMar>
+          </w:tcPr>
+          <w:p>
+            <w:pPr>
+              <w:spacing w:before="0" w:after="0" w:line="240" w:lineRule="auto"/>
+              <w:jc w:val="center"/>
+            </w:pPr>
+            <w:r/>
+            <w:r>
+              <w:rPr>
+                <w:rFonts w:ascii="Times New Roman" w:hAnsi="Times New Roman"/>
+                <w:b w:val="0"/>
+                <w:i w:val="0"/>
+                <w:color w:val="000000"/>
+                <w:sz w:val="20"/>
+                <w:rFonts w:ascii="Times New Roman" w:hAnsi="Times New Roman" w:cs="Times New Roman" w:eastAsia="Times New Roman"/>
+              </w:rPr>
+              <w:t>2</w:t>
+            </w:r>
+          </w:p>
+        </w:tc>
+        <w:tc>
+          <w:tcPr>
+            <w:tcW w:type="dxa" w:w="2422"/>
+            <w:vAlign w:val="center"/>
+            <w:tcMar>
+              <w:top w:w="100" w:type="dxa"/>
+              <w:bottom w:w="100" w:type="dxa"/>
+              <w:left w:w="120" w:type="dxa"/>
+              <w:right w:w="120" w:type="dxa"/>
+            </w:tcMar>
+          </w:tcPr>
+          <w:p>
+            <w:pPr>
+              <w:spacing w:before="0" w:after="0" w:line="240" w:lineRule="auto"/>
+              <w:jc w:val="both"/>
+            </w:pPr>
+            <w:r/>
+            <w:r>
+              <w:rPr>
+                <w:rFonts w:ascii="Times New Roman" w:hAnsi="Times New Roman"/>
+                <w:b w:val="0"/>
+                <w:i w:val="0"/>
+                <w:color w:val="000000"/>
+                <w:sz w:val="20"/>
+                <w:rFonts w:ascii="Times New Roman" w:hAnsi="Times New Roman" w:cs="Times New Roman" w:eastAsia="Times New Roman"/>
+              </w:rPr>
+              <w:t>Защита практической работы №2</w:t>
+            </w:r>
+          </w:p>
+        </w:tc>
+        <w:tc>
+          <w:tcPr>
+            <w:tcW w:type="dxa" w:w="2422"/>
+            <w:vAlign w:val="center"/>
+            <w:tcMar>
+              <w:top w:w="100" w:type="dxa"/>
+              <w:bottom w:w="100" w:type="dxa"/>
+              <w:left w:w="120" w:type="dxa"/>
+              <w:right w:w="120" w:type="dxa"/>
+            </w:tcMar>
+          </w:tcPr>
+          <w:p>
+            <w:pPr>
+              <w:spacing w:before="0" w:after="0" w:line="240" w:lineRule="auto"/>
+              <w:jc w:val="center"/>
+            </w:pPr>
+            <w:r/>
+            <w:r>
+              <w:rPr>
+                <w:rFonts w:ascii="Times New Roman" w:hAnsi="Times New Roman"/>
+                <w:b w:val="0"/>
+                <w:i w:val="0"/>
+                <w:color w:val="000000"/>
+                <w:sz w:val="20"/>
+                <w:rFonts w:ascii="Times New Roman" w:hAnsi="Times New Roman" w:cs="Times New Roman" w:eastAsia="Times New Roman"/>
+              </w:rPr>
+              <w:t>16</w:t>
+            </w:r>
+          </w:p>
+        </w:tc>
+        <w:tc>
+          <w:tcPr>
+            <w:tcW w:type="dxa" w:w="2422"/>
+            <w:vAlign w:val="center"/>
+            <w:tcMar>
+              <w:top w:w="100" w:type="dxa"/>
+              <w:bottom w:w="100" w:type="dxa"/>
+              <w:left w:w="120" w:type="dxa"/>
+              <w:right w:w="120" w:type="dxa"/>
+            </w:tcMar>
+          </w:tcPr>
+          <w:p>
+            <w:pPr>
+              <w:spacing w:before="0" w:after="0" w:line="240" w:lineRule="auto"/>
+              <w:jc w:val="center"/>
+            </w:pPr>
+            <w:r/>
+            <w:r>
+              <w:rPr>
+                <w:rFonts w:ascii="Times New Roman" w:hAnsi="Times New Roman"/>
+                <w:b w:val="0"/>
+                <w:i w:val="0"/>
+                <w:color w:val="000000"/>
+                <w:sz w:val="20"/>
+                <w:rFonts w:ascii="Times New Roman" w:hAnsi="Times New Roman" w:cs="Times New Roman" w:eastAsia="Times New Roman"/>
+              </w:rPr>
+              <w:t>20</w:t>
+            </w:r>
+          </w:p>
+        </w:tc>
+      </w:tr>
+      <w:tr>
+        <w:trPr>
+          <w:cantSplit/>
+        </w:trPr>
+        <w:tc>
+          <w:tcPr>
+            <w:tcW w:type="dxa" w:w="2422"/>
+            <w:vAlign w:val="center"/>
+            <w:tcMar>
+              <w:top w:w="100" w:type="dxa"/>
+              <w:bottom w:w="100" w:type="dxa"/>
+              <w:left w:w="120" w:type="dxa"/>
+              <w:right w:w="120" w:type="dxa"/>
+            </w:tcMar>
+          </w:tcPr>
+          <w:p>
+            <w:pPr>
+              <w:spacing w:before="0" w:after="0" w:line="240" w:lineRule="auto"/>
+              <w:jc w:val="center"/>
+            </w:pPr>
+            <w:r/>
+            <w:r>
+              <w:rPr>
+                <w:rFonts w:ascii="Times New Roman" w:hAnsi="Times New Roman"/>
+                <w:b w:val="0"/>
+                <w:i w:val="0"/>
+                <w:color w:val="000000"/>
+                <w:sz w:val="20"/>
+                <w:rFonts w:ascii="Times New Roman" w:hAnsi="Times New Roman" w:cs="Times New Roman" w:eastAsia="Times New Roman"/>
+              </w:rPr>
+              <w:t>1-2</w:t>
+            </w:r>
+          </w:p>
+        </w:tc>
+        <w:tc>
+          <w:tcPr>
+            <w:tcW w:type="dxa" w:w="2422"/>
+            <w:vAlign w:val="center"/>
+            <w:tcMar>
+              <w:top w:w="100" w:type="dxa"/>
+              <w:bottom w:w="100" w:type="dxa"/>
+              <w:left w:w="120" w:type="dxa"/>
+              <w:right w:w="120" w:type="dxa"/>
+            </w:tcMar>
+          </w:tcPr>
+          <w:p>
+            <w:pPr>
+              <w:spacing w:before="0" w:after="0" w:line="240" w:lineRule="auto"/>
+              <w:jc w:val="both"/>
+            </w:pPr>
+            <w:r/>
+            <w:r>
+              <w:rPr>
+                <w:rFonts w:ascii="Times New Roman" w:hAnsi="Times New Roman"/>
+                <w:b w:val="0"/>
+                <w:i w:val="0"/>
+                <w:color w:val="000000"/>
+                <w:sz w:val="20"/>
+                <w:rFonts w:ascii="Times New Roman" w:hAnsi="Times New Roman" w:cs="Times New Roman" w:eastAsia="Times New Roman"/>
+              </w:rPr>
+              <w:t>Проверочное тестирование</w:t>
+            </w:r>
+          </w:p>
+        </w:tc>
+        <w:tc>
+          <w:tcPr>
+            <w:tcW w:type="dxa" w:w="2422"/>
+            <w:vAlign w:val="center"/>
+            <w:tcMar>
+              <w:top w:w="100" w:type="dxa"/>
+              <w:bottom w:w="100" w:type="dxa"/>
+              <w:left w:w="120" w:type="dxa"/>
+              <w:right w:w="120" w:type="dxa"/>
+            </w:tcMar>
+          </w:tcPr>
+          <w:p>
+            <w:pPr>
+              <w:spacing w:before="0" w:after="0" w:line="240" w:lineRule="auto"/>
+              <w:jc w:val="center"/>
+            </w:pPr>
+            <w:r/>
+            <w:r>
+              <w:rPr>
+                <w:rFonts w:ascii="Times New Roman" w:hAnsi="Times New Roman"/>
+                <w:b w:val="0"/>
+                <w:i w:val="0"/>
+                <w:color w:val="000000"/>
+                <w:sz w:val="20"/>
+                <w:rFonts w:ascii="Times New Roman" w:hAnsi="Times New Roman" w:cs="Times New Roman" w:eastAsia="Times New Roman"/>
+              </w:rPr>
+              <w:t>16</w:t>
+            </w:r>
+          </w:p>
+        </w:tc>
+        <w:tc>
+          <w:tcPr>
+            <w:tcW w:type="dxa" w:w="2422"/>
+            <w:vAlign w:val="center"/>
+            <w:tcMar>
+              <w:top w:w="100" w:type="dxa"/>
+              <w:bottom w:w="100" w:type="dxa"/>
+              <w:left w:w="120" w:type="dxa"/>
+              <w:right w:w="120" w:type="dxa"/>
+            </w:tcMar>
+          </w:tcPr>
+          <w:p>
+            <w:pPr>
+              <w:spacing w:before="0" w:after="0" w:line="240" w:lineRule="auto"/>
+              <w:jc w:val="center"/>
+            </w:pPr>
+            <w:r/>
+            <w:r>
+              <w:rPr>
+                <w:rFonts w:ascii="Times New Roman" w:hAnsi="Times New Roman"/>
+                <w:b w:val="0"/>
+                <w:i w:val="0"/>
+                <w:color w:val="000000"/>
+                <w:sz w:val="20"/>
+                <w:rFonts w:ascii="Times New Roman" w:hAnsi="Times New Roman" w:cs="Times New Roman" w:eastAsia="Times New Roman"/>
+              </w:rPr>
+              <w:t>20</w:t>
+            </w:r>
+          </w:p>
+        </w:tc>
+      </w:tr>
+      <w:tr>
+        <w:trPr>
+          <w:cantSplit/>
+        </w:trPr>
+        <w:tc>
+          <w:tcPr>
+            <w:tcW w:type="dxa" w:w="2422"/>
+            <w:vAlign w:val="center"/>
+            <w:tcMar>
+              <w:top w:w="100" w:type="dxa"/>
+              <w:bottom w:w="100" w:type="dxa"/>
+              <w:left w:w="120" w:type="dxa"/>
+              <w:right w:w="120" w:type="dxa"/>
+            </w:tcMar>
+          </w:tcPr>
+          <w:p>
+            <w:pPr>
+              <w:spacing w:before="0" w:after="0" w:line="240" w:lineRule="auto"/>
+              <w:jc w:val="both"/>
+            </w:pPr>
+            <w:r/>
+          </w:p>
+        </w:tc>
+        <w:tc>
+          <w:tcPr>
+            <w:tcW w:type="dxa" w:w="2422"/>
+            <w:vAlign w:val="center"/>
+            <w:tcMar>
+              <w:top w:w="100" w:type="dxa"/>
+              <w:bottom w:w="100" w:type="dxa"/>
+              <w:left w:w="120" w:type="dxa"/>
+              <w:right w:w="120" w:type="dxa"/>
+            </w:tcMar>
+          </w:tcPr>
+          <w:p>
+            <w:pPr>
+              <w:spacing w:before="0" w:after="0" w:line="240" w:lineRule="auto"/>
+              <w:jc w:val="both"/>
+            </w:pPr>
+            <w:r/>
+            <w:r>
+              <w:rPr>
+                <w:rFonts w:ascii="Times New Roman" w:hAnsi="Times New Roman"/>
+                <w:b/>
+                <w:i w:val="0"/>
+                <w:color w:val="000000"/>
+                <w:sz w:val="20"/>
+                <w:rFonts w:ascii="Times New Roman" w:hAnsi="Times New Roman" w:cs="Times New Roman" w:eastAsia="Times New Roman"/>
+              </w:rPr>
+              <w:t>Итого</w:t>
+            </w:r>
+          </w:p>
+        </w:tc>
+        <w:tc>
+          <w:tcPr>
+            <w:tcW w:type="dxa" w:w="2422"/>
+            <w:vAlign w:val="center"/>
+            <w:tcMar>
+              <w:top w:w="100" w:type="dxa"/>
+              <w:bottom w:w="100" w:type="dxa"/>
+              <w:left w:w="120" w:type="dxa"/>
+              <w:right w:w="120" w:type="dxa"/>
+            </w:tcMar>
+          </w:tcPr>
+          <w:p>
+            <w:pPr>
+              <w:spacing w:before="0" w:after="0" w:line="240" w:lineRule="auto"/>
+              <w:jc w:val="center"/>
+            </w:pPr>
+            <w:r/>
+            <w:r>
+              <w:rPr>
+                <w:rFonts w:ascii="Times New Roman" w:hAnsi="Times New Roman"/>
+                <w:b/>
+                <w:i w:val="0"/>
+                <w:color w:val="000000"/>
+                <w:sz w:val="20"/>
+                <w:rFonts w:ascii="Times New Roman" w:hAnsi="Times New Roman" w:cs="Times New Roman" w:eastAsia="Times New Roman"/>
+              </w:rPr>
+              <w:t>80</w:t>
+            </w:r>
+          </w:p>
+        </w:tc>
+        <w:tc>
+          <w:tcPr>
+            <w:tcW w:type="dxa" w:w="2422"/>
+            <w:vAlign w:val="center"/>
+            <w:tcMar>
+              <w:top w:w="100" w:type="dxa"/>
+              <w:bottom w:w="100" w:type="dxa"/>
+              <w:left w:w="120" w:type="dxa"/>
+              <w:right w:w="120" w:type="dxa"/>
+            </w:tcMar>
+          </w:tcPr>
+          <w:p>
+            <w:pPr>
+              <w:spacing w:before="0" w:after="0" w:line="240" w:lineRule="auto"/>
+              <w:jc w:val="center"/>
+            </w:pPr>
+            <w:r/>
+            <w:r>
+              <w:rPr>
+                <w:rFonts w:ascii="Times New Roman" w:hAnsi="Times New Roman"/>
+                <w:b/>
+                <w:i w:val="0"/>
+                <w:color w:val="000000"/>
+                <w:sz w:val="20"/>
+                <w:rFonts w:ascii="Times New Roman" w:hAnsi="Times New Roman" w:cs="Times New Roman" w:eastAsia="Times New Roman"/>
+              </w:rPr>
+              <w:t>100</w:t>
+            </w:r>
+          </w:p>
+        </w:tc>
+      </w:tr>
+    </w:tbl>
+    <w:p>
+      <w:pPr>
+        <w:spacing w:before="240" w:after="120" w:line="240" w:lineRule="auto"/>
+        <w:jc w:val="both"/>
+      </w:pPr>
+    </w:p>
+    <w:p>
+      <w:pPr>
+        <w:spacing w:before="0" w:after="240" w:line="240" w:lineRule="auto"/>
+        <w:jc w:val="both"/>
+      </w:pPr>
+      <w:r>
+        <w:rPr>
+          <w:rFonts w:ascii="Times New Roman" w:hAnsi="Times New Roman"/>
+          <w:b w:val="0"/>
+          <w:i w:val="0"/>
+          <w:color w:val="000000"/>
+          <w:sz w:val="28"/>
+          <w:rFonts w:ascii="Times New Roman" w:hAnsi="Times New Roman" w:cs="Times New Roman" w:eastAsia="Times New Roman"/>
+        </w:rPr>
+        <w:t>При оценивании результатов обучения по дисциплине в ходе текущего контроля успеваемости используются следующие критерии. Минимальное количество баллов выставляется обучающемуся при выполнении всех показателей, допускаются несущественные неточности в изложении и оформлении материала.</w:t>
+      </w:r>
+    </w:p>
+    <w:tbl>
+      <w:tblPr>
+        <w:tblStyle w:val="TableGrid"/>
+        <w:tblW w:type="auto" w:w="0"/>
+        <w:jc w:val="center"/>
+        <w:tblLook w:firstColumn="1" w:firstRow="1" w:lastColumn="0" w:lastRow="0" w:noHBand="0" w:noVBand="1" w:val="04A0"/>
+      </w:tblPr>
+      <w:tblGrid>
+        <w:gridCol w:w="4844"/>
+        <w:gridCol w:w="4844"/>
+      </w:tblGrid>
+      <w:tr>
+        <w:tc>
+          <w:tcPr>
+            <w:tcW w:type="dxa" w:w="2268"/>
+            <w:vAlign w:val="center"/>
+            <w:tcMar>
+              <w:top w:w="100" w:type="dxa"/>
+              <w:bottom w:w="100" w:type="dxa"/>
+              <w:left w:w="120" w:type="dxa"/>
+              <w:right w:w="120" w:type="dxa"/>
+            </w:tcMar>
+            <w:shd w:val="clear" w:color="auto" w:fill="F2F2F2"/>
+          </w:tcPr>
+          <w:p>
+            <w:pPr>
+              <w:spacing w:before="0" w:after="0" w:line="240" w:lineRule="auto"/>
+              <w:jc w:val="center"/>
+            </w:pPr>
+            <w:r/>
+            <w:r>
+              <w:rPr>
+                <w:rFonts w:ascii="Times New Roman" w:hAnsi="Times New Roman"/>
+                <w:b/>
+                <w:i w:val="0"/>
+                <w:color w:val="000000"/>
+                <w:sz w:val="20"/>
+                <w:rFonts w:ascii="Times New Roman" w:hAnsi="Times New Roman" w:cs="Times New Roman" w:eastAsia="Times New Roman"/>
+              </w:rPr>
+              <w:t>Наименование, обозначение</w:t>
+            </w:r>
+          </w:p>
+        </w:tc>
+        <w:tc>
+          <w:tcPr>
+            <w:tcW w:type="dxa" w:w="6803"/>
+            <w:vAlign w:val="center"/>
+            <w:tcMar>
+              <w:top w:w="100" w:type="dxa"/>
+              <w:bottom w:w="100" w:type="dxa"/>
+              <w:left w:w="120" w:type="dxa"/>
+              <w:right w:w="120" w:type="dxa"/>
+            </w:tcMar>
+            <w:shd w:val="clear" w:color="auto" w:fill="F2F2F2"/>
+          </w:tcPr>
+          <w:p>
+            <w:pPr>
+              <w:spacing w:before="0" w:after="0" w:line="240" w:lineRule="auto"/>
+              <w:jc w:val="center"/>
+            </w:pPr>
+            <w:r/>
+            <w:r>
+              <w:rPr>
+                <w:rFonts w:ascii="Times New Roman" w:hAnsi="Times New Roman"/>
+                <w:b/>
+                <w:i w:val="0"/>
+                <w:color w:val="000000"/>
+                <w:sz w:val="20"/>
+                <w:rFonts w:ascii="Times New Roman" w:hAnsi="Times New Roman" w:cs="Times New Roman" w:eastAsia="Times New Roman"/>
+              </w:rPr>
+              <w:t>Показатели выставления минимального количества баллов</w:t>
+            </w:r>
+          </w:p>
+        </w:tc>
+      </w:tr>
+      <w:tr>
+        <w:trPr>
+          <w:cantSplit/>
+        </w:trPr>
+        <w:tc>
+          <w:tcPr>
+            <w:tcW w:type="dxa" w:w="2268"/>
+            <w:vAlign w:val="center"/>
+            <w:tcMar>
+              <w:top w:w="100" w:type="dxa"/>
+              <w:bottom w:w="100" w:type="dxa"/>
+              <w:left w:w="120" w:type="dxa"/>
+              <w:right w:w="120" w:type="dxa"/>
+            </w:tcMar>
+          </w:tcPr>
+          <w:p>
+            <w:pPr>
+              <w:spacing w:before="0" w:after="0" w:line="240" w:lineRule="auto"/>
+              <w:jc w:val="both"/>
+            </w:pPr>
+            <w:r/>
+            <w:r>
+              <w:rPr>
+                <w:rFonts w:ascii="Times New Roman" w:hAnsi="Times New Roman"/>
+                <w:b/>
+                <w:i w:val="0"/>
+                <w:color w:val="000000"/>
+                <w:sz w:val="20"/>
+                <w:rFonts w:ascii="Times New Roman" w:hAnsi="Times New Roman" w:cs="Times New Roman" w:eastAsia="Times New Roman"/>
+              </w:rPr>
+              <w:t>Лабораторная работа</w:t>
+            </w:r>
+          </w:p>
+        </w:tc>
+        <w:tc>
+          <w:tcPr>
+            <w:tcW w:type="dxa" w:w="6803"/>
+            <w:vAlign w:val="center"/>
+            <w:tcMar>
+              <w:top w:w="100" w:type="dxa"/>
+              <w:bottom w:w="100" w:type="dxa"/>
+              <w:left w:w="120" w:type="dxa"/>
+              <w:right w:w="120" w:type="dxa"/>
+            </w:tcMar>
+          </w:tcPr>
+          <w:p>
+            <w:pPr>
+              <w:spacing w:before="0" w:after="0" w:line="240" w:lineRule="auto"/>
+              <w:jc w:val="both"/>
+            </w:pPr>
+            <w:r/>
+            <w:r>
+              <w:rPr>
+                <w:rFonts w:ascii="Times New Roman" w:hAnsi="Times New Roman"/>
+                <w:b w:val="0"/>
+                <w:i w:val="0"/>
+                <w:color w:val="000000"/>
+                <w:sz w:val="20"/>
+                <w:rFonts w:ascii="Times New Roman" w:hAnsi="Times New Roman" w:cs="Times New Roman" w:eastAsia="Times New Roman"/>
+              </w:rPr>
+              <w:t>Лабораторная работа выполнена в полном объеме;</w:t>
               <w:br/>
-              <w:t>Билет рассмотрен на заседании кафедры ПМиИТ от «____» _______________ 2026 г.</w:t>
+              <w:t>Представлен отчет, содержащий необходимые расчеты, выводы, оформленный в соответствии с установленными требованиями;</w:t>
+              <w:br/>
+              <w:t>Продемонстрирован удовлетворительный уровень владения материалом при защите лабораторной работы, даны правильные ответы не менее чем на 50% заданных вопросов.</w:t>
+            </w:r>
+          </w:p>
+        </w:tc>
+      </w:tr>
+      <w:tr>
+        <w:trPr>
+          <w:cantSplit/>
+        </w:trPr>
+        <w:tc>
+          <w:tcPr>
+            <w:tcW w:type="dxa" w:w="2268"/>
+            <w:vAlign w:val="center"/>
+            <w:tcMar>
+              <w:top w:w="100" w:type="dxa"/>
+              <w:bottom w:w="100" w:type="dxa"/>
+              <w:left w:w="120" w:type="dxa"/>
+              <w:right w:w="120" w:type="dxa"/>
+            </w:tcMar>
+          </w:tcPr>
+          <w:p>
+            <w:pPr>
+              <w:spacing w:before="0" w:after="0" w:line="240" w:lineRule="auto"/>
+              <w:jc w:val="both"/>
+            </w:pPr>
+            <w:r/>
+            <w:r>
+              <w:rPr>
+                <w:rFonts w:ascii="Times New Roman" w:hAnsi="Times New Roman"/>
+                <w:b/>
+                <w:i w:val="0"/>
+                <w:color w:val="000000"/>
+                <w:sz w:val="20"/>
+                <w:rFonts w:ascii="Times New Roman" w:hAnsi="Times New Roman" w:cs="Times New Roman" w:eastAsia="Times New Roman"/>
+              </w:rPr>
+              <w:t>Практическая работа</w:t>
+            </w:r>
+          </w:p>
+        </w:tc>
+        <w:tc>
+          <w:tcPr>
+            <w:tcW w:type="dxa" w:w="6803"/>
+            <w:vAlign w:val="center"/>
+            <w:tcMar>
+              <w:top w:w="100" w:type="dxa"/>
+              <w:bottom w:w="100" w:type="dxa"/>
+              <w:left w:w="120" w:type="dxa"/>
+              <w:right w:w="120" w:type="dxa"/>
+            </w:tcMar>
+          </w:tcPr>
+          <w:p>
+            <w:pPr>
+              <w:spacing w:before="0" w:after="0" w:line="240" w:lineRule="auto"/>
+              <w:jc w:val="both"/>
+            </w:pPr>
+            <w:r/>
+            <w:r>
+              <w:rPr>
+                <w:rFonts w:ascii="Times New Roman" w:hAnsi="Times New Roman"/>
+                <w:b w:val="0"/>
+                <w:i w:val="0"/>
+                <w:color w:val="000000"/>
+                <w:sz w:val="20"/>
+                <w:rFonts w:ascii="Times New Roman" w:hAnsi="Times New Roman" w:cs="Times New Roman" w:eastAsia="Times New Roman"/>
+              </w:rPr>
+              <w:t>Продемонстрирован удовлетворительный уровень владения материалом.</w:t>
+              <w:br/>
+              <w:t>Правильно решено не менее 50% заданий.</w:t>
+            </w:r>
+          </w:p>
+        </w:tc>
+      </w:tr>
+    </w:tbl>
+    <w:p>
+      <w:pPr>
+        <w:spacing w:before="240" w:after="120" w:line="240" w:lineRule="auto"/>
+        <w:jc w:val="both"/>
+      </w:pPr>
+    </w:p>
+    <w:p>
+      <w:pPr>
+        <w:spacing w:before="0" w:after="120" w:line="240" w:lineRule="auto"/>
+        <w:jc w:val="both"/>
+      </w:pPr>
+      <w:r>
+        <w:rPr>
+          <w:rFonts w:ascii="Times New Roman" w:hAnsi="Times New Roman"/>
+          <w:b w:val="0"/>
+          <w:i w:val="0"/>
+          <w:color w:val="000000"/>
+          <w:sz w:val="28"/>
+          <w:rFonts w:ascii="Times New Roman" w:hAnsi="Times New Roman" w:cs="Times New Roman" w:eastAsia="Times New Roman"/>
+        </w:rPr>
+        <w:t>Промежуточная аттестация по дисциплине проводится в форме зачета (7 семестр).</w:t>
+        <w:br/>
+        <w:t>Итоговая оценка по дисциплине может быть выставлена на основе результатов текущего контроля с использованием следующей шкалы:</w:t>
+      </w:r>
+    </w:p>
+    <w:tbl>
+      <w:tblPr>
+        <w:tblStyle w:val="TableGrid"/>
+        <w:tblW w:type="auto" w:w="0"/>
+        <w:jc w:val="center"/>
+        <w:tblLook w:firstColumn="1" w:firstRow="1" w:lastColumn="0" w:lastRow="0" w:noHBand="0" w:noVBand="1" w:val="04A0"/>
+      </w:tblPr>
+      <w:tblGrid>
+        <w:gridCol w:w="4844"/>
+        <w:gridCol w:w="4844"/>
+      </w:tblGrid>
+      <w:tr>
+        <w:tc>
+          <w:tcPr>
+            <w:tcW w:type="dxa" w:w="4844"/>
+            <w:vAlign w:val="center"/>
+            <w:tcMar>
+              <w:top w:w="100" w:type="dxa"/>
+              <w:bottom w:w="100" w:type="dxa"/>
+              <w:left w:w="120" w:type="dxa"/>
+              <w:right w:w="120" w:type="dxa"/>
+            </w:tcMar>
+            <w:shd w:val="clear" w:color="auto" w:fill="F2F2F2"/>
+          </w:tcPr>
+          <w:p>
+            <w:pPr>
+              <w:spacing w:before="0" w:after="0" w:line="240" w:lineRule="auto"/>
+              <w:jc w:val="center"/>
+            </w:pPr>
+            <w:r/>
+            <w:r>
+              <w:rPr>
+                <w:rFonts w:ascii="Times New Roman" w:hAnsi="Times New Roman"/>
+                <w:b/>
+                <w:i w:val="0"/>
+                <w:color w:val="000000"/>
+                <w:sz w:val="20"/>
+                <w:rFonts w:ascii="Times New Roman" w:hAnsi="Times New Roman" w:cs="Times New Roman" w:eastAsia="Times New Roman"/>
+              </w:rPr>
+              <w:t>Оценка</w:t>
+            </w:r>
+          </w:p>
+        </w:tc>
+        <w:tc>
+          <w:tcPr>
+            <w:tcW w:type="dxa" w:w="4844"/>
+            <w:vAlign w:val="center"/>
+            <w:tcMar>
+              <w:top w:w="100" w:type="dxa"/>
+              <w:bottom w:w="100" w:type="dxa"/>
+              <w:left w:w="120" w:type="dxa"/>
+              <w:right w:w="120" w:type="dxa"/>
+            </w:tcMar>
+            <w:shd w:val="clear" w:color="auto" w:fill="F2F2F2"/>
+          </w:tcPr>
+          <w:p>
+            <w:pPr>
+              <w:spacing w:before="0" w:after="0" w:line="240" w:lineRule="auto"/>
+              <w:jc w:val="center"/>
+            </w:pPr>
+            <w:r/>
+            <w:r>
+              <w:rPr>
+                <w:rFonts w:ascii="Times New Roman" w:hAnsi="Times New Roman"/>
+                <w:b/>
+                <w:i w:val="0"/>
+                <w:color w:val="000000"/>
+                <w:sz w:val="20"/>
+                <w:rFonts w:ascii="Times New Roman" w:hAnsi="Times New Roman" w:cs="Times New Roman" w:eastAsia="Times New Roman"/>
+              </w:rPr>
+              <w:t>Набрано баллов</w:t>
+            </w:r>
+          </w:p>
+        </w:tc>
+      </w:tr>
+      <w:tr>
+        <w:trPr>
+          <w:cantSplit/>
+        </w:trPr>
+        <w:tc>
+          <w:tcPr>
+            <w:tcW w:type="dxa" w:w="4844"/>
+            <w:vAlign w:val="center"/>
+            <w:tcMar>
+              <w:top w:w="100" w:type="dxa"/>
+              <w:bottom w:w="100" w:type="dxa"/>
+              <w:left w:w="120" w:type="dxa"/>
+              <w:right w:w="120" w:type="dxa"/>
+            </w:tcMar>
+          </w:tcPr>
+          <w:p>
+            <w:pPr>
+              <w:spacing w:before="0" w:after="0" w:line="240" w:lineRule="auto"/>
+              <w:jc w:val="center"/>
+            </w:pPr>
+            <w:r/>
+            <w:r>
+              <w:rPr>
+                <w:rFonts w:ascii="Times New Roman" w:hAnsi="Times New Roman"/>
+                <w:b w:val="0"/>
+                <w:i w:val="0"/>
+                <w:color w:val="000000"/>
+                <w:sz w:val="20"/>
+                <w:rFonts w:ascii="Times New Roman" w:hAnsi="Times New Roman" w:cs="Times New Roman" w:eastAsia="Times New Roman"/>
+              </w:rPr>
+              <w:t>«зачтено»</w:t>
+            </w:r>
+          </w:p>
+        </w:tc>
+        <w:tc>
+          <w:tcPr>
+            <w:tcW w:type="dxa" w:w="4844"/>
+            <w:vAlign w:val="center"/>
+            <w:tcMar>
+              <w:top w:w="100" w:type="dxa"/>
+              <w:bottom w:w="100" w:type="dxa"/>
+              <w:left w:w="120" w:type="dxa"/>
+              <w:right w:w="120" w:type="dxa"/>
+            </w:tcMar>
+          </w:tcPr>
+          <w:p>
+            <w:pPr>
+              <w:spacing w:before="0" w:after="0" w:line="240" w:lineRule="auto"/>
+              <w:jc w:val="center"/>
+            </w:pPr>
+            <w:r/>
+            <w:r>
+              <w:rPr>
+                <w:rFonts w:ascii="Times New Roman" w:hAnsi="Times New Roman"/>
+                <w:b w:val="0"/>
+                <w:i w:val="0"/>
+                <w:color w:val="000000"/>
+                <w:sz w:val="20"/>
+                <w:rFonts w:ascii="Times New Roman" w:hAnsi="Times New Roman" w:cs="Times New Roman" w:eastAsia="Times New Roman"/>
+              </w:rPr>
+              <w:t>50-100</w:t>
+            </w:r>
+          </w:p>
+        </w:tc>
+      </w:tr>
+      <w:tr>
+        <w:trPr>
+          <w:cantSplit/>
+        </w:trPr>
+        <w:tc>
+          <w:tcPr>
+            <w:tcW w:type="dxa" w:w="4844"/>
+            <w:vAlign w:val="center"/>
+            <w:tcMar>
+              <w:top w:w="100" w:type="dxa"/>
+              <w:bottom w:w="100" w:type="dxa"/>
+              <w:left w:w="120" w:type="dxa"/>
+              <w:right w:w="120" w:type="dxa"/>
+            </w:tcMar>
+          </w:tcPr>
+          <w:p>
+            <w:pPr>
+              <w:spacing w:before="0" w:after="0" w:line="240" w:lineRule="auto"/>
+              <w:jc w:val="center"/>
+            </w:pPr>
+            <w:r/>
+            <w:r>
+              <w:rPr>
+                <w:rFonts w:ascii="Times New Roman" w:hAnsi="Times New Roman"/>
+                <w:b w:val="0"/>
+                <w:i w:val="0"/>
+                <w:color w:val="000000"/>
+                <w:sz w:val="20"/>
+                <w:rFonts w:ascii="Times New Roman" w:hAnsi="Times New Roman" w:cs="Times New Roman" w:eastAsia="Times New Roman"/>
+              </w:rPr>
+              <w:t>«не зачтено»</w:t>
+            </w:r>
+          </w:p>
+        </w:tc>
+        <w:tc>
+          <w:tcPr>
+            <w:tcW w:type="dxa" w:w="4844"/>
+            <w:vAlign w:val="center"/>
+            <w:tcMar>
+              <w:top w:w="100" w:type="dxa"/>
+              <w:bottom w:w="100" w:type="dxa"/>
+              <w:left w:w="120" w:type="dxa"/>
+              <w:right w:w="120" w:type="dxa"/>
+            </w:tcMar>
+          </w:tcPr>
+          <w:p>
+            <w:pPr>
+              <w:spacing w:before="0" w:after="0" w:line="240" w:lineRule="auto"/>
+              <w:jc w:val="center"/>
+            </w:pPr>
+            <w:r/>
+            <w:r>
+              <w:rPr>
+                <w:rFonts w:ascii="Times New Roman" w:hAnsi="Times New Roman"/>
+                <w:b w:val="0"/>
+                <w:i w:val="0"/>
+                <w:color w:val="000000"/>
+                <w:sz w:val="20"/>
+                <w:rFonts w:ascii="Times New Roman" w:hAnsi="Times New Roman" w:cs="Times New Roman" w:eastAsia="Times New Roman"/>
+              </w:rPr>
+              <w:t>0-49</w:t>
+            </w:r>
+          </w:p>
+        </w:tc>
+      </w:tr>
+    </w:tbl>
+    <w:p>
+      <w:pPr>
+        <w:spacing w:before="240" w:after="120" w:line="240" w:lineRule="auto"/>
+        <w:jc w:val="both"/>
+      </w:pPr>
+    </w:p>
+    <w:p>
+      <w:pPr>
+        <w:spacing w:before="0" w:after="120" w:line="240" w:lineRule="auto"/>
+        <w:jc w:val="both"/>
+      </w:pPr>
+      <w:r>
+        <w:rPr>
+          <w:rFonts w:ascii="Times New Roman" w:hAnsi="Times New Roman"/>
+          <w:b w:val="0"/>
+          <w:i w:val="0"/>
+          <w:color w:val="000000"/>
+          <w:sz w:val="28"/>
+          <w:rFonts w:ascii="Times New Roman" w:hAnsi="Times New Roman" w:cs="Times New Roman" w:eastAsia="Times New Roman"/>
+        </w:rPr>
+        <w:t>Если сумма набранных баллов менее 50 – обучающийся не допускается до промежуточной аттестации.</w:t>
+      </w:r>
+    </w:p>
+    <w:p>
+      <w:pPr>
+        <w:spacing w:before="0" w:after="120" w:line="240" w:lineRule="auto"/>
+        <w:jc w:val="both"/>
+      </w:pPr>
+      <w:r>
+        <w:rPr>
+          <w:rFonts w:ascii="Times New Roman" w:hAnsi="Times New Roman"/>
+          <w:b w:val="0"/>
+          <w:i w:val="0"/>
+          <w:color w:val="000000"/>
+          <w:sz w:val="28"/>
+          <w:rFonts w:ascii="Times New Roman" w:hAnsi="Times New Roman" w:cs="Times New Roman" w:eastAsia="Times New Roman"/>
+        </w:rPr>
+        <w:t>Если сумма баллов составляет от 50 до 100 баллов, обучающийся допускается до промежуточной аттестации.</w:t>
+      </w:r>
+    </w:p>
+    <w:p>
+      <w:pPr>
+        <w:spacing w:before="0" w:after="120" w:line="240" w:lineRule="auto"/>
+        <w:jc w:val="both"/>
+      </w:pPr>
+      <w:r>
+        <w:rPr>
+          <w:rFonts w:ascii="Times New Roman" w:hAnsi="Times New Roman"/>
+          <w:b w:val="0"/>
+          <w:i w:val="0"/>
+          <w:color w:val="000000"/>
+          <w:sz w:val="28"/>
+          <w:rFonts w:ascii="Times New Roman" w:hAnsi="Times New Roman" w:cs="Times New Roman" w:eastAsia="Times New Roman"/>
+        </w:rPr>
+        <w:t>Билет к зачету включает 1 теоретический и 2 практических задания. Промежуточная аттестация проводится в письменной форме. Время на подготовку: 60-90 минут. При оценивании результатов обучения по дисциплине в ходе промежуточной аттестации используются следующие критерии и шкала оценки:</w:t>
+      </w:r>
+    </w:p>
+    <w:tbl>
+      <w:tblPr>
+        <w:tblStyle w:val="TableGrid"/>
+        <w:tblW w:type="auto" w:w="0"/>
+        <w:jc w:val="center"/>
+        <w:tblLook w:firstColumn="1" w:firstRow="1" w:lastColumn="0" w:lastRow="0" w:noHBand="0" w:noVBand="1" w:val="04A0"/>
+      </w:tblPr>
+      <w:tblGrid>
+        <w:gridCol w:w="4844"/>
+        <w:gridCol w:w="4844"/>
+      </w:tblGrid>
+      <w:tr>
+        <w:tc>
+          <w:tcPr>
+            <w:tcW w:type="dxa" w:w="2268"/>
+            <w:vAlign w:val="center"/>
+            <w:tcMar>
+              <w:top w:w="100" w:type="dxa"/>
+              <w:bottom w:w="100" w:type="dxa"/>
+              <w:left w:w="120" w:type="dxa"/>
+              <w:right w:w="120" w:type="dxa"/>
+            </w:tcMar>
+            <w:shd w:val="clear" w:color="auto" w:fill="F2F2F2"/>
+          </w:tcPr>
+          <w:p>
+            <w:pPr>
+              <w:spacing w:before="0" w:after="0" w:line="240" w:lineRule="auto"/>
+              <w:jc w:val="center"/>
+            </w:pPr>
+            <w:r/>
+            <w:r>
+              <w:rPr>
+                <w:rFonts w:ascii="Times New Roman" w:hAnsi="Times New Roman"/>
+                <w:b/>
+                <w:i w:val="0"/>
+                <w:color w:val="000000"/>
+                <w:sz w:val="20"/>
+                <w:rFonts w:ascii="Times New Roman" w:hAnsi="Times New Roman" w:cs="Times New Roman" w:eastAsia="Times New Roman"/>
+              </w:rPr>
+              <w:t>Оценка</w:t>
+            </w:r>
+          </w:p>
+        </w:tc>
+        <w:tc>
+          <w:tcPr>
+            <w:tcW w:type="dxa" w:w="6803"/>
+            <w:vAlign w:val="center"/>
+            <w:tcMar>
+              <w:top w:w="100" w:type="dxa"/>
+              <w:bottom w:w="100" w:type="dxa"/>
+              <w:left w:w="120" w:type="dxa"/>
+              <w:right w:w="120" w:type="dxa"/>
+            </w:tcMar>
+            <w:shd w:val="clear" w:color="auto" w:fill="F2F2F2"/>
+          </w:tcPr>
+          <w:p>
+            <w:pPr>
+              <w:spacing w:before="0" w:after="0" w:line="240" w:lineRule="auto"/>
+              <w:jc w:val="center"/>
+            </w:pPr>
+            <w:r/>
+            <w:r>
+              <w:rPr>
+                <w:rFonts w:ascii="Times New Roman" w:hAnsi="Times New Roman"/>
+                <w:b/>
+                <w:i w:val="0"/>
+                <w:color w:val="000000"/>
+                <w:sz w:val="20"/>
+                <w:rFonts w:ascii="Times New Roman" w:hAnsi="Times New Roman" w:cs="Times New Roman" w:eastAsia="Times New Roman"/>
+              </w:rPr>
+              <w:t>Критерии оценки</w:t>
+            </w:r>
+          </w:p>
+        </w:tc>
+      </w:tr>
+      <w:tr>
+        <w:trPr>
+          <w:cantSplit/>
+        </w:trPr>
+        <w:tc>
+          <w:tcPr>
+            <w:tcW w:type="dxa" w:w="2268"/>
+            <w:vAlign w:val="center"/>
+            <w:tcMar>
+              <w:top w:w="100" w:type="dxa"/>
+              <w:bottom w:w="100" w:type="dxa"/>
+              <w:left w:w="120" w:type="dxa"/>
+              <w:right w:w="120" w:type="dxa"/>
+            </w:tcMar>
+          </w:tcPr>
+          <w:p>
+            <w:pPr>
+              <w:spacing w:before="0" w:after="0" w:line="240" w:lineRule="auto"/>
+              <w:jc w:val="center"/>
+            </w:pPr>
+            <w:r/>
+            <w:r>
+              <w:rPr>
+                <w:rFonts w:ascii="Times New Roman" w:hAnsi="Times New Roman"/>
+                <w:b w:val="0"/>
+                <w:i w:val="0"/>
+                <w:color w:val="000000"/>
+                <w:sz w:val="20"/>
+                <w:rFonts w:ascii="Times New Roman" w:hAnsi="Times New Roman" w:cs="Times New Roman" w:eastAsia="Times New Roman"/>
+              </w:rPr>
+              <w:t>«зачтено»</w:t>
+            </w:r>
+          </w:p>
+        </w:tc>
+        <w:tc>
+          <w:tcPr>
+            <w:tcW w:type="dxa" w:w="6803"/>
+            <w:vAlign w:val="center"/>
+            <w:tcMar>
+              <w:top w:w="100" w:type="dxa"/>
+              <w:bottom w:w="100" w:type="dxa"/>
+              <w:left w:w="120" w:type="dxa"/>
+              <w:right w:w="120" w:type="dxa"/>
+            </w:tcMar>
+          </w:tcPr>
+          <w:p>
+            <w:pPr>
+              <w:spacing w:before="0" w:after="0" w:line="240" w:lineRule="auto"/>
+              <w:jc w:val="both"/>
+            </w:pPr>
+            <w:r/>
+            <w:r>
+              <w:rPr>
+                <w:rFonts w:ascii="Times New Roman" w:hAnsi="Times New Roman"/>
+                <w:b w:val="0"/>
+                <w:i w:val="0"/>
+                <w:color w:val="000000"/>
+                <w:sz w:val="20"/>
+                <w:rFonts w:ascii="Times New Roman" w:hAnsi="Times New Roman" w:cs="Times New Roman" w:eastAsia="Times New Roman"/>
+              </w:rPr>
+              <w:t>Обучающийся продемонстрировал знание теоретического материала в объеме, достаточном для понимания сути предмета, умеет решать простейшие практические задачи и отвечать на основные вопросы. Допускаются несущественные неточности в изложении материала.</w:t>
+            </w:r>
+          </w:p>
+        </w:tc>
+      </w:tr>
+      <w:tr>
+        <w:trPr>
+          <w:cantSplit/>
+        </w:trPr>
+        <w:tc>
+          <w:tcPr>
+            <w:tcW w:type="dxa" w:w="2268"/>
+            <w:vAlign w:val="center"/>
+            <w:tcMar>
+              <w:top w:w="100" w:type="dxa"/>
+              <w:bottom w:w="100" w:type="dxa"/>
+              <w:left w:w="120" w:type="dxa"/>
+              <w:right w:w="120" w:type="dxa"/>
+            </w:tcMar>
+          </w:tcPr>
+          <w:p>
+            <w:pPr>
+              <w:spacing w:before="0" w:after="0" w:line="240" w:lineRule="auto"/>
+              <w:jc w:val="center"/>
+            </w:pPr>
+            <w:r/>
+            <w:r>
+              <w:rPr>
+                <w:rFonts w:ascii="Times New Roman" w:hAnsi="Times New Roman"/>
+                <w:b w:val="0"/>
+                <w:i w:val="0"/>
+                <w:color w:val="000000"/>
+                <w:sz w:val="20"/>
+                <w:rFonts w:ascii="Times New Roman" w:hAnsi="Times New Roman" w:cs="Times New Roman" w:eastAsia="Times New Roman"/>
+              </w:rPr>
+              <w:t>«не зачтено»</w:t>
+            </w:r>
+          </w:p>
+        </w:tc>
+        <w:tc>
+          <w:tcPr>
+            <w:tcW w:type="dxa" w:w="6803"/>
+            <w:vAlign w:val="center"/>
+            <w:tcMar>
+              <w:top w:w="100" w:type="dxa"/>
+              <w:bottom w:w="100" w:type="dxa"/>
+              <w:left w:w="120" w:type="dxa"/>
+              <w:right w:w="120" w:type="dxa"/>
+            </w:tcMar>
+          </w:tcPr>
+          <w:p>
+            <w:pPr>
+              <w:spacing w:before="0" w:after="0" w:line="240" w:lineRule="auto"/>
+              <w:jc w:val="both"/>
+            </w:pPr>
+            <w:r/>
+            <w:r>
+              <w:rPr>
+                <w:rFonts w:ascii="Times New Roman" w:hAnsi="Times New Roman"/>
+                <w:b w:val="0"/>
+                <w:i w:val="0"/>
+                <w:color w:val="000000"/>
+                <w:sz w:val="20"/>
+                <w:rFonts w:ascii="Times New Roman" w:hAnsi="Times New Roman" w:cs="Times New Roman" w:eastAsia="Times New Roman"/>
+              </w:rPr>
+              <w:t>Обучающийся демонстрирует отсутствие базовых знаний по ключевым разделам дисциплины, не может ответить на наводящие вопросы преподавателя и решить простейшие типовые задачи.</w:t>
             </w:r>
           </w:p>
         </w:tc>
